--- a/docs/Technical-Design-Document.docx
+++ b/docs/Technical-Design-Document.docx
@@ -4,7 +4,7 @@
   <w:body>
     <w:p>
       <w:pPr>
-        <w:spacing w:after="1200"/>
+        <w:spacing w:after="120"/>
       </w:pPr>
     </w:p>
     <w:p>
@@ -46,7 +46,7 @@
     </w:p>
     <w:p>
       <w:pPr>
-        <w:spacing w:after="800"/>
+        <w:spacing w:after="360"/>
       </w:pPr>
       <w:r>
         <w:rPr>
@@ -273,7 +273,7 @@
                 <w:i w:val="0"/>
                 <w:sz w:val="19"/>
               </w:rPr>
-              <w:t>1.0 — 2026-10-18</w:t>
+              <w:t>1.4 — 2026-10-18 (revision notes in §18, §20, §21; OAuth proxy plan in Appendix E)</w:t>
             </w:r>
           </w:p>
         </w:tc>
@@ -309,7 +309,7 @@
                 <w:i w:val="0"/>
                 <w:sz w:val="19"/>
               </w:rPr>
-              <w:t>Prototype — implemented and tested (84 automated tests passing)</w:t>
+              <w:t>Prototype — deployed to GitHub Pages by the owner; PR workflow verified end to end (101 automated tests passing)</w:t>
             </w:r>
           </w:p>
         </w:tc>
@@ -321,9 +321,9 @@
       </w:pPr>
     </w:p>
     <w:p>
-      <w:r>
-        <w:br w:type="page"/>
-      </w:r>
+      <w:pPr>
+        <w:spacing w:after="280"/>
+      </w:pPr>
     </w:p>
     <w:p>
       <w:pPr>
@@ -342,7 +342,7 @@
           <w:b w:val="0"/>
           <w:i w:val="0"/>
         </w:rPr>
-        <w:t>1.  Executive summary</w:t>
+        <w:t>1. Executive summary</w:t>
       </w:r>
     </w:p>
     <w:p>
@@ -354,7 +354,7 @@
           <w:b w:val="0"/>
           <w:i w:val="0"/>
         </w:rPr>
-        <w:t>2.  Goals, non-goals and constraints</w:t>
+        <w:t>2. Goals, non-goals and constraints</w:t>
       </w:r>
     </w:p>
     <w:p>
@@ -366,7 +366,7 @@
           <w:b w:val="0"/>
           <w:i w:val="0"/>
         </w:rPr>
-        <w:t>3.  Solution overview</w:t>
+        <w:t>3. Solution overview</w:t>
       </w:r>
     </w:p>
     <w:p>
@@ -378,7 +378,7 @@
           <w:b w:val="0"/>
           <w:i w:val="0"/>
         </w:rPr>
-        <w:t>4.  Architecture</w:t>
+        <w:t>4. Architecture</w:t>
       </w:r>
     </w:p>
     <w:p>
@@ -390,7 +390,7 @@
           <w:b w:val="0"/>
           <w:i w:val="0"/>
         </w:rPr>
-        <w:t>5.  Content model (Tina schema)</w:t>
+        <w:t>5. Content model (Tina schema)</w:t>
       </w:r>
     </w:p>
     <w:p>
@@ -402,7 +402,7 @@
           <w:b w:val="0"/>
           <w:i w:val="0"/>
         </w:rPr>
-        <w:t>6.  Editing modes</w:t>
+        <w:t>6. Editing modes</w:t>
       </w:r>
     </w:p>
     <w:p>
@@ -414,7 +414,7 @@
           <w:b w:val="0"/>
           <w:i w:val="0"/>
         </w:rPr>
-        <w:t>7.  Publishing flow (flow diagram)</w:t>
+        <w:t>7. Publishing flow (flow diagram)</w:t>
       </w:r>
     </w:p>
     <w:p>
@@ -426,7 +426,7 @@
           <w:b w:val="0"/>
           <w:i w:val="0"/>
         </w:rPr>
-        <w:t>8.  Authentication and authorization</w:t>
+        <w:t>8. Authentication and authorization</w:t>
       </w:r>
     </w:p>
     <w:p>
@@ -438,7 +438,7 @@
           <w:b w:val="0"/>
           <w:i w:val="0"/>
         </w:rPr>
-        <w:t>9.  Input validation and content safety</w:t>
+        <w:t>9. Input validation and content safety</w:t>
       </w:r>
     </w:p>
     <w:p>
@@ -450,7 +450,7 @@
           <w:b w:val="0"/>
           <w:i w:val="0"/>
         </w:rPr>
-        <w:t>10.  Pull Request and branch strategy</w:t>
+        <w:t>10. Pull Request and branch strategy</w:t>
       </w:r>
     </w:p>
     <w:p>
@@ -462,7 +462,7 @@
           <w:b w:val="0"/>
           <w:i w:val="0"/>
         </w:rPr>
-        <w:t>11.  Build, test and deployment pipeline</w:t>
+        <w:t>11. Build, test and deployment pipeline</w:t>
       </w:r>
     </w:p>
     <w:p>
@@ -474,7 +474,7 @@
           <w:b w:val="0"/>
           <w:i w:val="0"/>
         </w:rPr>
-        <w:t>12.  Design decisions (with alternatives considered)</w:t>
+        <w:t>12. Design decisions (with alternatives considered)</w:t>
       </w:r>
     </w:p>
     <w:p>
@@ -486,7 +486,7 @@
           <w:b w:val="0"/>
           <w:i w:val="0"/>
         </w:rPr>
-        <w:t>13.  Security considerations</w:t>
+        <w:t>13. Security considerations</w:t>
       </w:r>
     </w:p>
     <w:p>
@@ -498,7 +498,7 @@
           <w:b w:val="0"/>
           <w:i w:val="0"/>
         </w:rPr>
-        <w:t>14.  Testing strategy</w:t>
+        <w:t>14. Testing strategy</w:t>
       </w:r>
     </w:p>
     <w:p>
@@ -510,7 +510,7 @@
           <w:b w:val="0"/>
           <w:i w:val="0"/>
         </w:rPr>
-        <w:t>15.  Operational runbook</w:t>
+        <w:t>15. Operational runbook</w:t>
       </w:r>
     </w:p>
     <w:p>
@@ -522,7 +522,7 @@
           <w:b w:val="0"/>
           <w:i w:val="0"/>
         </w:rPr>
-        <w:t>16.  Open questions and future work</w:t>
+        <w:t>16. Open questions and future work</w:t>
       </w:r>
     </w:p>
     <w:p>
@@ -534,13 +534,74 @@
           <w:b w:val="0"/>
           <w:i w:val="0"/>
         </w:rPr>
-        <w:t>17.  Appendix</w:t>
+        <w:t>17. Appendix</w:t>
       </w:r>
     </w:p>
     <w:p>
-      <w:r>
-        <w:br w:type="page"/>
-      </w:r>
+      <w:pPr>
+        <w:spacing w:after="20"/>
+      </w:pPr>
+      <w:r>
+        <w:rPr>
+          <w:b w:val="0"/>
+          <w:i w:val="0"/>
+        </w:rPr>
+        <w:t>18. Revision 1.1 — local-testing feedback and resolutions</w:t>
+      </w:r>
+    </w:p>
+    <w:p>
+      <w:pPr>
+        <w:spacing w:after="20"/>
+      </w:pPr>
+      <w:r>
+        <w:rPr>
+          <w:b w:val="0"/>
+          <w:i w:val="0"/>
+        </w:rPr>
+        <w:t>19. npm install notices — review and advice</w:t>
+      </w:r>
+    </w:p>
+    <w:p>
+      <w:pPr>
+        <w:spacing w:after="20"/>
+      </w:pPr>
+      <w:r>
+        <w:rPr>
+          <w:b w:val="0"/>
+          <w:i w:val="0"/>
+        </w:rPr>
+        <w:t>20. Revision 1.2 — production feedback: workflow runtimes, collapsible layout, passcode sign-in</w:t>
+      </w:r>
+    </w:p>
+    <w:p>
+      <w:pPr>
+        <w:spacing w:after="20"/>
+      </w:pPr>
+      <w:r>
+        <w:rPr>
+          <w:b w:val="0"/>
+          <w:i w:val="0"/>
+        </w:rPr>
+        <w:t>21. Revision 1.3 — remaining workflow warnings, shared devices, batching edits, document review</w:t>
+      </w:r>
+    </w:p>
+    <w:p>
+      <w:pPr>
+        <w:spacing w:after="20"/>
+      </w:pPr>
+      <w:r>
+        <w:rPr>
+          <w:b w:val="0"/>
+          <w:i/>
+          <w:color w:val="6E6052"/>
+        </w:rPr>
+        <w:t>Appendix E (within §17): plan for a Cloudflare Worker OAuth proxy — “Sign in with GitHub” (proposal, not implemented).</w:t>
+      </w:r>
+    </w:p>
+    <w:p>
+      <w:pPr>
+        <w:spacing w:after="200"/>
+      </w:pPr>
     </w:p>
     <w:p>
       <w:pPr>
@@ -1646,7 +1707,7 @@
                 <w:i w:val="0"/>
                 <w:sz w:val="19"/>
               </w:rPr>
-              <w:t xml:space="preserve">84 Vitest tests (unit, backend, component, end-to-end editor flows) + </w:t>
+              <w:t xml:space="preserve">101 Vitest tests (unit, backend, component, end-to-end editor flows) + </w:t>
             </w:r>
             <w:r>
               <w:rPr>
@@ -2004,7 +2065,7 @@
                 <w:i w:val="0"/>
                 <w:sz w:val="19"/>
               </w:rPr>
-              <w:t>The only thing staff change. Committed to git; reviewed in PRs.</w:t>
+              <w:t>The only files staff change; committed to git and reviewed in Pull Requests.</w:t>
             </w:r>
           </w:p>
         </w:tc>
@@ -3149,7 +3210,25 @@
                 <w:i w:val="0"/>
                 <w:sz w:val="19"/>
               </w:rPr>
-              <w:t>Dates 2000–2100; 1–12 sections; 1–20 paragraphs of ≤2000 chars; drafts hidden on the site</w:t>
+              <w:t xml:space="preserve">Dates 2000–2100; 1–12 sections; 1–20 paragraphs of ≤2000 chars; </w:t>
+            </w:r>
+            <w:r>
+              <w:rPr>
+                <w:rFonts w:ascii="Consolas" w:hAnsi="Consolas" w:eastAsia="Consolas"/>
+                <w:b w:val="0"/>
+                <w:i w:val="0"/>
+                <w:color w:val="8A4224"/>
+                <w:sz w:val="17"/>
+              </w:rPr>
+              <w:t>draft</w:t>
+            </w:r>
+            <w:r>
+              <w:rPr>
+                <w:b w:val="0"/>
+                <w:i w:val="0"/>
+                <w:sz w:val="19"/>
+              </w:rPr>
+              <w:t xml:space="preserve"> defaults to false (visible); drafts hidden on the site</w:t>
             </w:r>
           </w:p>
         </w:tc>
@@ -3292,7 +3371,7 @@
           <w:i/>
           <w:color w:val="6E6052"/>
         </w:rPr>
-        <w:t xml:space="preserve"> flag was added. The post </w:t>
+        <w:t xml:space="preserve"> flag was added (default false – see D13). The post </w:t>
       </w:r>
       <w:r>
         <w:rPr>
@@ -3532,7 +3611,7 @@
       <w:r>
         <w:drawing>
           <wp:inline xmlns:a="http://schemas.openxmlformats.org/drawingml/2006/main" xmlns:pic="http://schemas.openxmlformats.org/drawingml/2006/picture">
-            <wp:extent cx="5400000" cy="3600000"/>
+            <wp:extent cx="4500000" cy="3000000"/>
             <wp:docPr id="2" name="Picture 2"/>
             <wp:cNvGraphicFramePr>
               <a:graphicFrameLocks noChangeAspect="1"/>
@@ -3553,7 +3632,7 @@
                   <pic:spPr>
                     <a:xfrm>
                       <a:off x="0" y="0"/>
-                      <a:ext cx="5400000" cy="3600000"/>
+                      <a:ext cx="4500000" cy="3000000"/>
                     </a:xfrm>
                     <a:prstGeom prst="rect"/>
                   </pic:spPr>
@@ -3586,7 +3665,7 @@
       <w:r>
         <w:drawing>
           <wp:inline xmlns:a="http://schemas.openxmlformats.org/drawingml/2006/main" xmlns:pic="http://schemas.openxmlformats.org/drawingml/2006/picture">
-            <wp:extent cx="5400000" cy="3600000"/>
+            <wp:extent cx="4500000" cy="3000000"/>
             <wp:docPr id="3" name="Picture 3"/>
             <wp:cNvGraphicFramePr>
               <a:graphicFrameLocks noChangeAspect="1"/>
@@ -3607,7 +3686,7 @@
                   <pic:spPr>
                     <a:xfrm>
                       <a:off x="0" y="0"/>
-                      <a:ext cx="5400000" cy="3600000"/>
+                      <a:ext cx="4500000" cy="3000000"/>
                     </a:xfrm>
                     <a:prstGeom prst="rect"/>
                   </pic:spPr>
@@ -3798,11 +3877,6 @@
       </w:r>
     </w:p>
     <w:p>
-      <w:r>
-        <w:br w:type="page"/>
-      </w:r>
-    </w:p>
-    <w:p>
       <w:pPr>
         <w:pStyle w:val="Heading2"/>
       </w:pPr>
@@ -3956,7 +4030,7 @@
           <w:b w:val="0"/>
           <w:i w:val="0"/>
         </w:rPr>
-        <w:t xml:space="preserve"> over HTTPS and stored in </w:t>
+        <w:t xml:space="preserve"> over HTTPS. For the current tab it lives in </w:t>
       </w:r>
       <w:r>
         <w:rPr>
@@ -3973,24 +4047,7 @@
           <w:b w:val="0"/>
           <w:i w:val="0"/>
         </w:rPr>
-        <w:t xml:space="preserve"> (cleared when the tab closes; never in </w:t>
-      </w:r>
-      <w:r>
-        <w:rPr>
-          <w:rFonts w:ascii="Consolas" w:hAnsi="Consolas" w:eastAsia="Consolas"/>
-          <w:b w:val="0"/>
-          <w:i w:val="0"/>
-          <w:color w:val="8A4224"/>
-          <w:sz w:val="19"/>
-        </w:rPr>
-        <w:t>localStorage</w:t>
-      </w:r>
-      <w:r>
-        <w:rPr>
-          <w:b w:val="0"/>
-          <w:i w:val="0"/>
-        </w:rPr>
-        <w:t>, cookies or the URL). "Sign out" removes it immediately.</w:t>
+        <w:t xml:space="preserve"> (cleared when the tab closes; never in cookies or the URL); "Sign out" removes it immediately and an inactivity timer locks the session. Optionally — and by default — the token is also remembered on the device encrypted with a user-chosen passcode (D17); only ciphertext is stored.</w:t>
       </w:r>
     </w:p>
     <w:p>
@@ -5976,7 +6033,7 @@
                 <w:i w:val="0"/>
                 <w:sz w:val="19"/>
               </w:rPr>
-              <w:t>npm ci → tsc --noEmit → validate:content → vitest → vite build (BASE_PATH) → tinacms audit</w:t>
+              <w:t>Node 24: npm ci → tsc --noEmit → validate:content → vitest → vite build (BASE_PATH) → tinacms audit</w:t>
             </w:r>
           </w:p>
         </w:tc>
@@ -6028,7 +6085,56 @@
                 <w:i w:val="0"/>
                 <w:sz w:val="19"/>
               </w:rPr>
-              <w:t>npm ci → lint → tests → vite build with BASE_PATH=/&lt;repo&gt;/ and VITE_GITHUB_* → configure-pages → upload-pages-artifact → deploy-pages</w:t>
+              <w:t>Node 24: npm ci → lint → tests → vite build with BASE_PATH=/&lt;repo&gt;/ and VITE_GITHUB_* → tar + upload-artifact (artifact "github-pages") → deploy-pages</w:t>
+            </w:r>
+          </w:p>
+        </w:tc>
+      </w:tr>
+      <w:tr>
+        <w:tc>
+          <w:tcPr>
+            <w:tcW w:type="dxa" w:w="1361"/>
+          </w:tcPr>
+          <w:p>
+            <w:r/>
+            <w:r>
+              <w:rPr>
+                <w:rFonts w:ascii="Consolas" w:hAnsi="Consolas" w:eastAsia="Consolas"/>
+                <w:sz w:val="17"/>
+              </w:rPr>
+              <w:t>dependabot.yml</w:t>
+            </w:r>
+          </w:p>
+        </w:tc>
+        <w:tc>
+          <w:tcPr>
+            <w:tcW w:type="dxa" w:w="2835"/>
+          </w:tcPr>
+          <w:p>
+            <w:r/>
+            <w:r>
+              <w:rPr>
+                <w:b w:val="0"/>
+                <w:i w:val="0"/>
+                <w:sz w:val="19"/>
+              </w:rPr>
+              <w:t>weekly (actions) / monthly (npm, grouped)</w:t>
+            </w:r>
+          </w:p>
+        </w:tc>
+        <w:tc>
+          <w:tcPr>
+            <w:tcW w:type="dxa" w:w="5159"/>
+          </w:tcPr>
+          <w:p>
+            <w:r/>
+            <w:r>
+              <w:rPr>
+                <w:b w:val="0"/>
+                <w:i w:val="0"/>
+                <w:sz w:val="19"/>
+              </w:rPr>
+              <w:t>Opens PRs that bump action majors (e.g. Node 24 runtimes) and grouped npm updates (tina, tooling)</w:t>
             </w:r>
           </w:p>
         </w:tc>
@@ -6294,7 +6400,7 @@
         <w:pStyle w:val="Heading3"/>
       </w:pPr>
       <w:r>
-        <w:t>D4 — One shared schema module without runtime `tinacms` imports</w:t>
+        <w:t>D4 — One shared schema module without runtime tinacms imports</w:t>
       </w:r>
     </w:p>
     <w:p>
@@ -6469,7 +6575,7 @@
         <w:pStyle w:val="Heading3"/>
       </w:pPr>
       <w:r>
-        <w:t>D8 — Read from `main` at sign-in and detect conflicts by blob SHA</w:t>
+        <w:t>D8 — Read from main at sign-in and detect conflicts by blob SHA</w:t>
       </w:r>
     </w:p>
     <w:p>
@@ -6489,7 +6595,7 @@
         <w:pStyle w:val="Heading3"/>
       </w:pPr>
       <w:r>
-        <w:t>D9 — Hash route `#/edit` and an invisible, focusable footer link</w:t>
+        <w:t>D9 — Hash route #/edit and an invisible, focusable footer link</w:t>
       </w:r>
     </w:p>
     <w:p>
@@ -6566,7 +6672,7 @@
         <w:pStyle w:val="Heading3"/>
       </w:pPr>
       <w:r>
-        <w:t>D12 — Generated Tina artefacts are git-ignored; `tina-lock.json` is committed</w:t>
+        <w:t>D12 — Generated Tina artefacts are git-ignored; tina-lock.json is committed</w:t>
       </w:r>
     </w:p>
     <w:p>
@@ -6623,6 +6729,157 @@
           <w:i w:val="0"/>
         </w:rPr>
         <w:t>; the lock file pins the compiled schema as Tina recommends.</w:t>
+      </w:r>
+    </w:p>
+    <w:p>
+      <w:pPr>
+        <w:pStyle w:val="Heading3"/>
+      </w:pPr>
+      <w:r>
+        <w:t>D13 — New blog posts are visible by default (draft: false); Draft is an explicit opt-in (changed in v1.1)</w:t>
+      </w:r>
+    </w:p>
+    <w:p>
+      <w:pPr>
+        <w:spacing w:after="120"/>
+      </w:pPr>
+      <w:r>
+        <w:rPr>
+          <w:b w:val="0"/>
+          <w:i w:val="0"/>
+        </w:rPr>
+        <w:t>v1.0 created new posts as drafts "to be safe", which local testing showed is surprising: the post saved correctly but never appeared. In production the Pull Request review is already the publishing gate, so hiding new posts by default added a second, invisible gate. Now a new post is visible once saved/approved; ticking Draft shows a prominent warning in the form, a "Draft · hidden from website" badge in the list, a one-click "Publish this post" button and an explicit flag in the review dialog.</w:t>
+      </w:r>
+    </w:p>
+    <w:p>
+      <w:pPr>
+        <w:pStyle w:val="Heading3"/>
+      </w:pPr>
+      <w:r>
+        <w:t>D14 — Button styling is variant-based; no utility-class overrides (changed in v1.1)</w:t>
+      </w:r>
+    </w:p>
+    <w:p>
+      <w:pPr>
+        <w:spacing w:after="120"/>
+      </w:pPr>
+      <w:r>
+        <w:rPr>
+          <w:b w:val="0"/>
+          <w:i w:val="0"/>
+        </w:rPr>
+        <w:t>The v1.0 action bar passed extra Tailwind classes to override a button variant. Tailwind resolves conflicting utilities by stylesheet order, not by className order, so the hover state could combine a cream background with white text. Each variant now sets background, text and border for rest, hover and disabled states explicitly (</w:t>
+      </w:r>
+      <w:r>
+        <w:rPr>
+          <w:rFonts w:ascii="Consolas" w:hAnsi="Consolas" w:eastAsia="Consolas"/>
+          <w:b w:val="0"/>
+          <w:i w:val="0"/>
+          <w:color w:val="8A4224"/>
+          <w:sz w:val="19"/>
+        </w:rPr>
+        <w:t>accent</w:t>
+      </w:r>
+      <w:r>
+        <w:rPr>
+          <w:b w:val="0"/>
+          <w:i w:val="0"/>
+        </w:rPr>
+        <w:t xml:space="preserve"> and </w:t>
+      </w:r>
+      <w:r>
+        <w:rPr>
+          <w:rFonts w:ascii="Consolas" w:hAnsi="Consolas" w:eastAsia="Consolas"/>
+          <w:b w:val="0"/>
+          <w:i w:val="0"/>
+          <w:color w:val="8A4224"/>
+          <w:sz w:val="19"/>
+        </w:rPr>
+        <w:t>darkGhost</w:t>
+      </w:r>
+      <w:r>
+        <w:rPr>
+          <w:b w:val="0"/>
+          <w:i w:val="0"/>
+        </w:rPr>
+        <w:t xml:space="preserve"> for the dark bar), guaranteeing readable contrast.</w:t>
+      </w:r>
+    </w:p>
+    <w:p>
+      <w:pPr>
+        <w:pStyle w:val="Heading3"/>
+      </w:pPr>
+      <w:r>
+        <w:t>D15 — Redundant hours badge removed from the header (changed in v1.1)</w:t>
+      </w:r>
+    </w:p>
+    <w:p>
+      <w:pPr>
+        <w:spacing w:after="120"/>
+      </w:pPr>
+      <w:r>
+        <w:rPr>
+          <w:b w:val="0"/>
+          <w:i w:val="0"/>
+        </w:rPr>
+        <w:t>The "Wed–Sun • 4:30 PM" badge (and the hard-coded hours line in the mobile drawer) duplicated information that the editable announcement banner and the Store Hours section already carry, and would silently contradict them after a CMS edit. Only CMS-driven text remains in the header.</w:t>
+      </w:r>
+    </w:p>
+    <w:p>
+      <w:pPr>
+        <w:pStyle w:val="Heading3"/>
+      </w:pPr>
+      <w:r>
+        <w:t>D16 — Collapsible, summarised edit screens driven by a layout map (v1.2)</w:t>
+      </w:r>
+    </w:p>
+    <w:p>
+      <w:pPr>
+        <w:spacing w:after="120"/>
+      </w:pPr>
+      <w:r>
+        <w:rPr>
+          <w:b w:val="0"/>
+          <w:i w:val="0"/>
+        </w:rPr>
+        <w:t xml:space="preserve">Staff asked for less scrolling and clearer context. </w:t>
+      </w:r>
+      <w:r>
+        <w:rPr>
+          <w:rFonts w:ascii="Consolas" w:hAnsi="Consolas" w:eastAsia="Consolas"/>
+          <w:b w:val="0"/>
+          <w:i w:val="0"/>
+          <w:color w:val="8A4224"/>
+          <w:sz w:val="19"/>
+        </w:rPr>
+        <w:t>src/cms/layout.ts</w:t>
+      </w:r>
+      <w:r>
+        <w:rPr>
+          <w:b w:val="0"/>
+          <w:i w:val="0"/>
+        </w:rPr>
+        <w:t xml:space="preserve"> groups each collection's top-level fields into panels with a one-line summary while collapsed (menu: "Section heading &amp; intro" folded, categories open; posts: "Title &amp; summary" open, "Author, date &amp; illustration" and "Key takeaways" folded, "Essay sections" open). List items (categories, dishes, sections, days) start collapsed with a preview line and Expand/Collapse-all controls. Rule: a panel or item with a validation error cannot be collapsed and stays open after the fix, so nothing that needs attention is ever hidden and the field being typed in never disappears. The schema stays the single source of truth — fields missing from the layout map render in an always-open "Other details" panel.</w:t>
+      </w:r>
+    </w:p>
+    <w:p>
+      <w:pPr>
+        <w:pStyle w:val="Heading3"/>
+      </w:pPr>
+      <w:r>
+        <w:t>D17 — "Remember me on this device with a passcode" instead of pasting the token each visit (v1.2)</w:t>
+      </w:r>
+    </w:p>
+    <w:p>
+      <w:pPr>
+        <w:spacing w:after="120"/>
+      </w:pPr>
+      <w:r>
+        <w:rPr>
+          <w:b w:val="0"/>
+          <w:i w:val="0"/>
+        </w:rPr>
+        <w:t>Requested by the owner. Implementation: the verified token is encrypted in the browser with a key derived from a user-chosen passcode (PBKDF2-SHA-256, 600 000 iterations, random 16-byte salt → AES-256-GCM, random 12-byte IV) and only the ciphertext is kept in localStorage; the passcode is never stored. Each GitHub login has its own entry and passcode, so a shared laptop remembers everyone who uses it (v1.3, see §21.2). Five wrong passcodes wipe that person's entry; "Forget @name" / "Forget everyone" wipe on demand; a token is only remembered after the collaborator check succeeds; the tab session still uses sessionStorage and locks after 30 minutes of inactivity. Threat model: protects against casual use of a shared shop computer, not against someone who copies localStorage and brute-forces a short passcode offline — mitigated by the 600k-iteration KDF, the minimum length/blocklist, the single-repository fine-grained token and its expiry. Push-back considered: Tina's generally accepted production setups are TinaCloud (its own email/password login with a GitHub App doing the commits) or a self-hosted backend with an auth provider (e.g. Auth.js + GitHub OAuth). Both keep credentials on a server and give a "normal" login that browsers remember — but both require a hosted component, which this prototype deliberately avoids. The passcode vault is the best zero-infrastructure equivalent; the recommended end state remains a small OAuth proxy (Q1), at which point the vault can be deleted without touching the rest of the editor.</w:t>
       </w:r>
     </w:p>
     <w:p>
@@ -6781,7 +7038,7 @@
                 <w:i w:val="0"/>
                 <w:sz w:val="19"/>
               </w:rPr>
-              <w:t>sessionStorage only; sent solely to api.github.com over TLS; sign-out clears; fine-grained scope limited to one repo; expiry recommended ≤90 days.</w:t>
+              <w:t>Tab session in sessionStorage; sent solely to api.github.com over TLS; sign-out and the inactivity lock clear it; the on-device copy is AES-GCM ciphertext under a passcode-derived key (D17); fine-grained scope limited to one repo; expiry recommended ≤90 days.</w:t>
             </w:r>
           </w:p>
         </w:tc>
@@ -7075,7 +7332,7 @@
           <w:b w:val="0"/>
           <w:i w:val="0"/>
         </w:rPr>
-        <w:t>Vitest 5 with jsdom and Testing Library. 84 tests across 10 files, all passing (</w:t>
+        <w:t>Vitest 5 with jsdom and Testing Library. 101 tests across 11 files, all passing (</w:t>
       </w:r>
       <w:r>
         <w:rPr>
@@ -7464,7 +7721,7 @@
                 <w:i w:val="0"/>
                 <w:sz w:val="19"/>
               </w:rPr>
-              <w:t>End-to-end UI: sign-in, denial, token restore/sign-out, script input blocked, announcement edit → PR, new blog post → PR, menu price → PR body line, local mode save, forced GitHub mode</w:t>
+              <w:t>End-to-end UI: sign-in, denial, token restore/sign-out, script input blocked, announcement edit → PR (incl. the batching tip), new blog post (visible by default) → PR, draft warning + one-click publish, newest-first post list, menu price → PR body line, local mode save, forced GitHub mode; passcode remember/unlock/forget; several people on one device; inactivity lock; collapsed groups and list items; error-forced open</w:t>
             </w:r>
           </w:p>
         </w:tc>
@@ -7499,7 +7756,7 @@
                 <w:i w:val="0"/>
                 <w:sz w:val="19"/>
               </w:rPr>
-              <w:t>Site renders banner/menu/posts/hours from content; drafts hidden; essay modal; hidden footer link; hash routing</w:t>
+              <w:t>Site renders banner/menu/posts/hours from content; drafts hidden; post ordering/ids verified without hard-coding any post (new posts never break the suite); essay modal; hidden footer link; hash routing</w:t>
             </w:r>
           </w:p>
         </w:tc>
@@ -7591,27 +7848,31 @@
     </w:p>
     <w:p>
       <w:pPr>
-        <w:pStyle w:val="ListNumber"/>
         <w:spacing w:after="40"/>
-      </w:pPr>
-      <w:r>
-        <w:rPr>
-          <w:b w:val="0"/>
-          <w:i w:val="0"/>
-        </w:rPr>
+        <w:ind w:left="510" w:hanging="340"/>
+      </w:pPr>
+      <w:r>
+        <w:rPr>
+          <w:b w:val="0"/>
+          <w:i w:val="0"/>
+        </w:rPr>
+        <w:t>1.</w:t>
+        <w:tab/>
         <w:t>Settings → Pages → Build and deployment → Source: GitHub Actions.</w:t>
       </w:r>
     </w:p>
     <w:p>
       <w:pPr>
-        <w:pStyle w:val="ListNumber"/>
         <w:spacing w:after="40"/>
-      </w:pPr>
-      <w:r>
-        <w:rPr>
-          <w:b w:val="0"/>
-          <w:i w:val="0"/>
-        </w:rPr>
+        <w:ind w:left="510" w:hanging="340"/>
+      </w:pPr>
+      <w:r>
+        <w:rPr>
+          <w:b w:val="0"/>
+          <w:i w:val="0"/>
+        </w:rPr>
+        <w:t>2.</w:t>
+        <w:tab/>
         <w:t xml:space="preserve">Settings → Branches → Add rule for </w:t>
       </w:r>
       <w:r>
@@ -7651,40 +7912,46 @@
     </w:p>
     <w:p>
       <w:pPr>
-        <w:pStyle w:val="ListNumber"/>
         <w:spacing w:after="40"/>
-      </w:pPr>
-      <w:r>
-        <w:rPr>
-          <w:b w:val="0"/>
-          <w:i w:val="0"/>
-        </w:rPr>
+        <w:ind w:left="510" w:hanging="340"/>
+      </w:pPr>
+      <w:r>
+        <w:rPr>
+          <w:b w:val="0"/>
+          <w:i w:val="0"/>
+        </w:rPr>
+        <w:t>3.</w:t>
+        <w:tab/>
         <w:t>Settings → Collaborators → add each staff member with the Write role.</w:t>
       </w:r>
     </w:p>
     <w:p>
       <w:pPr>
-        <w:pStyle w:val="ListNumber"/>
         <w:spacing w:after="40"/>
-      </w:pPr>
-      <w:r>
-        <w:rPr>
-          <w:b w:val="0"/>
-          <w:i w:val="0"/>
-        </w:rPr>
+        <w:ind w:left="510" w:hanging="340"/>
+      </w:pPr>
+      <w:r>
+        <w:rPr>
+          <w:b w:val="0"/>
+          <w:i w:val="0"/>
+        </w:rPr>
+        <w:t>4.</w:t>
+        <w:tab/>
         <w:t>Each staff member creates a fine-grained token (repo-only; Contents RW, Pull requests RW; expiry ≤ 90 days).</w:t>
       </w:r>
     </w:p>
     <w:p>
       <w:pPr>
-        <w:pStyle w:val="ListNumber"/>
         <w:spacing w:after="40"/>
-      </w:pPr>
-      <w:r>
-        <w:rPr>
-          <w:b w:val="0"/>
-          <w:i w:val="0"/>
-        </w:rPr>
+        <w:ind w:left="510" w:hanging="340"/>
+      </w:pPr>
+      <w:r>
+        <w:rPr>
+          <w:b w:val="0"/>
+          <w:i w:val="0"/>
+        </w:rPr>
+        <w:t>5.</w:t>
+        <w:tab/>
         <w:t xml:space="preserve">Optionally copy </w:t>
       </w:r>
       <w:r>
@@ -8165,6 +8432,210 @@
           </w:p>
         </w:tc>
       </w:tr>
+      <w:tr>
+        <w:tc>
+          <w:tcPr>
+            <w:tcW w:type="dxa" w:w="3118"/>
+            <w:shd w:val="clear" w:color="auto" w:fill="FAF7F2"/>
+          </w:tcPr>
+          <w:p>
+            <w:r/>
+            <w:r>
+              <w:rPr>
+                <w:b w:val="0"/>
+                <w:i w:val="0"/>
+                <w:sz w:val="19"/>
+              </w:rPr>
+              <w:t>A post saved but does not appear on the site</w:t>
+            </w:r>
+          </w:p>
+        </w:tc>
+        <w:tc>
+          <w:tcPr>
+            <w:tcW w:type="dxa" w:w="6236"/>
+            <w:shd w:val="clear" w:color="auto" w:fill="FAF7F2"/>
+          </w:tcPr>
+          <w:p>
+            <w:r/>
+            <w:r>
+              <w:rPr>
+                <w:b w:val="0"/>
+                <w:i w:val="0"/>
+                <w:sz w:val="19"/>
+              </w:rPr>
+              <w:t>Its Draft box is ticked. Open the post → "Publish this post" (or untick Draft) → save/submit again.</w:t>
+            </w:r>
+          </w:p>
+        </w:tc>
+      </w:tr>
+      <w:tr>
+        <w:tc>
+          <w:tcPr>
+            <w:tcW w:type="dxa" w:w="3118"/>
+          </w:tcPr>
+          <w:p>
+            <w:r/>
+            <w:r>
+              <w:rPr>
+                <w:b w:val="0"/>
+                <w:i w:val="0"/>
+                <w:sz w:val="19"/>
+              </w:rPr>
+              <w:t>"Node.js 20 is deprecated" annotations on workflow runs</w:t>
+            </w:r>
+          </w:p>
+        </w:tc>
+        <w:tc>
+          <w:tcPr>
+            <w:tcW w:type="dxa" w:w="6236"/>
+          </w:tcPr>
+          <w:p>
+            <w:r/>
+            <w:r>
+              <w:rPr>
+                <w:b w:val="0"/>
+                <w:i w:val="0"/>
+                <w:sz w:val="19"/>
+              </w:rPr>
+              <w:t>Either an action pin is behind the current major (merge the Dependabot PR) or the warning comes from one of GitHub's own Pages actions that has no Node 24 release yet — see §21.1.</w:t>
+            </w:r>
+          </w:p>
+        </w:tc>
+      </w:tr>
+      <w:tr>
+        <w:tc>
+          <w:tcPr>
+            <w:tcW w:type="dxa" w:w="3118"/>
+            <w:shd w:val="clear" w:color="auto" w:fill="FAF7F2"/>
+          </w:tcPr>
+          <w:p>
+            <w:r/>
+            <w:r>
+              <w:rPr>
+                <w:b w:val="0"/>
+                <w:i w:val="0"/>
+                <w:sz w:val="19"/>
+              </w:rPr>
+              <w:t>Staff forgot their device passcode</w:t>
+            </w:r>
+          </w:p>
+        </w:tc>
+        <w:tc>
+          <w:tcPr>
+            <w:tcW w:type="dxa" w:w="6236"/>
+            <w:shd w:val="clear" w:color="auto" w:fill="FAF7F2"/>
+          </w:tcPr>
+          <w:p>
+            <w:r/>
+            <w:r>
+              <w:rPr>
+                <w:b w:val="0"/>
+                <w:i w:val="0"/>
+                <w:sz w:val="19"/>
+              </w:rPr>
+              <w:t>On the unlock screen choose "Forget @name" (or wait for 5 wrong attempts), then paste the GitHub token and pick a new passcode. Other people remembered on the device are unaffected.</w:t>
+            </w:r>
+          </w:p>
+        </w:tc>
+      </w:tr>
+      <w:tr>
+        <w:tc>
+          <w:tcPr>
+            <w:tcW w:type="dxa" w:w="3118"/>
+          </w:tcPr>
+          <w:p>
+            <w:r/>
+            <w:r>
+              <w:rPr>
+                <w:b w:val="0"/>
+                <w:i w:val="0"/>
+                <w:sz w:val="19"/>
+              </w:rPr>
+              <w:t>Unlock says the token was rejected</w:t>
+            </w:r>
+          </w:p>
+        </w:tc>
+        <w:tc>
+          <w:tcPr>
+            <w:tcW w:type="dxa" w:w="6236"/>
+          </w:tcPr>
+          <w:p>
+            <w:r/>
+            <w:r>
+              <w:rPr>
+                <w:b w:val="0"/>
+                <w:i w:val="0"/>
+                <w:sz w:val="19"/>
+              </w:rPr>
+              <w:t>The remembered token expired/was revoked. "Use a different token" → paste a fresh fine-grained token → it replaces the remembered one.</w:t>
+            </w:r>
+          </w:p>
+        </w:tc>
+      </w:tr>
+      <w:tr>
+        <w:tc>
+          <w:tcPr>
+            <w:tcW w:type="dxa" w:w="3118"/>
+            <w:shd w:val="clear" w:color="auto" w:fill="FAF7F2"/>
+          </w:tcPr>
+          <w:p>
+            <w:r/>
+            <w:r>
+              <w:rPr>
+                <w:rFonts w:ascii="Consolas" w:hAnsi="Consolas" w:eastAsia="Consolas"/>
+                <w:b w:val="0"/>
+                <w:i w:val="0"/>
+                <w:color w:val="8A4224"/>
+                <w:sz w:val="17"/>
+              </w:rPr>
+              <w:t>npm install</w:t>
+            </w:r>
+            <w:r>
+              <w:rPr>
+                <w:b w:val="0"/>
+                <w:i w:val="0"/>
+                <w:sz w:val="19"/>
+              </w:rPr>
+              <w:t xml:space="preserve"> prints peer/ install-script/ audit warnings</w:t>
+            </w:r>
+          </w:p>
+        </w:tc>
+        <w:tc>
+          <w:tcPr>
+            <w:tcW w:type="dxa" w:w="6236"/>
+            <w:shd w:val="clear" w:color="auto" w:fill="FAF7F2"/>
+          </w:tcPr>
+          <w:p>
+            <w:r/>
+            <w:r>
+              <w:rPr>
+                <w:b w:val="0"/>
+                <w:i w:val="0"/>
+                <w:sz w:val="19"/>
+              </w:rPr>
+              <w:t xml:space="preserve">Expected with npm ≥ 12 and React 19 — see §19 for the line-by-line explanation and policy in </w:t>
+            </w:r>
+            <w:r>
+              <w:rPr>
+                <w:rFonts w:ascii="Consolas" w:hAnsi="Consolas" w:eastAsia="Consolas"/>
+                <w:b w:val="0"/>
+                <w:i w:val="0"/>
+                <w:color w:val="8A4224"/>
+                <w:sz w:val="17"/>
+              </w:rPr>
+              <w:t>package.json</w:t>
+            </w:r>
+            <w:r>
+              <w:rPr>
+                <w:b w:val="0"/>
+                <w:i w:val="0"/>
+                <w:sz w:val="19"/>
+              </w:rPr>
+              <w:t>.</w:t>
+            </w:r>
+          </w:p>
+        </w:tc>
+      </w:tr>
     </w:tbl>
     <w:p>
       <w:pPr>
@@ -8213,7 +8684,7 @@
           <w:b w:val="0"/>
           <w:i w:val="0"/>
         </w:rPr>
-        <w:t>) is unchanged.</w:t>
+        <w:t>) is unchanged. v1.2 reduces the day-to-day pain with the passcode vault (D17); an OAuth proxy would also let staff use GitHub passkeys and would remove token creation by staff. Appendix E is the implementation plan (v1.4).</w:t>
       </w:r>
     </w:p>
     <w:p>
@@ -9472,6 +9943,6012 @@
         <w:t>---</w:t>
         <w:br/>
         <w:t>_Reviewer checklist: content reads correctly · prices/hours are right · no unexpected files changed. Merging to `main` deploys automatically to GitHub Pages._</w:t>
+      </w:r>
+    </w:p>
+    <w:p>
+      <w:pPr>
+        <w:pStyle w:val="Heading2"/>
+      </w:pPr>
+      <w:r>
+        <w:t>E. Plan: "Sign in with GitHub" through a Cloudflare Worker OAuth proxy</w:t>
+      </w:r>
+    </w:p>
+    <w:p>
+      <w:pPr>
+        <w:spacing w:after="120"/>
+      </w:pPr>
+      <w:r>
+        <w:rPr>
+          <w:b w:val="0"/>
+          <w:i/>
+          <w:color w:val="6E6052"/>
+        </w:rPr>
+        <w:t>Status: proposal (v1.4). Nothing in this appendix is implemented; the running editor keeps the token + passcode flow, which the owner has confirmed in production. This is the plan for Open Question Q1, written so it can be executed later without re-deriving the design.</w:t>
+      </w:r>
+    </w:p>
+    <w:p>
+      <w:pPr>
+        <w:pStyle w:val="Heading3"/>
+      </w:pPr>
+      <w:r>
+        <w:t>E.1 What it changes — and what it does not</w:t>
+      </w:r>
+    </w:p>
+    <w:p>
+      <w:pPr>
+        <w:spacing w:after="120"/>
+      </w:pPr>
+      <w:r>
+        <w:rPr>
+          <w:b w:val="0"/>
+          <w:i w:val="0"/>
+        </w:rPr>
+        <w:t xml:space="preserve">The proxy replaces only the first step of sign-in. Today a staff member pastes a personal access token; with the proxy they click "Sign in with GitHub", log in on github.com (password, passkey or 2FA — GitHub's choice, not ours) and approve the Slow Dough app once. The proxy swaps the one-time code that GitHub returns for an access token and hands that token to the editor. Everything after that is unchanged: the editor still calls </w:t>
+      </w:r>
+      <w:r>
+        <w:rPr>
+          <w:rFonts w:ascii="Consolas" w:hAnsi="Consolas" w:eastAsia="Consolas"/>
+          <w:b w:val="0"/>
+          <w:i w:val="0"/>
+          <w:color w:val="8A4224"/>
+          <w:sz w:val="19"/>
+        </w:rPr>
+        <w:t>api.github.com</w:t>
+      </w:r>
+      <w:r>
+        <w:rPr>
+          <w:b w:val="0"/>
+          <w:i w:val="0"/>
+        </w:rPr>
+        <w:t xml:space="preserve"> directly for the collaborator check, the content reads and the branch + Pull Request, and the staff guide's steps 3–6 stay exactly as they are.</w:t>
+      </w:r>
+    </w:p>
+    <w:p>
+      <w:pPr>
+        <w:jc w:val="center"/>
+      </w:pPr>
+      <w:r>
+        <w:drawing>
+          <wp:inline xmlns:a="http://schemas.openxmlformats.org/drawingml/2006/main" xmlns:pic="http://schemas.openxmlformats.org/drawingml/2006/picture">
+            <wp:extent cx="5940000" cy="2239286"/>
+            <wp:docPr id="10" name="Picture 10"/>
+            <wp:cNvGraphicFramePr>
+              <a:graphicFrameLocks noChangeAspect="1"/>
+            </wp:cNvGraphicFramePr>
+            <a:graphic>
+              <a:graphicData uri="http://schemas.openxmlformats.org/drawingml/2006/picture">
+                <pic:pic>
+                  <pic:nvPicPr>
+                    <pic:cNvPr id="0" name="oauth.png"/>
+                    <pic:cNvPicPr/>
+                  </pic:nvPicPr>
+                  <pic:blipFill>
+                    <a:blip r:embed="rId18"/>
+                    <a:stretch>
+                      <a:fillRect/>
+                    </a:stretch>
+                  </pic:blipFill>
+                  <pic:spPr>
+                    <a:xfrm>
+                      <a:off x="0" y="0"/>
+                      <a:ext cx="5940000" cy="2239286"/>
+                    </a:xfrm>
+                    <a:prstGeom prst="rect"/>
+                  </pic:spPr>
+                </pic:pic>
+              </a:graphicData>
+            </a:graphic>
+          </wp:inline>
+        </w:drawing>
+      </w:r>
+    </w:p>
+    <w:p>
+      <w:pPr>
+        <w:spacing w:after="200"/>
+        <w:jc w:val="center"/>
+      </w:pPr>
+      <w:r>
+        <w:rPr>
+          <w:b w:val="0"/>
+          <w:i/>
+          <w:color w:val="6E6052"/>
+          <w:sz w:val="18"/>
+        </w:rPr>
+        <w:t>Figure 16 — Proposed sign-in via a Cloudflare Worker. Only steps ①–④ are new; ⑤ onward is the existing editor.</w:t>
+      </w:r>
+    </w:p>
+    <w:p>
+      <w:pPr>
+        <w:pStyle w:val="Heading3"/>
+      </w:pPr>
+      <w:r>
+        <w:t>E.2 Push-back first: is it worth doing?</w:t>
+      </w:r>
+    </w:p>
+    <w:p>
+      <w:pPr>
+        <w:spacing w:after="120"/>
+      </w:pPr>
+      <w:r>
+        <w:rPr>
+          <w:b w:val="0"/>
+          <w:i w:val="0"/>
+        </w:rPr>
+        <w:t>Reasons not to do it yet, stated plainly:</w:t>
+      </w:r>
+    </w:p>
+    <w:p>
+      <w:pPr>
+        <w:pStyle w:val="ListBullet"/>
+        <w:spacing w:after="40"/>
+      </w:pPr>
+      <w:r>
+        <w:rPr>
+          <w:b/>
+          <w:i w:val="0"/>
+        </w:rPr>
+        <w:t xml:space="preserve">The current flow works. </w:t>
+      </w:r>
+      <w:r>
+        <w:rPr>
+          <w:b w:val="0"/>
+          <w:i w:val="0"/>
+        </w:rPr>
+        <w:t>With the per-person passcode vault, day-to-day sign-in is already one passcode. The proxy removes the one-time token creation (about five minutes per staff member, once) and the token-expiry renewal (every 90 days).</w:t>
+      </w:r>
+    </w:p>
+    <w:p>
+      <w:pPr>
+        <w:pStyle w:val="ListBullet"/>
+        <w:spacing w:after="40"/>
+      </w:pPr>
+      <w:r>
+        <w:rPr>
+          <w:b/>
+          <w:i w:val="0"/>
+        </w:rPr>
+        <w:t xml:space="preserve">It adds a hosted component. </w:t>
+      </w:r>
+      <w:r>
+        <w:rPr>
+          <w:b w:val="0"/>
+          <w:i w:val="0"/>
+        </w:rPr>
+        <w:t>The prototype's selling point is "nothing but GitHub". A Worker is a second account, a second deployment, a secret to rotate, and a URL that must stay up for anyone to sign in. Free tier or not, someone has to own it.</w:t>
+      </w:r>
+    </w:p>
+    <w:p>
+      <w:pPr>
+        <w:pStyle w:val="ListBullet"/>
+        <w:spacing w:after="40"/>
+      </w:pPr>
+      <w:r>
+        <w:rPr>
+          <w:b/>
+          <w:i w:val="0"/>
+        </w:rPr>
+        <w:t xml:space="preserve">The token in the browser does not go away. </w:t>
+      </w:r>
+      <w:r>
+        <w:rPr>
+          <w:b w:val="0"/>
+          <w:i w:val="0"/>
+        </w:rPr>
+        <w:t>In the simple design (E.3, option A) the OAuth token lands in the browser exactly where the pasted token lands today. The security gain is in how the token is *obtained*, not where it lives. Keeping the token out of the browser entirely (option B) means proxying every GitHub call and is a materially bigger project.</w:t>
+      </w:r>
+    </w:p>
+    <w:p>
+      <w:pPr>
+        <w:pStyle w:val="ListBullet"/>
+        <w:spacing w:after="40"/>
+      </w:pPr>
+      <w:r>
+        <w:rPr>
+          <w:b/>
+          <w:i w:val="0"/>
+        </w:rPr>
+        <w:t xml:space="preserve">Scope can get worse, not better. </w:t>
+      </w:r>
+      <w:r>
+        <w:rPr>
+          <w:b w:val="0"/>
+          <w:i w:val="0"/>
+        </w:rPr>
+        <w:t xml:space="preserve">A classic GitHub "OAuth App" can only ask for coarse scopes: </w:t>
+      </w:r>
+      <w:r>
+        <w:rPr>
+          <w:rFonts w:ascii="Consolas" w:hAnsi="Consolas" w:eastAsia="Consolas"/>
+          <w:b w:val="0"/>
+          <w:i w:val="0"/>
+          <w:color w:val="8A4224"/>
+          <w:sz w:val="19"/>
+        </w:rPr>
+        <w:t>public_repo</w:t>
+      </w:r>
+      <w:r>
+        <w:rPr>
+          <w:b w:val="0"/>
+          <w:i w:val="0"/>
+        </w:rPr>
+        <w:t xml:space="preserve"> covers every public repository the person can write to, </w:t>
+      </w:r>
+      <w:r>
+        <w:rPr>
+          <w:rFonts w:ascii="Consolas" w:hAnsi="Consolas" w:eastAsia="Consolas"/>
+          <w:b w:val="0"/>
+          <w:i w:val="0"/>
+          <w:color w:val="8A4224"/>
+          <w:sz w:val="19"/>
+        </w:rPr>
+        <w:t>repo</w:t>
+      </w:r>
+      <w:r>
+        <w:rPr>
+          <w:b w:val="0"/>
+          <w:i w:val="0"/>
+        </w:rPr>
+        <w:t xml:space="preserve"> covers private ones too. A fine-grained token scoped to one repository is tighter. The fix is to register a GitHub App instead (E.4), whose user tokens are limited to the repositories the app is installed on — but that is a little more setup and its tokens expire after 8 hours unless that is switched off.</w:t>
+      </w:r>
+    </w:p>
+    <w:p>
+      <w:pPr>
+        <w:spacing w:after="120"/>
+      </w:pPr>
+      <w:r>
+        <w:rPr>
+          <w:b w:val="0"/>
+          <w:i w:val="0"/>
+        </w:rPr>
+        <w:t>When it becomes worth it: more than a handful of staff, frequent turnover (onboarding = "click the button" instead of "create a token"), a wish to use GitHub passkeys, or a policy that staff must never handle raw tokens. Recommendation: implement option A behind a feature flag when the staff count grows, register a GitHub App rather than an OAuth App, and keep the token flow as the documented fallback.</w:t>
+      </w:r>
+    </w:p>
+    <w:p>
+      <w:pPr>
+        <w:pStyle w:val="Heading3"/>
+      </w:pPr>
+      <w:r>
+        <w:t>E.3 Two possible shapes</w:t>
+      </w:r>
+    </w:p>
+    <w:tbl>
+      <w:tblPr>
+        <w:tblStyle w:val="TableGrid"/>
+        <w:tblW w:type="auto" w:w="0"/>
+        <w:jc w:val="center"/>
+        <w:tblLayout w:type="fixed"/>
+        <w:tblLook w:firstColumn="1" w:firstRow="1" w:lastColumn="0" w:lastRow="0" w:noHBand="0" w:noVBand="1" w:val="04A0"/>
+        <w:tblLayout w:type="fixed"/>
+      </w:tblPr>
+      <w:tblGrid>
+        <w:gridCol w:w="1587"/>
+        <w:gridCol w:w="3883"/>
+        <w:gridCol w:w="3883"/>
+      </w:tblGrid>
+      <w:tr>
+        <w:tc>
+          <w:tcPr>
+            <w:tcW w:type="dxa" w:w="1587"/>
+            <w:shd w:val="clear" w:color="auto" w:fill="24211E"/>
+          </w:tcPr>
+          <w:p>
+            <w:r/>
+            <w:r>
+              <w:rPr>
+                <w:b/>
+                <w:color w:val="FAF8F5"/>
+                <w:sz w:val="19"/>
+              </w:rPr>
+            </w:r>
+          </w:p>
+        </w:tc>
+        <w:tc>
+          <w:tcPr>
+            <w:tcW w:type="dxa" w:w="3883"/>
+            <w:shd w:val="clear" w:color="auto" w:fill="24211E"/>
+          </w:tcPr>
+          <w:p>
+            <w:r/>
+            <w:r>
+              <w:rPr>
+                <w:b/>
+                <w:color w:val="FAF8F5"/>
+                <w:sz w:val="19"/>
+              </w:rPr>
+              <w:t>A — Token-exchange proxy (recommended)</w:t>
+            </w:r>
+          </w:p>
+        </w:tc>
+        <w:tc>
+          <w:tcPr>
+            <w:tcW w:type="dxa" w:w="3883"/>
+            <w:shd w:val="clear" w:color="auto" w:fill="24211E"/>
+          </w:tcPr>
+          <w:p>
+            <w:r/>
+            <w:r>
+              <w:rPr>
+                <w:b/>
+                <w:color w:val="FAF8F5"/>
+                <w:sz w:val="19"/>
+              </w:rPr>
+              <w:t>B — Session proxy</w:t>
+            </w:r>
+          </w:p>
+        </w:tc>
+      </w:tr>
+      <w:tr>
+        <w:tc>
+          <w:tcPr>
+            <w:tcW w:type="dxa" w:w="1587"/>
+          </w:tcPr>
+          <w:p>
+            <w:r/>
+            <w:r>
+              <w:rPr>
+                <w:b w:val="0"/>
+                <w:i w:val="0"/>
+                <w:sz w:val="19"/>
+              </w:rPr>
+              <w:t>What the Worker does</w:t>
+            </w:r>
+          </w:p>
+        </w:tc>
+        <w:tc>
+          <w:tcPr>
+            <w:tcW w:type="dxa" w:w="3883"/>
+          </w:tcPr>
+          <w:p>
+            <w:r/>
+            <w:r>
+              <w:rPr>
+                <w:b w:val="0"/>
+                <w:i w:val="0"/>
+                <w:sz w:val="19"/>
+              </w:rPr>
+              <w:t xml:space="preserve">Two routes: start the OAuth dance, exchange the code for a token, hand the token to the opener window. Stateless apart from a signed </w:t>
+            </w:r>
+            <w:r>
+              <w:rPr>
+                <w:rFonts w:ascii="Consolas" w:hAnsi="Consolas" w:eastAsia="Consolas"/>
+                <w:b w:val="0"/>
+                <w:i w:val="0"/>
+                <w:color w:val="8A4224"/>
+                <w:sz w:val="17"/>
+              </w:rPr>
+              <w:t>state</w:t>
+            </w:r>
+            <w:r>
+              <w:rPr>
+                <w:b w:val="0"/>
+                <w:i w:val="0"/>
+                <w:sz w:val="19"/>
+              </w:rPr>
+              <w:t xml:space="preserve"> value.</w:t>
+            </w:r>
+          </w:p>
+        </w:tc>
+        <w:tc>
+          <w:tcPr>
+            <w:tcW w:type="dxa" w:w="3883"/>
+          </w:tcPr>
+          <w:p>
+            <w:r/>
+            <w:r>
+              <w:rPr>
+                <w:b w:val="0"/>
+                <w:i w:val="0"/>
+                <w:sz w:val="19"/>
+              </w:rPr>
+              <w:t>Does A, then keeps the token server-side (KV/Durable Object), sets an HttpOnly cookie, and forwards every GitHub API call the editor makes.</w:t>
+            </w:r>
+          </w:p>
+        </w:tc>
+      </w:tr>
+      <w:tr>
+        <w:tc>
+          <w:tcPr>
+            <w:tcW w:type="dxa" w:w="1587"/>
+            <w:shd w:val="clear" w:color="auto" w:fill="FAF7F2"/>
+          </w:tcPr>
+          <w:p>
+            <w:r/>
+            <w:r>
+              <w:rPr>
+                <w:b w:val="0"/>
+                <w:i w:val="0"/>
+                <w:sz w:val="19"/>
+              </w:rPr>
+              <w:t>Editor changes</w:t>
+            </w:r>
+          </w:p>
+        </w:tc>
+        <w:tc>
+          <w:tcPr>
+            <w:tcW w:type="dxa" w:w="3883"/>
+            <w:shd w:val="clear" w:color="auto" w:fill="FAF7F2"/>
+          </w:tcPr>
+          <w:p>
+            <w:r/>
+            <w:r>
+              <w:rPr>
+                <w:rFonts w:ascii="Consolas" w:hAnsi="Consolas" w:eastAsia="Consolas"/>
+                <w:b w:val="0"/>
+                <w:i w:val="0"/>
+                <w:color w:val="8A4224"/>
+                <w:sz w:val="17"/>
+              </w:rPr>
+              <w:t>SignIn</w:t>
+            </w:r>
+            <w:r>
+              <w:rPr>
+                <w:b w:val="0"/>
+                <w:i w:val="0"/>
+                <w:sz w:val="19"/>
+              </w:rPr>
+              <w:t xml:space="preserve"> gains a button and a </w:t>
+            </w:r>
+            <w:r>
+              <w:rPr>
+                <w:rFonts w:ascii="Consolas" w:hAnsi="Consolas" w:eastAsia="Consolas"/>
+                <w:b w:val="0"/>
+                <w:i w:val="0"/>
+                <w:color w:val="8A4224"/>
+                <w:sz w:val="17"/>
+              </w:rPr>
+              <w:t>postMessage</w:t>
+            </w:r>
+            <w:r>
+              <w:rPr>
+                <w:b w:val="0"/>
+                <w:i w:val="0"/>
+                <w:sz w:val="19"/>
+              </w:rPr>
+              <w:t xml:space="preserve"> listener (~40 lines). </w:t>
+            </w:r>
+            <w:r>
+              <w:rPr>
+                <w:rFonts w:ascii="Consolas" w:hAnsi="Consolas" w:eastAsia="Consolas"/>
+                <w:b w:val="0"/>
+                <w:i w:val="0"/>
+                <w:color w:val="8A4224"/>
+                <w:sz w:val="17"/>
+              </w:rPr>
+              <w:t>GitHubBackend</w:t>
+            </w:r>
+            <w:r>
+              <w:rPr>
+                <w:b w:val="0"/>
+                <w:i w:val="0"/>
+                <w:sz w:val="19"/>
+              </w:rPr>
+              <w:t>, vault, tests: unchanged.</w:t>
+            </w:r>
+          </w:p>
+        </w:tc>
+        <w:tc>
+          <w:tcPr>
+            <w:tcW w:type="dxa" w:w="3883"/>
+            <w:shd w:val="clear" w:color="auto" w:fill="FAF7F2"/>
+          </w:tcPr>
+          <w:p>
+            <w:r/>
+            <w:r>
+              <w:rPr>
+                <w:rFonts w:ascii="Consolas" w:hAnsi="Consolas" w:eastAsia="Consolas"/>
+                <w:b w:val="0"/>
+                <w:i w:val="0"/>
+                <w:color w:val="8A4224"/>
+                <w:sz w:val="17"/>
+              </w:rPr>
+              <w:t>GitHubClient</w:t>
+            </w:r>
+            <w:r>
+              <w:rPr>
+                <w:b w:val="0"/>
+                <w:i w:val="0"/>
+                <w:sz w:val="19"/>
+              </w:rPr>
+              <w:t xml:space="preserve"> base URL becomes the Worker; cookies + CORS credentials; sign-out and idle lock move server-side. Most backend tests need a new fake.</w:t>
+            </w:r>
+          </w:p>
+        </w:tc>
+      </w:tr>
+      <w:tr>
+        <w:tc>
+          <w:tcPr>
+            <w:tcW w:type="dxa" w:w="1587"/>
+          </w:tcPr>
+          <w:p>
+            <w:r/>
+            <w:r>
+              <w:rPr>
+                <w:b w:val="0"/>
+                <w:i w:val="0"/>
+                <w:sz w:val="19"/>
+              </w:rPr>
+              <w:t>Token location</w:t>
+            </w:r>
+          </w:p>
+        </w:tc>
+        <w:tc>
+          <w:tcPr>
+            <w:tcW w:type="dxa" w:w="3883"/>
+          </w:tcPr>
+          <w:p>
+            <w:r/>
+            <w:r>
+              <w:rPr>
+                <w:b w:val="0"/>
+                <w:i w:val="0"/>
+                <w:sz w:val="19"/>
+              </w:rPr>
+              <w:t>Browser (sessionStorage; vault optional).</w:t>
+            </w:r>
+          </w:p>
+        </w:tc>
+        <w:tc>
+          <w:tcPr>
+            <w:tcW w:type="dxa" w:w="3883"/>
+          </w:tcPr>
+          <w:p>
+            <w:r/>
+            <w:r>
+              <w:rPr>
+                <w:b w:val="0"/>
+                <w:i w:val="0"/>
+                <w:sz w:val="19"/>
+              </w:rPr>
+              <w:t>Worker only; the browser never sees it.</w:t>
+            </w:r>
+          </w:p>
+        </w:tc>
+      </w:tr>
+      <w:tr>
+        <w:tc>
+          <w:tcPr>
+            <w:tcW w:type="dxa" w:w="1587"/>
+            <w:shd w:val="clear" w:color="auto" w:fill="FAF7F2"/>
+          </w:tcPr>
+          <w:p>
+            <w:r/>
+            <w:r>
+              <w:rPr>
+                <w:b w:val="0"/>
+                <w:i w:val="0"/>
+                <w:sz w:val="19"/>
+              </w:rPr>
+              <w:t>Worker size / risk</w:t>
+            </w:r>
+          </w:p>
+        </w:tc>
+        <w:tc>
+          <w:tcPr>
+            <w:tcW w:type="dxa" w:w="3883"/>
+            <w:shd w:val="clear" w:color="auto" w:fill="FAF7F2"/>
+          </w:tcPr>
+          <w:p>
+            <w:r/>
+            <w:r>
+              <w:rPr>
+                <w:b w:val="0"/>
+                <w:i w:val="0"/>
+                <w:sz w:val="19"/>
+              </w:rPr>
+              <w:t>≈80 lines; no storage; a bug mostly means "cannot sign in".</w:t>
+            </w:r>
+          </w:p>
+        </w:tc>
+        <w:tc>
+          <w:tcPr>
+            <w:tcW w:type="dxa" w:w="3883"/>
+            <w:shd w:val="clear" w:color="auto" w:fill="FAF7F2"/>
+          </w:tcPr>
+          <w:p>
+            <w:r/>
+            <w:r>
+              <w:rPr>
+                <w:b w:val="0"/>
+                <w:i w:val="0"/>
+                <w:sz w:val="19"/>
+              </w:rPr>
+              <w:t>≈400+ lines; storage; the Worker becomes a credential store and a full proxy — a far more security-critical component.</w:t>
+            </w:r>
+          </w:p>
+        </w:tc>
+      </w:tr>
+      <w:tr>
+        <w:tc>
+          <w:tcPr>
+            <w:tcW w:type="dxa" w:w="1587"/>
+          </w:tcPr>
+          <w:p>
+            <w:r/>
+            <w:r>
+              <w:rPr>
+                <w:b w:val="0"/>
+                <w:i w:val="0"/>
+                <w:sz w:val="19"/>
+              </w:rPr>
+              <w:t>Latency / cost</w:t>
+            </w:r>
+          </w:p>
+        </w:tc>
+        <w:tc>
+          <w:tcPr>
+            <w:tcW w:type="dxa" w:w="3883"/>
+          </w:tcPr>
+          <w:p>
+            <w:r/>
+            <w:r>
+              <w:rPr>
+                <w:b w:val="0"/>
+                <w:i w:val="0"/>
+                <w:sz w:val="19"/>
+              </w:rPr>
+              <w:t>One extra request per sign-in.</w:t>
+            </w:r>
+          </w:p>
+        </w:tc>
+        <w:tc>
+          <w:tcPr>
+            <w:tcW w:type="dxa" w:w="3883"/>
+          </w:tcPr>
+          <w:p>
+            <w:r/>
+            <w:r>
+              <w:rPr>
+                <w:b w:val="0"/>
+                <w:i w:val="0"/>
+                <w:sz w:val="19"/>
+              </w:rPr>
+              <w:t>Every editor request transits the Worker (still well inside the free tier, but slower).</w:t>
+            </w:r>
+          </w:p>
+        </w:tc>
+      </w:tr>
+      <w:tr>
+        <w:tc>
+          <w:tcPr>
+            <w:tcW w:type="dxa" w:w="1587"/>
+            <w:shd w:val="clear" w:color="auto" w:fill="FAF7F2"/>
+          </w:tcPr>
+          <w:p>
+            <w:r/>
+            <w:r>
+              <w:rPr>
+                <w:b w:val="0"/>
+                <w:i w:val="0"/>
+                <w:sz w:val="19"/>
+              </w:rPr>
+              <w:t>Same pattern as</w:t>
+            </w:r>
+          </w:p>
+        </w:tc>
+        <w:tc>
+          <w:tcPr>
+            <w:tcW w:type="dxa" w:w="3883"/>
+            <w:shd w:val="clear" w:color="auto" w:fill="FAF7F2"/>
+          </w:tcPr>
+          <w:p>
+            <w:r/>
+            <w:r>
+              <w:rPr>
+                <w:b w:val="0"/>
+                <w:i w:val="0"/>
+                <w:sz w:val="19"/>
+              </w:rPr>
+              <w:t>Decap/Netlify CMS GitHub backend with an external OAuth provider.</w:t>
+            </w:r>
+          </w:p>
+        </w:tc>
+        <w:tc>
+          <w:tcPr>
+            <w:tcW w:type="dxa" w:w="3883"/>
+            <w:shd w:val="clear" w:color="auto" w:fill="FAF7F2"/>
+          </w:tcPr>
+          <w:p>
+            <w:r/>
+            <w:r>
+              <w:rPr>
+                <w:b w:val="0"/>
+                <w:i w:val="0"/>
+                <w:sz w:val="19"/>
+              </w:rPr>
+              <w:t>TinaCloud / self-hosted Tina backend.</w:t>
+            </w:r>
+          </w:p>
+        </w:tc>
+      </w:tr>
+    </w:tbl>
+    <w:p>
+      <w:pPr>
+        <w:spacing w:after="40"/>
+      </w:pPr>
+    </w:p>
+    <w:p>
+      <w:pPr>
+        <w:pStyle w:val="Heading3"/>
+      </w:pPr>
+      <w:r>
+        <w:t>E.4 GitHub side — register a GitHub App (preferred) or an OAuth App</w:t>
+      </w:r>
+    </w:p>
+    <w:p>
+      <w:pPr>
+        <w:spacing w:after="40"/>
+        <w:ind w:left="510" w:hanging="340"/>
+      </w:pPr>
+      <w:r>
+        <w:rPr>
+          <w:b w:val="0"/>
+          <w:i w:val="0"/>
+        </w:rPr>
+        <w:t>1.</w:t>
+        <w:tab/>
+        <w:t>GitHub → Settings → Developer settings → GitHub Apps → New GitHub App. Name "Slow Dough Staff Editor"; Homepage = the Pages URL.</w:t>
+      </w:r>
+    </w:p>
+    <w:p>
+      <w:pPr>
+        <w:spacing w:after="40"/>
+        <w:ind w:left="510" w:hanging="340"/>
+      </w:pPr>
+      <w:r>
+        <w:rPr>
+          <w:b w:val="0"/>
+          <w:i w:val="0"/>
+        </w:rPr>
+        <w:t>2.</w:t>
+        <w:tab/>
+        <w:t xml:space="preserve">Callback URL = </w:t>
+      </w:r>
+      <w:r>
+        <w:rPr>
+          <w:rFonts w:ascii="Consolas" w:hAnsi="Consolas" w:eastAsia="Consolas"/>
+          <w:b w:val="0"/>
+          <w:i w:val="0"/>
+          <w:color w:val="8A4224"/>
+          <w:sz w:val="19"/>
+        </w:rPr>
+        <w:t>https://auth.&lt;your-domain&gt;/callback</w:t>
+      </w:r>
+      <w:r>
+        <w:rPr>
+          <w:b w:val="0"/>
+          <w:i w:val="0"/>
+        </w:rPr>
+        <w:t xml:space="preserve"> (or the </w:t>
+      </w:r>
+      <w:r>
+        <w:rPr>
+          <w:rFonts w:ascii="Consolas" w:hAnsi="Consolas" w:eastAsia="Consolas"/>
+          <w:b w:val="0"/>
+          <w:i w:val="0"/>
+          <w:color w:val="8A4224"/>
+          <w:sz w:val="19"/>
+        </w:rPr>
+        <w:t>*.workers.dev</w:t>
+      </w:r>
+      <w:r>
+        <w:rPr>
+          <w:b w:val="0"/>
+          <w:i w:val="0"/>
+        </w:rPr>
+        <w:t xml:space="preserve"> URL until a custom domain exists). Tick "Request user authorization (OAuth) during installation". Leave webhooks off.</w:t>
+      </w:r>
+    </w:p>
+    <w:p>
+      <w:pPr>
+        <w:spacing w:after="40"/>
+        <w:ind w:left="510" w:hanging="340"/>
+      </w:pPr>
+      <w:r>
+        <w:rPr>
+          <w:b w:val="0"/>
+          <w:i w:val="0"/>
+        </w:rPr>
+        <w:t>3.</w:t>
+        <w:tab/>
+        <w:t>Repository permissions: Contents — Read and write; Pull requests — Read and write; Metadata — Read (automatic). No organisation or account permissions.</w:t>
+      </w:r>
+    </w:p>
+    <w:p>
+      <w:pPr>
+        <w:spacing w:after="40"/>
+        <w:ind w:left="510" w:hanging="340"/>
+      </w:pPr>
+      <w:r>
+        <w:rPr>
+          <w:b w:val="0"/>
+          <w:i w:val="0"/>
+        </w:rPr>
+        <w:t>4.</w:t>
+        <w:tab/>
+        <w:t>"Expire user authorization tokens": leave ON only if the editor will implement refresh tokens (E.6 step 5); otherwise switch it off so a sign-in lasts until revoked, like a classic token.</w:t>
+      </w:r>
+    </w:p>
+    <w:p>
+      <w:pPr>
+        <w:spacing w:after="40"/>
+        <w:ind w:left="510" w:hanging="340"/>
+      </w:pPr>
+      <w:r>
+        <w:rPr>
+          <w:b w:val="0"/>
+          <w:i w:val="0"/>
+        </w:rPr>
+        <w:t>5.</w:t>
+        <w:tab/>
+        <w:t xml:space="preserve">Install the app on </w:t>
+      </w:r>
+      <w:r>
+        <w:rPr>
+          <w:rFonts w:ascii="Consolas" w:hAnsi="Consolas" w:eastAsia="Consolas"/>
+          <w:b w:val="0"/>
+          <w:i w:val="0"/>
+          <w:color w:val="8A4224"/>
+          <w:sz w:val="19"/>
+        </w:rPr>
+        <w:t>smagara/SlowDoughPizzaSite_Tina</w:t>
+      </w:r>
+      <w:r>
+        <w:rPr>
+          <w:b w:val="0"/>
+          <w:i w:val="0"/>
+        </w:rPr>
+        <w:t xml:space="preserve"> only. Note the Client ID and generate one Client secret — the secret goes to the Worker and nowhere else.</w:t>
+      </w:r>
+    </w:p>
+    <w:p>
+      <w:pPr>
+        <w:spacing w:after="120"/>
+      </w:pPr>
+      <w:r>
+        <w:rPr>
+          <w:b w:val="0"/>
+          <w:i w:val="0"/>
+        </w:rPr>
+        <w:t>If an OAuth App is used instead, the only differences are the scope parameter on the authorize URL (</w:t>
+      </w:r>
+      <w:r>
+        <w:rPr>
+          <w:rFonts w:ascii="Consolas" w:hAnsi="Consolas" w:eastAsia="Consolas"/>
+          <w:b w:val="0"/>
+          <w:i w:val="0"/>
+          <w:color w:val="8A4224"/>
+          <w:sz w:val="19"/>
+        </w:rPr>
+        <w:t>public_repo</w:t>
+      </w:r>
+      <w:r>
+        <w:rPr>
+          <w:b w:val="0"/>
+          <w:i w:val="0"/>
+        </w:rPr>
+        <w:t xml:space="preserve">, or </w:t>
+      </w:r>
+      <w:r>
+        <w:rPr>
+          <w:rFonts w:ascii="Consolas" w:hAnsi="Consolas" w:eastAsia="Consolas"/>
+          <w:b w:val="0"/>
+          <w:i w:val="0"/>
+          <w:color w:val="8A4224"/>
+          <w:sz w:val="19"/>
+        </w:rPr>
+        <w:t>repo</w:t>
+      </w:r>
+      <w:r>
+        <w:rPr>
+          <w:b w:val="0"/>
+          <w:i w:val="0"/>
+        </w:rPr>
+        <w:t xml:space="preserve"> for a private repository) and the broader reach described in E.2. The authorization still only lets the editor do what the signed-in person can already do on GitHub; the collaborator check still applies.</w:t>
+      </w:r>
+    </w:p>
+    <w:p>
+      <w:pPr>
+        <w:pStyle w:val="Heading3"/>
+      </w:pPr>
+      <w:r>
+        <w:t>E.5 Cloudflare side</w:t>
+      </w:r>
+    </w:p>
+    <w:p>
+      <w:pPr>
+        <w:spacing w:after="40"/>
+        <w:ind w:left="510" w:hanging="340"/>
+      </w:pPr>
+      <w:r>
+        <w:rPr>
+          <w:b w:val="0"/>
+          <w:i w:val="0"/>
+        </w:rPr>
+        <w:t>1.</w:t>
+        <w:tab/>
+        <w:t>Cloudflare account (free plan is sufficient: Workers allow 100 000 requests/day; a sign-in is two requests).</w:t>
+      </w:r>
+    </w:p>
+    <w:p>
+      <w:pPr>
+        <w:spacing w:after="40"/>
+        <w:ind w:left="510" w:hanging="340"/>
+      </w:pPr>
+      <w:r>
+        <w:rPr>
+          <w:b w:val="0"/>
+          <w:i w:val="0"/>
+        </w:rPr>
+        <w:t>2.</w:t>
+        <w:tab/>
+      </w:r>
+      <w:r>
+        <w:rPr>
+          <w:rFonts w:ascii="Consolas" w:hAnsi="Consolas" w:eastAsia="Consolas"/>
+          <w:b w:val="0"/>
+          <w:i w:val="0"/>
+          <w:color w:val="8A4224"/>
+          <w:sz w:val="19"/>
+        </w:rPr>
+        <w:t>npm create cloudflare@latest slowdough-oauth</w:t>
+      </w:r>
+      <w:r>
+        <w:rPr>
+          <w:b w:val="0"/>
+          <w:i w:val="0"/>
+        </w:rPr>
+        <w:t xml:space="preserve"> → "Hello World" Worker, TypeScript. Keep it in its own small repository (or a </w:t>
+      </w:r>
+      <w:r>
+        <w:rPr>
+          <w:rFonts w:ascii="Consolas" w:hAnsi="Consolas" w:eastAsia="Consolas"/>
+          <w:b w:val="0"/>
+          <w:i w:val="0"/>
+          <w:color w:val="8A4224"/>
+          <w:sz w:val="19"/>
+        </w:rPr>
+        <w:t>proxy/</w:t>
+      </w:r>
+      <w:r>
+        <w:rPr>
+          <w:b w:val="0"/>
+          <w:i w:val="0"/>
+        </w:rPr>
+        <w:t xml:space="preserve"> folder) so its deploys are independent of the website.</w:t>
+      </w:r>
+    </w:p>
+    <w:p>
+      <w:pPr>
+        <w:spacing w:after="40"/>
+        <w:ind w:left="510" w:hanging="340"/>
+      </w:pPr>
+      <w:r>
+        <w:rPr>
+          <w:b w:val="0"/>
+          <w:i w:val="0"/>
+        </w:rPr>
+        <w:t>3.</w:t>
+        <w:tab/>
+        <w:t xml:space="preserve">Secrets, never in code: </w:t>
+      </w:r>
+      <w:r>
+        <w:rPr>
+          <w:rFonts w:ascii="Consolas" w:hAnsi="Consolas" w:eastAsia="Consolas"/>
+          <w:b w:val="0"/>
+          <w:i w:val="0"/>
+          <w:color w:val="8A4224"/>
+          <w:sz w:val="19"/>
+        </w:rPr>
+        <w:t>npx wrangler secret put GITHUB_CLIENT_ID</w:t>
+      </w:r>
+      <w:r>
+        <w:rPr>
+          <w:b w:val="0"/>
+          <w:i w:val="0"/>
+        </w:rPr>
+        <w:t xml:space="preserve">, </w:t>
+      </w:r>
+      <w:r>
+        <w:rPr>
+          <w:rFonts w:ascii="Consolas" w:hAnsi="Consolas" w:eastAsia="Consolas"/>
+          <w:b w:val="0"/>
+          <w:i w:val="0"/>
+          <w:color w:val="8A4224"/>
+          <w:sz w:val="19"/>
+        </w:rPr>
+        <w:t>GITHUB_CLIENT_SECRET</w:t>
+      </w:r>
+      <w:r>
+        <w:rPr>
+          <w:b w:val="0"/>
+          <w:i w:val="0"/>
+        </w:rPr>
+        <w:t xml:space="preserve">, </w:t>
+      </w:r>
+      <w:r>
+        <w:rPr>
+          <w:rFonts w:ascii="Consolas" w:hAnsi="Consolas" w:eastAsia="Consolas"/>
+          <w:b w:val="0"/>
+          <w:i w:val="0"/>
+          <w:color w:val="8A4224"/>
+          <w:sz w:val="19"/>
+        </w:rPr>
+        <w:t>STATE_SIGNING_KEY</w:t>
+      </w:r>
+      <w:r>
+        <w:rPr>
+          <w:b w:val="0"/>
+          <w:i w:val="0"/>
+        </w:rPr>
+        <w:t xml:space="preserve"> (32 random bytes). Plain vars in </w:t>
+      </w:r>
+      <w:r>
+        <w:rPr>
+          <w:rFonts w:ascii="Consolas" w:hAnsi="Consolas" w:eastAsia="Consolas"/>
+          <w:b w:val="0"/>
+          <w:i w:val="0"/>
+          <w:color w:val="8A4224"/>
+          <w:sz w:val="19"/>
+        </w:rPr>
+        <w:t>wrangler.toml</w:t>
+      </w:r>
+      <w:r>
+        <w:rPr>
+          <w:b w:val="0"/>
+          <w:i w:val="0"/>
+        </w:rPr>
+        <w:t xml:space="preserve">: </w:t>
+      </w:r>
+      <w:r>
+        <w:rPr>
+          <w:rFonts w:ascii="Consolas" w:hAnsi="Consolas" w:eastAsia="Consolas"/>
+          <w:b w:val="0"/>
+          <w:i w:val="0"/>
+          <w:color w:val="8A4224"/>
+          <w:sz w:val="19"/>
+        </w:rPr>
+        <w:t>ALLOWED_ORIGINS = "https://smagara.github.io"</w:t>
+      </w:r>
+      <w:r>
+        <w:rPr>
+          <w:b w:val="0"/>
+          <w:i w:val="0"/>
+        </w:rPr>
+        <w:t xml:space="preserve">, </w:t>
+      </w:r>
+      <w:r>
+        <w:rPr>
+          <w:rFonts w:ascii="Consolas" w:hAnsi="Consolas" w:eastAsia="Consolas"/>
+          <w:b w:val="0"/>
+          <w:i w:val="0"/>
+          <w:color w:val="8A4224"/>
+          <w:sz w:val="19"/>
+        </w:rPr>
+        <w:t>GITHUB_APP_SLUG</w:t>
+      </w:r>
+      <w:r>
+        <w:rPr>
+          <w:b w:val="0"/>
+          <w:i w:val="0"/>
+        </w:rPr>
+        <w:t>.</w:t>
+      </w:r>
+    </w:p>
+    <w:p>
+      <w:pPr>
+        <w:spacing w:after="40"/>
+        <w:ind w:left="510" w:hanging="340"/>
+      </w:pPr>
+      <w:r>
+        <w:rPr>
+          <w:b w:val="0"/>
+          <w:i w:val="0"/>
+        </w:rPr>
+        <w:t>4.</w:t>
+        <w:tab/>
+        <w:t xml:space="preserve">Optional custom domain: add </w:t>
+      </w:r>
+      <w:r>
+        <w:rPr>
+          <w:rFonts w:ascii="Consolas" w:hAnsi="Consolas" w:eastAsia="Consolas"/>
+          <w:b w:val="0"/>
+          <w:i w:val="0"/>
+          <w:color w:val="8A4224"/>
+          <w:sz w:val="19"/>
+        </w:rPr>
+        <w:t>auth.&lt;domain&gt;</w:t>
+      </w:r>
+      <w:r>
+        <w:rPr>
+          <w:b w:val="0"/>
+          <w:i w:val="0"/>
+        </w:rPr>
+        <w:t xml:space="preserve"> as a Worker route; otherwise use </w:t>
+      </w:r>
+      <w:r>
+        <w:rPr>
+          <w:rFonts w:ascii="Consolas" w:hAnsi="Consolas" w:eastAsia="Consolas"/>
+          <w:b w:val="0"/>
+          <w:i w:val="0"/>
+          <w:color w:val="8A4224"/>
+          <w:sz w:val="19"/>
+        </w:rPr>
+        <w:t>slowdough-oauth.&lt;account&gt;.workers.dev</w:t>
+      </w:r>
+      <w:r>
+        <w:rPr>
+          <w:b w:val="0"/>
+          <w:i w:val="0"/>
+        </w:rPr>
+        <w:t xml:space="preserve"> and put that in the GitHub App callback URL.</w:t>
+      </w:r>
+    </w:p>
+    <w:p>
+      <w:pPr>
+        <w:spacing w:after="40"/>
+        <w:ind w:left="510" w:hanging="340"/>
+      </w:pPr>
+      <w:r>
+        <w:rPr>
+          <w:b w:val="0"/>
+          <w:i w:val="0"/>
+        </w:rPr>
+        <w:t>5.</w:t>
+        <w:tab/>
+      </w:r>
+      <w:r>
+        <w:rPr>
+          <w:rFonts w:ascii="Consolas" w:hAnsi="Consolas" w:eastAsia="Consolas"/>
+          <w:b w:val="0"/>
+          <w:i w:val="0"/>
+          <w:color w:val="8A4224"/>
+          <w:sz w:val="19"/>
+        </w:rPr>
+        <w:t>npx wrangler deploy</w:t>
+      </w:r>
+      <w:r>
+        <w:rPr>
+          <w:b w:val="0"/>
+          <w:i w:val="0"/>
+        </w:rPr>
+        <w:t>. Turn on Cloudflare's free rate limiting rule for the two routes (e.g. 30 requests/minute per IP) and keep "Workers Logs" at the default — tokens are never logged.</w:t>
+      </w:r>
+    </w:p>
+    <w:p>
+      <w:pPr>
+        <w:spacing w:after="120"/>
+      </w:pPr>
+      <w:r>
+        <w:rPr>
+          <w:b w:val="0"/>
+          <w:i w:val="0"/>
+        </w:rPr>
+        <w:t>Worker outline (illustrative — to be written and reviewed at implementation time, not copied blindly):</w:t>
+      </w:r>
+    </w:p>
+    <w:p>
+      <w:pPr>
+        <w:spacing w:after="160"/>
+        <w:ind w:left="340"/>
+        <w:shd w:val="clear" w:color="auto" w:fill="F5EDE3"/>
+      </w:pPr>
+      <w:r>
+        <w:rPr>
+          <w:rFonts w:ascii="Consolas" w:hAnsi="Consolas" w:eastAsia="Consolas"/>
+          <w:sz w:val="17"/>
+        </w:rPr>
+        <w:t>export default {</w:t>
+        <w:br/>
+        <w:t xml:space="preserve">  async fetch(req, env) {</w:t>
+        <w:br/>
+        <w:t xml:space="preserve">    const url = new URL(req.url);</w:t>
+        <w:br/>
+        <w:t xml:space="preserve">    if (url.pathname === "/auth") {</w:t>
+        <w:br/>
+        <w:t xml:space="preserve">      const state = await sign(env.STATE_SIGNING_KEY, `${crypto.randomUUID()}.${Date.now()}`);</w:t>
+        <w:br/>
+        <w:t xml:space="preserve">      const g = new URL("https://github.com/login/oauth/authorize");</w:t>
+        <w:br/>
+        <w:t xml:space="preserve">      g.searchParams.set("client_id", env.GITHUB_CLIENT_ID);</w:t>
+        <w:br/>
+        <w:t xml:space="preserve">      g.searchParams.set("redirect_uri", `${url.origin}/callback`);</w:t>
+        <w:br/>
+        <w:t xml:space="preserve">      g.searchParams.set("state", state);           // + scope=public_repo for an OAuth App</w:t>
+        <w:br/>
+        <w:t xml:space="preserve">      return Response.redirect(g.toString(), 302);</w:t>
+        <w:br/>
+        <w:t xml:space="preserve">    }</w:t>
+        <w:br/>
+        <w:t xml:space="preserve">    if (url.pathname === "/callback") {</w:t>
+        <w:br/>
+        <w:t xml:space="preserve">      const state = url.searchParams.get("state"), code = url.searchParams.get("code");</w:t>
+        <w:br/>
+        <w:t xml:space="preserve">      if (!(await verify(env.STATE_SIGNING_KEY, state, 10 * 60_000)) || !code) return new Response("Bad state", { status: 400 });</w:t>
+        <w:br/>
+        <w:t xml:space="preserve">      const r = await fetch("https://github.com/login/oauth/access_token", {</w:t>
+        <w:br/>
+        <w:t xml:space="preserve">        method: "POST", headers: { Accept: "application/json", "Content-Type": "application/json" },</w:t>
+        <w:br/>
+        <w:t xml:space="preserve">        body: JSON.stringify({ client_id: env.GITHUB_CLIENT_ID, client_secret: env.GITHUB_CLIENT_SECRET, code, redirect_uri: `${url.origin}/callback` }),</w:t>
+        <w:br/>
+        <w:t xml:space="preserve">      });</w:t>
+        <w:br/>
+        <w:t xml:space="preserve">      const { access_token, error } = await r.json();</w:t>
+        <w:br/>
+        <w:t xml:space="preserve">      if (!access_token) return new Response(`GitHub error: ${error ?? "no token"}`, { status: 502 });</w:t>
+        <w:br/>
+        <w:t xml:space="preserve">      // Hand the token to the editor window that opened the popup – only to the allowed origin.</w:t>
+        <w:br/>
+        <w:t xml:space="preserve">      const html = `&lt;script&gt;window.opener?.postMessage({ type: "slowdough:oauth", token: ${JSON.stringify(access_token)} }, ${JSON.stringify(env.ALLOWED_ORIGINS)}); window.close();&lt;/script&gt;Signed in – you can close this window.`;</w:t>
+        <w:br/>
+        <w:t xml:space="preserve">      return new Response(html, { headers: { "Content-Type": "text/html", "Cache-Control": "no-store", "Referrer-Policy": "no-referrer" } });</w:t>
+        <w:br/>
+        <w:t xml:space="preserve">    }</w:t>
+        <w:br/>
+        <w:t xml:space="preserve">    return new Response("Not found", { status: 404 });</w:t>
+        <w:br/>
+        <w:t xml:space="preserve">  },</w:t>
+        <w:br/>
+        <w:t>};  // sign()/verify(): HMAC-SHA-256 over nonce.timestamp with WebCrypto; verify also checks the timestamp age.</w:t>
+      </w:r>
+    </w:p>
+    <w:p>
+      <w:pPr>
+        <w:pStyle w:val="Heading3"/>
+      </w:pPr>
+      <w:r>
+        <w:t>E.6 Editor side (future change, behind a flag)</w:t>
+      </w:r>
+    </w:p>
+    <w:p>
+      <w:pPr>
+        <w:spacing w:after="40"/>
+        <w:ind w:left="510" w:hanging="340"/>
+      </w:pPr>
+      <w:r>
+        <w:rPr>
+          <w:b w:val="0"/>
+          <w:i w:val="0"/>
+        </w:rPr>
+        <w:t>1.</w:t>
+        <w:tab/>
+        <w:t xml:space="preserve">New env var </w:t>
+      </w:r>
+      <w:r>
+        <w:rPr>
+          <w:rFonts w:ascii="Consolas" w:hAnsi="Consolas" w:eastAsia="Consolas"/>
+          <w:b w:val="0"/>
+          <w:i w:val="0"/>
+          <w:color w:val="8A4224"/>
+          <w:sz w:val="19"/>
+        </w:rPr>
+        <w:t>VITE_OAUTH_PROXY_URL</w:t>
+      </w:r>
+      <w:r>
+        <w:rPr>
+          <w:b w:val="0"/>
+          <w:i w:val="0"/>
+        </w:rPr>
+        <w:t>. When unset (today), the sign-in screen is unchanged — this is the feature flag.</w:t>
+      </w:r>
+    </w:p>
+    <w:p>
+      <w:pPr>
+        <w:spacing w:after="40"/>
+        <w:ind w:left="510" w:hanging="340"/>
+      </w:pPr>
+      <w:r>
+        <w:rPr>
+          <w:b w:val="0"/>
+          <w:i w:val="0"/>
+        </w:rPr>
+        <w:t>2.</w:t>
+        <w:tab/>
+      </w:r>
+      <w:r>
+        <w:rPr>
+          <w:rFonts w:ascii="Consolas" w:hAnsi="Consolas" w:eastAsia="Consolas"/>
+          <w:b w:val="0"/>
+          <w:i w:val="0"/>
+          <w:color w:val="8A4224"/>
+          <w:sz w:val="19"/>
+        </w:rPr>
+        <w:t>SignIn</w:t>
+      </w:r>
+      <w:r>
+        <w:rPr>
+          <w:b w:val="0"/>
+          <w:i w:val="0"/>
+        </w:rPr>
+        <w:t xml:space="preserve"> shows a "Sign in with GitHub" button above the token field; "Use a token instead" keeps the current path as fallback.</w:t>
+      </w:r>
+    </w:p>
+    <w:p>
+      <w:pPr>
+        <w:spacing w:after="40"/>
+        <w:ind w:left="510" w:hanging="340"/>
+      </w:pPr>
+      <w:r>
+        <w:rPr>
+          <w:b w:val="0"/>
+          <w:i w:val="0"/>
+        </w:rPr>
+        <w:t>3.</w:t>
+        <w:tab/>
+        <w:t xml:space="preserve">Click → </w:t>
+      </w:r>
+      <w:r>
+        <w:rPr>
+          <w:rFonts w:ascii="Consolas" w:hAnsi="Consolas" w:eastAsia="Consolas"/>
+          <w:b w:val="0"/>
+          <w:i w:val="0"/>
+          <w:color w:val="8A4224"/>
+          <w:sz w:val="19"/>
+        </w:rPr>
+        <w:t>window.open(</w:t>
+      </w:r>
+      <w:r>
+        <w:rPr>
+          <w:b w:val="0"/>
+          <w:i w:val="0"/>
+        </w:rPr>
+        <w:t>${PROXY}/auth</w:t>
+      </w:r>
+      <w:r>
+        <w:rPr>
+          <w:rFonts w:ascii="Consolas" w:hAnsi="Consolas" w:eastAsia="Consolas"/>
+          <w:b w:val="0"/>
+          <w:i w:val="0"/>
+          <w:color w:val="8A4224"/>
+          <w:sz w:val="19"/>
+        </w:rPr>
+        <w:t>, "slowdough-oauth", "popup,width=600,height=700")</w:t>
+      </w:r>
+      <w:r>
+        <w:rPr>
+          <w:b w:val="0"/>
+          <w:i w:val="0"/>
+        </w:rPr>
+        <w:t xml:space="preserve">; add a </w:t>
+      </w:r>
+      <w:r>
+        <w:rPr>
+          <w:rFonts w:ascii="Consolas" w:hAnsi="Consolas" w:eastAsia="Consolas"/>
+          <w:b w:val="0"/>
+          <w:i w:val="0"/>
+          <w:color w:val="8A4224"/>
+          <w:sz w:val="19"/>
+        </w:rPr>
+        <w:t>message</w:t>
+      </w:r>
+      <w:r>
+        <w:rPr>
+          <w:b w:val="0"/>
+          <w:i w:val="0"/>
+        </w:rPr>
+        <w:t xml:space="preserve"> listener that accepts only </w:t>
+      </w:r>
+      <w:r>
+        <w:rPr>
+          <w:rFonts w:ascii="Consolas" w:hAnsi="Consolas" w:eastAsia="Consolas"/>
+          <w:b w:val="0"/>
+          <w:i w:val="0"/>
+          <w:color w:val="8A4224"/>
+          <w:sz w:val="19"/>
+        </w:rPr>
+        <w:t>event.origin === new URL(PROXY).origin</w:t>
+      </w:r>
+      <w:r>
+        <w:rPr>
+          <w:b w:val="0"/>
+          <w:i w:val="0"/>
+        </w:rPr>
+        <w:t xml:space="preserve"> and </w:t>
+      </w:r>
+      <w:r>
+        <w:rPr>
+          <w:rFonts w:ascii="Consolas" w:hAnsi="Consolas" w:eastAsia="Consolas"/>
+          <w:b w:val="0"/>
+          <w:i w:val="0"/>
+          <w:color w:val="8A4224"/>
+          <w:sz w:val="19"/>
+        </w:rPr>
+        <w:t>data.type === "slowdough:oauth"</w:t>
+      </w:r>
+      <w:r>
+        <w:rPr>
+          <w:b w:val="0"/>
+          <w:i w:val="0"/>
+        </w:rPr>
+        <w:t xml:space="preserve">, then calls the existing </w:t>
+      </w:r>
+      <w:r>
+        <w:rPr>
+          <w:rFonts w:ascii="Consolas" w:hAnsi="Consolas" w:eastAsia="Consolas"/>
+          <w:b w:val="0"/>
+          <w:i w:val="0"/>
+          <w:color w:val="8A4224"/>
+          <w:sz w:val="19"/>
+        </w:rPr>
+        <w:t>signIn(token, remember)</w:t>
+      </w:r>
+      <w:r>
+        <w:rPr>
+          <w:b w:val="0"/>
+          <w:i w:val="0"/>
+        </w:rPr>
+        <w:t>. Remove the listener on unmount; time out after two minutes.</w:t>
+      </w:r>
+    </w:p>
+    <w:p>
+      <w:pPr>
+        <w:spacing w:after="40"/>
+        <w:ind w:left="510" w:hanging="340"/>
+      </w:pPr>
+      <w:r>
+        <w:rPr>
+          <w:b w:val="0"/>
+          <w:i w:val="0"/>
+        </w:rPr>
+        <w:t>4.</w:t>
+        <w:tab/>
+        <w:t>Everything downstream is untouched: collaborator check, content loading, PR creation, passcode vault (now optional — GitHub's own login cookie makes re-sign-in a click, so the vault could be retired in a later version), idle lock.</w:t>
+      </w:r>
+    </w:p>
+    <w:p>
+      <w:pPr>
+        <w:spacing w:after="40"/>
+        <w:ind w:left="510" w:hanging="340"/>
+      </w:pPr>
+      <w:r>
+        <w:rPr>
+          <w:b w:val="0"/>
+          <w:i w:val="0"/>
+        </w:rPr>
+        <w:t>5.</w:t>
+        <w:tab/>
+        <w:t xml:space="preserve">If GitHub App token expiry stays on: store </w:t>
+      </w:r>
+      <w:r>
+        <w:rPr>
+          <w:rFonts w:ascii="Consolas" w:hAnsi="Consolas" w:eastAsia="Consolas"/>
+          <w:b w:val="0"/>
+          <w:i w:val="0"/>
+          <w:color w:val="8A4224"/>
+          <w:sz w:val="19"/>
+        </w:rPr>
+        <w:t>refresh_token</w:t>
+      </w:r>
+      <w:r>
+        <w:rPr>
+          <w:b w:val="0"/>
+          <w:i w:val="0"/>
+        </w:rPr>
+        <w:t xml:space="preserve"> + </w:t>
+      </w:r>
+      <w:r>
+        <w:rPr>
+          <w:rFonts w:ascii="Consolas" w:hAnsi="Consolas" w:eastAsia="Consolas"/>
+          <w:b w:val="0"/>
+          <w:i w:val="0"/>
+          <w:color w:val="8A4224"/>
+          <w:sz w:val="19"/>
+        </w:rPr>
+        <w:t>expires_in</w:t>
+      </w:r>
+      <w:r>
+        <w:rPr>
+          <w:b w:val="0"/>
+          <w:i w:val="0"/>
+        </w:rPr>
+        <w:t xml:space="preserve">, add a </w:t>
+      </w:r>
+      <w:r>
+        <w:rPr>
+          <w:rFonts w:ascii="Consolas" w:hAnsi="Consolas" w:eastAsia="Consolas"/>
+          <w:b w:val="0"/>
+          <w:i w:val="0"/>
+          <w:color w:val="8A4224"/>
+          <w:sz w:val="19"/>
+        </w:rPr>
+        <w:t>/refresh</w:t>
+      </w:r>
+      <w:r>
+        <w:rPr>
+          <w:b w:val="0"/>
+          <w:i w:val="0"/>
+        </w:rPr>
+        <w:t xml:space="preserve"> route to the Worker, and refresh when a 401 arrives. Recommended to defer by switching expiry off initially.</w:t>
+      </w:r>
+    </w:p>
+    <w:p>
+      <w:pPr>
+        <w:spacing w:after="40"/>
+        <w:ind w:left="510" w:hanging="340"/>
+      </w:pPr>
+      <w:r>
+        <w:rPr>
+          <w:b w:val="0"/>
+          <w:i w:val="0"/>
+        </w:rPr>
+        <w:t>6.</w:t>
+        <w:tab/>
+        <w:t xml:space="preserve">Tests: a fake </w:t>
+      </w:r>
+      <w:r>
+        <w:rPr>
+          <w:rFonts w:ascii="Consolas" w:hAnsi="Consolas" w:eastAsia="Consolas"/>
+          <w:b w:val="0"/>
+          <w:i w:val="0"/>
+          <w:color w:val="8A4224"/>
+          <w:sz w:val="19"/>
+        </w:rPr>
+        <w:t>window.open</w:t>
+      </w:r>
+      <w:r>
+        <w:rPr>
+          <w:b w:val="0"/>
+          <w:i w:val="0"/>
+        </w:rPr>
+        <w:t xml:space="preserve"> + synthetic </w:t>
+      </w:r>
+      <w:r>
+        <w:rPr>
+          <w:rFonts w:ascii="Consolas" w:hAnsi="Consolas" w:eastAsia="Consolas"/>
+          <w:b w:val="0"/>
+          <w:i w:val="0"/>
+          <w:color w:val="8A4224"/>
+          <w:sz w:val="19"/>
+        </w:rPr>
+        <w:t>MessageEvent</w:t>
+      </w:r>
+      <w:r>
+        <w:rPr>
+          <w:b w:val="0"/>
+          <w:i w:val="0"/>
+        </w:rPr>
+        <w:t xml:space="preserve"> in </w:t>
+      </w:r>
+      <w:r>
+        <w:rPr>
+          <w:rFonts w:ascii="Consolas" w:hAnsi="Consolas" w:eastAsia="Consolas"/>
+          <w:b w:val="0"/>
+          <w:i w:val="0"/>
+          <w:color w:val="8A4224"/>
+          <w:sz w:val="19"/>
+        </w:rPr>
+        <w:t>EditorApp.test.tsx</w:t>
+      </w:r>
+      <w:r>
+        <w:rPr>
+          <w:b w:val="0"/>
+          <w:i w:val="0"/>
+        </w:rPr>
+        <w:t xml:space="preserve"> (origin accepted/rejected, timeout); no Worker needed for unit tests. One manual end-to-end run against a test GitHub App before enabling the flag in </w:t>
+      </w:r>
+      <w:r>
+        <w:rPr>
+          <w:rFonts w:ascii="Consolas" w:hAnsi="Consolas" w:eastAsia="Consolas"/>
+          <w:b w:val="0"/>
+          <w:i w:val="0"/>
+          <w:color w:val="8A4224"/>
+          <w:sz w:val="19"/>
+        </w:rPr>
+        <w:t>deploy.yml</w:t>
+      </w:r>
+      <w:r>
+        <w:rPr>
+          <w:b w:val="0"/>
+          <w:i w:val="0"/>
+        </w:rPr>
+        <w:t>.</w:t>
+      </w:r>
+    </w:p>
+    <w:p>
+      <w:pPr>
+        <w:pStyle w:val="Heading3"/>
+      </w:pPr>
+      <w:r>
+        <w:t>E.7 Security checklist for the proxy</w:t>
+      </w:r>
+    </w:p>
+    <w:tbl>
+      <w:tblPr>
+        <w:tblStyle w:val="TableGrid"/>
+        <w:tblW w:type="auto" w:w="0"/>
+        <w:jc w:val="center"/>
+        <w:tblLayout w:type="fixed"/>
+        <w:tblLook w:firstColumn="1" w:firstRow="1" w:lastColumn="0" w:lastRow="0" w:noHBand="0" w:noVBand="1" w:val="04A0"/>
+        <w:tblLayout w:type="fixed"/>
+      </w:tblPr>
+      <w:tblGrid>
+        <w:gridCol w:w="3969"/>
+        <w:gridCol w:w="5386"/>
+      </w:tblGrid>
+      <w:tr>
+        <w:tc>
+          <w:tcPr>
+            <w:tcW w:type="dxa" w:w="3969"/>
+            <w:shd w:val="clear" w:color="auto" w:fill="24211E"/>
+          </w:tcPr>
+          <w:p>
+            <w:r/>
+            <w:r>
+              <w:rPr>
+                <w:b/>
+                <w:color w:val="FAF8F5"/>
+                <w:sz w:val="19"/>
+              </w:rPr>
+              <w:t>Control</w:t>
+            </w:r>
+          </w:p>
+        </w:tc>
+        <w:tc>
+          <w:tcPr>
+            <w:tcW w:type="dxa" w:w="5386"/>
+            <w:shd w:val="clear" w:color="auto" w:fill="24211E"/>
+          </w:tcPr>
+          <w:p>
+            <w:r/>
+            <w:r>
+              <w:rPr>
+                <w:b/>
+                <w:color w:val="FAF8F5"/>
+                <w:sz w:val="19"/>
+              </w:rPr>
+              <w:t>Why</w:t>
+            </w:r>
+          </w:p>
+        </w:tc>
+      </w:tr>
+      <w:tr>
+        <w:tc>
+          <w:tcPr>
+            <w:tcW w:type="dxa" w:w="3969"/>
+          </w:tcPr>
+          <w:p>
+            <w:r/>
+            <w:r>
+              <w:rPr>
+                <w:b w:val="0"/>
+                <w:i w:val="0"/>
+                <w:sz w:val="19"/>
+              </w:rPr>
+              <w:t xml:space="preserve">Signed, time-limited </w:t>
+            </w:r>
+            <w:r>
+              <w:rPr>
+                <w:rFonts w:ascii="Consolas" w:hAnsi="Consolas" w:eastAsia="Consolas"/>
+                <w:b w:val="0"/>
+                <w:i w:val="0"/>
+                <w:color w:val="8A4224"/>
+                <w:sz w:val="17"/>
+              </w:rPr>
+              <w:t>state</w:t>
+            </w:r>
+            <w:r>
+              <w:rPr>
+                <w:b w:val="0"/>
+                <w:i w:val="0"/>
+                <w:sz w:val="19"/>
+              </w:rPr>
+              <w:t xml:space="preserve"> (HMAC, ≤10 min) and exact </w:t>
+            </w:r>
+            <w:r>
+              <w:rPr>
+                <w:rFonts w:ascii="Consolas" w:hAnsi="Consolas" w:eastAsia="Consolas"/>
+                <w:b w:val="0"/>
+                <w:i w:val="0"/>
+                <w:color w:val="8A4224"/>
+                <w:sz w:val="17"/>
+              </w:rPr>
+              <w:t>redirect_uri</w:t>
+            </w:r>
+          </w:p>
+        </w:tc>
+        <w:tc>
+          <w:tcPr>
+            <w:tcW w:type="dxa" w:w="5386"/>
+          </w:tcPr>
+          <w:p>
+            <w:r/>
+            <w:r>
+              <w:rPr>
+                <w:b w:val="0"/>
+                <w:i w:val="0"/>
+                <w:sz w:val="19"/>
+              </w:rPr>
+              <w:t>Blocks CSRF and authorization-code injection; GitHub also rejects mismatched redirect URIs.</w:t>
+            </w:r>
+          </w:p>
+        </w:tc>
+      </w:tr>
+      <w:tr>
+        <w:tc>
+          <w:tcPr>
+            <w:tcW w:type="dxa" w:w="3969"/>
+            <w:shd w:val="clear" w:color="auto" w:fill="FAF7F2"/>
+          </w:tcPr>
+          <w:p>
+            <w:r/>
+            <w:r>
+              <w:rPr>
+                <w:rFonts w:ascii="Consolas" w:hAnsi="Consolas" w:eastAsia="Consolas"/>
+                <w:b w:val="0"/>
+                <w:i w:val="0"/>
+                <w:color w:val="8A4224"/>
+                <w:sz w:val="17"/>
+              </w:rPr>
+              <w:t>postMessage</w:t>
+            </w:r>
+            <w:r>
+              <w:rPr>
+                <w:b w:val="0"/>
+                <w:i w:val="0"/>
+                <w:sz w:val="19"/>
+              </w:rPr>
+              <w:t xml:space="preserve"> to an explicit origin only (never </w:t>
+            </w:r>
+            <w:r>
+              <w:rPr>
+                <w:rFonts w:ascii="Consolas" w:hAnsi="Consolas" w:eastAsia="Consolas"/>
+                <w:b w:val="0"/>
+                <w:i w:val="0"/>
+                <w:color w:val="8A4224"/>
+                <w:sz w:val="17"/>
+              </w:rPr>
+              <w:t>*</w:t>
+            </w:r>
+            <w:r>
+              <w:rPr>
+                <w:b w:val="0"/>
+                <w:i w:val="0"/>
+                <w:sz w:val="19"/>
+              </w:rPr>
+              <w:t xml:space="preserve">); listener checks </w:t>
+            </w:r>
+            <w:r>
+              <w:rPr>
+                <w:rFonts w:ascii="Consolas" w:hAnsi="Consolas" w:eastAsia="Consolas"/>
+                <w:b w:val="0"/>
+                <w:i w:val="0"/>
+                <w:color w:val="8A4224"/>
+                <w:sz w:val="17"/>
+              </w:rPr>
+              <w:t>event.origin</w:t>
+            </w:r>
+          </w:p>
+        </w:tc>
+        <w:tc>
+          <w:tcPr>
+            <w:tcW w:type="dxa" w:w="5386"/>
+            <w:shd w:val="clear" w:color="auto" w:fill="FAF7F2"/>
+          </w:tcPr>
+          <w:p>
+            <w:r/>
+            <w:r>
+              <w:rPr>
+                <w:b w:val="0"/>
+                <w:i w:val="0"/>
+                <w:sz w:val="19"/>
+              </w:rPr>
+              <w:t>The token can only reach the real editor origin, not any page that opened the popup.</w:t>
+            </w:r>
+          </w:p>
+        </w:tc>
+      </w:tr>
+      <w:tr>
+        <w:tc>
+          <w:tcPr>
+            <w:tcW w:type="dxa" w:w="3969"/>
+          </w:tcPr>
+          <w:p>
+            <w:r/>
+            <w:r>
+              <w:rPr>
+                <w:b w:val="0"/>
+                <w:i w:val="0"/>
+                <w:sz w:val="19"/>
+              </w:rPr>
+              <w:t xml:space="preserve">Secrets in Wrangler secrets; </w:t>
+            </w:r>
+            <w:r>
+              <w:rPr>
+                <w:rFonts w:ascii="Consolas" w:hAnsi="Consolas" w:eastAsia="Consolas"/>
+                <w:b w:val="0"/>
+                <w:i w:val="0"/>
+                <w:color w:val="8A4224"/>
+                <w:sz w:val="17"/>
+              </w:rPr>
+              <w:t>Cache-Control: no-store</w:t>
+            </w:r>
+            <w:r>
+              <w:rPr>
+                <w:b w:val="0"/>
+                <w:i w:val="0"/>
+                <w:sz w:val="19"/>
+              </w:rPr>
+              <w:t>; no token logging</w:t>
+            </w:r>
+          </w:p>
+        </w:tc>
+        <w:tc>
+          <w:tcPr>
+            <w:tcW w:type="dxa" w:w="5386"/>
+          </w:tcPr>
+          <w:p>
+            <w:r/>
+            <w:r>
+              <w:rPr>
+                <w:b w:val="0"/>
+                <w:i w:val="0"/>
+                <w:sz w:val="19"/>
+              </w:rPr>
+              <w:t>Token and secret never persist anywhere on Cloudflare.</w:t>
+            </w:r>
+          </w:p>
+        </w:tc>
+      </w:tr>
+      <w:tr>
+        <w:tc>
+          <w:tcPr>
+            <w:tcW w:type="dxa" w:w="3969"/>
+            <w:shd w:val="clear" w:color="auto" w:fill="FAF7F2"/>
+          </w:tcPr>
+          <w:p>
+            <w:r/>
+            <w:r>
+              <w:rPr>
+                <w:b w:val="0"/>
+                <w:i w:val="0"/>
+                <w:sz w:val="19"/>
+              </w:rPr>
+              <w:t xml:space="preserve">Rate limit </w:t>
+            </w:r>
+            <w:r>
+              <w:rPr>
+                <w:rFonts w:ascii="Consolas" w:hAnsi="Consolas" w:eastAsia="Consolas"/>
+                <w:b w:val="0"/>
+                <w:i w:val="0"/>
+                <w:color w:val="8A4224"/>
+                <w:sz w:val="17"/>
+              </w:rPr>
+              <w:t>/auth</w:t>
+            </w:r>
+            <w:r>
+              <w:rPr>
+                <w:b w:val="0"/>
+                <w:i w:val="0"/>
+                <w:sz w:val="19"/>
+              </w:rPr>
+              <w:t xml:space="preserve"> and </w:t>
+            </w:r>
+            <w:r>
+              <w:rPr>
+                <w:rFonts w:ascii="Consolas" w:hAnsi="Consolas" w:eastAsia="Consolas"/>
+                <w:b w:val="0"/>
+                <w:i w:val="0"/>
+                <w:color w:val="8A4224"/>
+                <w:sz w:val="17"/>
+              </w:rPr>
+              <w:t>/callback</w:t>
+            </w:r>
+            <w:r>
+              <w:rPr>
+                <w:b w:val="0"/>
+                <w:i w:val="0"/>
+                <w:sz w:val="19"/>
+              </w:rPr>
+              <w:t>; 404 everything else</w:t>
+            </w:r>
+          </w:p>
+        </w:tc>
+        <w:tc>
+          <w:tcPr>
+            <w:tcW w:type="dxa" w:w="5386"/>
+            <w:shd w:val="clear" w:color="auto" w:fill="FAF7F2"/>
+          </w:tcPr>
+          <w:p>
+            <w:r/>
+            <w:r>
+              <w:rPr>
+                <w:b w:val="0"/>
+                <w:i w:val="0"/>
+                <w:sz w:val="19"/>
+              </w:rPr>
+              <w:t>Cheap abuse protection; the Worker has no other surface.</w:t>
+            </w:r>
+          </w:p>
+        </w:tc>
+      </w:tr>
+      <w:tr>
+        <w:tc>
+          <w:tcPr>
+            <w:tcW w:type="dxa" w:w="3969"/>
+          </w:tcPr>
+          <w:p>
+            <w:r/>
+            <w:r>
+              <w:rPr>
+                <w:b w:val="0"/>
+                <w:i w:val="0"/>
+                <w:sz w:val="19"/>
+              </w:rPr>
+              <w:t>GitHub App installed on one repository; minimal permissions</w:t>
+            </w:r>
+          </w:p>
+        </w:tc>
+        <w:tc>
+          <w:tcPr>
+            <w:tcW w:type="dxa" w:w="5386"/>
+          </w:tcPr>
+          <w:p>
+            <w:r/>
+            <w:r>
+              <w:rPr>
+                <w:b w:val="0"/>
+                <w:i w:val="0"/>
+                <w:sz w:val="19"/>
+              </w:rPr>
+              <w:t>Tokens cannot reach other repositories even if leaked.</w:t>
+            </w:r>
+          </w:p>
+        </w:tc>
+      </w:tr>
+      <w:tr>
+        <w:tc>
+          <w:tcPr>
+            <w:tcW w:type="dxa" w:w="3969"/>
+            <w:shd w:val="clear" w:color="auto" w:fill="FAF7F2"/>
+          </w:tcPr>
+          <w:p>
+            <w:r/>
+            <w:r>
+              <w:rPr>
+                <w:b w:val="0"/>
+                <w:i w:val="0"/>
+                <w:sz w:val="19"/>
+              </w:rPr>
+              <w:t>Collaborator check stays in the editor</w:t>
+            </w:r>
+          </w:p>
+        </w:tc>
+        <w:tc>
+          <w:tcPr>
+            <w:tcW w:type="dxa" w:w="5386"/>
+            <w:shd w:val="clear" w:color="auto" w:fill="FAF7F2"/>
+          </w:tcPr>
+          <w:p>
+            <w:r/>
+            <w:r>
+              <w:rPr>
+                <w:b w:val="0"/>
+                <w:i w:val="0"/>
+                <w:sz w:val="19"/>
+              </w:rPr>
+              <w:t>Signing in proves identity; write permission on this repository is still verified and enforced by GitHub.</w:t>
+            </w:r>
+          </w:p>
+        </w:tc>
+      </w:tr>
+      <w:tr>
+        <w:tc>
+          <w:tcPr>
+            <w:tcW w:type="dxa" w:w="3969"/>
+          </w:tcPr>
+          <w:p>
+            <w:r/>
+            <w:r>
+              <w:rPr>
+                <w:b w:val="0"/>
+                <w:i w:val="0"/>
+                <w:sz w:val="19"/>
+              </w:rPr>
+              <w:t>Rotate the client secret yearly or on staff departure with admin access</w:t>
+            </w:r>
+          </w:p>
+        </w:tc>
+        <w:tc>
+          <w:tcPr>
+            <w:tcW w:type="dxa" w:w="5386"/>
+          </w:tcPr>
+          <w:p>
+            <w:r/>
+            <w:r>
+              <w:rPr>
+                <w:b w:val="0"/>
+                <w:i w:val="0"/>
+                <w:sz w:val="19"/>
+              </w:rPr>
+              <w:t xml:space="preserve">Standard hygiene; rotation is </w:t>
+            </w:r>
+            <w:r>
+              <w:rPr>
+                <w:rFonts w:ascii="Consolas" w:hAnsi="Consolas" w:eastAsia="Consolas"/>
+                <w:b w:val="0"/>
+                <w:i w:val="0"/>
+                <w:color w:val="8A4224"/>
+                <w:sz w:val="17"/>
+              </w:rPr>
+              <w:t>wrangler secret put</w:t>
+            </w:r>
+            <w:r>
+              <w:rPr>
+                <w:b w:val="0"/>
+                <w:i w:val="0"/>
+                <w:sz w:val="19"/>
+              </w:rPr>
+              <w:t xml:space="preserve"> + GitHub App settings.</w:t>
+            </w:r>
+          </w:p>
+        </w:tc>
+      </w:tr>
+    </w:tbl>
+    <w:p>
+      <w:pPr>
+        <w:spacing w:after="40"/>
+      </w:pPr>
+    </w:p>
+    <w:p>
+      <w:pPr>
+        <w:pStyle w:val="Heading3"/>
+      </w:pPr>
+      <w:r>
+        <w:t>E.8 Effort, cost and open decisions</w:t>
+      </w:r>
+    </w:p>
+    <w:p>
+      <w:pPr>
+        <w:pStyle w:val="ListBullet"/>
+        <w:spacing w:after="40"/>
+      </w:pPr>
+      <w:r>
+        <w:rPr>
+          <w:b w:val="0"/>
+          <w:i w:val="0"/>
+        </w:rPr>
+        <w:t>Effort: about one developer-day (Worker, editor button + listener, tests, docs) plus roughly an hour of owner setup on GitHub and Cloudflare.</w:t>
+      </w:r>
+    </w:p>
+    <w:p>
+      <w:pPr>
+        <w:pStyle w:val="ListBullet"/>
+        <w:spacing w:after="40"/>
+      </w:pPr>
+      <w:r>
+        <w:rPr>
+          <w:b w:val="0"/>
+          <w:i w:val="0"/>
+        </w:rPr>
+        <w:t>Running cost: €0 on the Cloudflare free plan; an optional custom domain if one is not already owned.</w:t>
+      </w:r>
+    </w:p>
+    <w:p>
+      <w:pPr>
+        <w:pStyle w:val="ListBullet"/>
+        <w:spacing w:after="40"/>
+      </w:pPr>
+      <w:r>
+        <w:rPr>
+          <w:b w:val="0"/>
+          <w:i w:val="0"/>
+        </w:rPr>
+        <w:t>Decisions needed before starting: GitHub App vs OAuth App (recommendation: GitHub App); token expiry on/off (recommendation: off at first); who owns the Cloudflare account; whether to retire the passcode vault once OAuth is live; whether option B is ever required by policy.</w:t>
+      </w:r>
+    </w:p>
+    <w:p>
+      <w:pPr>
+        <w:pStyle w:val="ListBullet"/>
+        <w:spacing w:after="40"/>
+      </w:pPr>
+      <w:r>
+        <w:rPr>
+          <w:b w:val="0"/>
+          <w:i w:val="0"/>
+        </w:rPr>
+        <w:t xml:space="preserve">Rollback: unset </w:t>
+      </w:r>
+      <w:r>
+        <w:rPr>
+          <w:rFonts w:ascii="Consolas" w:hAnsi="Consolas" w:eastAsia="Consolas"/>
+          <w:b w:val="0"/>
+          <w:i w:val="0"/>
+          <w:color w:val="8A4224"/>
+          <w:sz w:val="19"/>
+        </w:rPr>
+        <w:t>VITE_OAUTH_PROXY_URL</w:t>
+      </w:r>
+      <w:r>
+        <w:rPr>
+          <w:b w:val="0"/>
+          <w:i w:val="0"/>
+        </w:rPr>
+        <w:t xml:space="preserve"> and redeploy — the token flow returns and the Worker can be deleted.</w:t>
+      </w:r>
+    </w:p>
+    <w:p>
+      <w:pPr>
+        <w:pStyle w:val="Heading1"/>
+      </w:pPr>
+      <w:r>
+        <w:t>18. Revision 1.1 — local-testing feedback and resolutions</w:t>
+      </w:r>
+    </w:p>
+    <w:p>
+      <w:pPr>
+        <w:spacing w:after="120"/>
+      </w:pPr>
+      <w:r>
+        <w:rPr>
+          <w:b w:val="0"/>
+          <w:i w:val="0"/>
+        </w:rPr>
+        <w:t>The owner ran the local edit mode on Windows (npm 12, Node 24) and reported the findings below. Menu and Hours edits worked as designed; the other items were analysed and resolved as follows.</w:t>
+      </w:r>
+    </w:p>
+    <w:tbl>
+      <w:tblPr>
+        <w:tblStyle w:val="TableGrid"/>
+        <w:tblW w:type="auto" w:w="0"/>
+        <w:jc w:val="center"/>
+        <w:tblLayout w:type="fixed"/>
+        <w:tblLook w:firstColumn="1" w:firstRow="1" w:lastColumn="0" w:lastRow="0" w:noHBand="0" w:noVBand="1" w:val="04A0"/>
+        <w:tblLayout w:type="fixed"/>
+      </w:tblPr>
+      <w:tblGrid>
+        <w:gridCol w:w="510"/>
+        <w:gridCol w:w="2324"/>
+        <w:gridCol w:w="3175"/>
+        <w:gridCol w:w="3345"/>
+      </w:tblGrid>
+      <w:tr>
+        <w:tc>
+          <w:tcPr>
+            <w:tcW w:type="dxa" w:w="510"/>
+            <w:shd w:val="clear" w:color="auto" w:fill="24211E"/>
+          </w:tcPr>
+          <w:p>
+            <w:r/>
+            <w:r>
+              <w:rPr>
+                <w:b/>
+                <w:color w:val="FAF8F5"/>
+                <w:sz w:val="19"/>
+              </w:rPr>
+              <w:t>#</w:t>
+            </w:r>
+          </w:p>
+        </w:tc>
+        <w:tc>
+          <w:tcPr>
+            <w:tcW w:type="dxa" w:w="2324"/>
+            <w:shd w:val="clear" w:color="auto" w:fill="24211E"/>
+          </w:tcPr>
+          <w:p>
+            <w:r/>
+            <w:r>
+              <w:rPr>
+                <w:b/>
+                <w:color w:val="FAF8F5"/>
+                <w:sz w:val="19"/>
+              </w:rPr>
+              <w:t>Finding</w:t>
+            </w:r>
+          </w:p>
+        </w:tc>
+        <w:tc>
+          <w:tcPr>
+            <w:tcW w:type="dxa" w:w="3175"/>
+            <w:shd w:val="clear" w:color="auto" w:fill="24211E"/>
+          </w:tcPr>
+          <w:p>
+            <w:r/>
+            <w:r>
+              <w:rPr>
+                <w:b/>
+                <w:color w:val="FAF8F5"/>
+                <w:sz w:val="19"/>
+              </w:rPr>
+              <w:t>Root cause</w:t>
+            </w:r>
+          </w:p>
+        </w:tc>
+        <w:tc>
+          <w:tcPr>
+            <w:tcW w:type="dxa" w:w="3345"/>
+            <w:shd w:val="clear" w:color="auto" w:fill="24211E"/>
+          </w:tcPr>
+          <w:p>
+            <w:r/>
+            <w:r>
+              <w:rPr>
+                <w:b/>
+                <w:color w:val="FAF8F5"/>
+                <w:sz w:val="19"/>
+              </w:rPr>
+              <w:t>Resolution</w:t>
+            </w:r>
+          </w:p>
+        </w:tc>
+      </w:tr>
+      <w:tr>
+        <w:tc>
+          <w:tcPr>
+            <w:tcW w:type="dxa" w:w="510"/>
+          </w:tcPr>
+          <w:p>
+            <w:r/>
+            <w:r>
+              <w:rPr>
+                <w:b w:val="0"/>
+                <w:i w:val="0"/>
+                <w:sz w:val="19"/>
+              </w:rPr>
+              <w:t>F1</w:t>
+            </w:r>
+          </w:p>
+        </w:tc>
+        <w:tc>
+          <w:tcPr>
+            <w:tcW w:type="dxa" w:w="2324"/>
+          </w:tcPr>
+          <w:p>
+            <w:r/>
+            <w:r>
+              <w:rPr>
+                <w:b w:val="0"/>
+                <w:i w:val="0"/>
+                <w:sz w:val="19"/>
+              </w:rPr>
+              <w:t>Header "Wed–Sun • 4:30 PM" button is redundant and does not match the (editable) banner</w:t>
+            </w:r>
+          </w:p>
+        </w:tc>
+        <w:tc>
+          <w:tcPr>
+            <w:tcW w:type="dxa" w:w="3175"/>
+          </w:tcPr>
+          <w:p>
+            <w:r/>
+            <w:r>
+              <w:rPr>
+                <w:b w:val="0"/>
+                <w:i w:val="0"/>
+                <w:sz w:val="19"/>
+              </w:rPr>
+              <w:t>Hard-coded text left over from the original site; not CMS-driven.</w:t>
+            </w:r>
+          </w:p>
+        </w:tc>
+        <w:tc>
+          <w:tcPr>
+            <w:tcW w:type="dxa" w:w="3345"/>
+          </w:tcPr>
+          <w:p>
+            <w:r/>
+            <w:r>
+              <w:rPr>
+                <w:b w:val="0"/>
+                <w:i w:val="0"/>
+                <w:sz w:val="19"/>
+              </w:rPr>
+              <w:t>Removed the desktop badge and the hard-coded hours line in the mobile drawer (</w:t>
+            </w:r>
+            <w:r>
+              <w:rPr>
+                <w:rFonts w:ascii="Consolas" w:hAnsi="Consolas" w:eastAsia="Consolas"/>
+                <w:b w:val="0"/>
+                <w:i w:val="0"/>
+                <w:color w:val="8A4224"/>
+                <w:sz w:val="17"/>
+              </w:rPr>
+              <w:t>Navbar.tsx</w:t>
+            </w:r>
+            <w:r>
+              <w:rPr>
+                <w:b w:val="0"/>
+                <w:i w:val="0"/>
+                <w:sz w:val="19"/>
+              </w:rPr>
+              <w:t>). The address line stays. Decision D15.</w:t>
+            </w:r>
+          </w:p>
+        </w:tc>
+      </w:tr>
+      <w:tr>
+        <w:tc>
+          <w:tcPr>
+            <w:tcW w:type="dxa" w:w="510"/>
+            <w:shd w:val="clear" w:color="auto" w:fill="FAF7F2"/>
+          </w:tcPr>
+          <w:p>
+            <w:r/>
+            <w:r>
+              <w:rPr>
+                <w:b w:val="0"/>
+                <w:i w:val="0"/>
+                <w:sz w:val="19"/>
+              </w:rPr>
+              <w:t>F2</w:t>
+            </w:r>
+          </w:p>
+        </w:tc>
+        <w:tc>
+          <w:tcPr>
+            <w:tcW w:type="dxa" w:w="2324"/>
+            <w:shd w:val="clear" w:color="auto" w:fill="FAF7F2"/>
+          </w:tcPr>
+          <w:p>
+            <w:r/>
+            <w:r>
+              <w:rPr>
+                <w:b w:val="0"/>
+                <w:i w:val="0"/>
+                <w:sz w:val="19"/>
+              </w:rPr>
+              <w:t>npm install warnings (peer dependency, install scripts, vulnerabilities) and a Node deprecation notice when starting the dev server</w:t>
+            </w:r>
+          </w:p>
+        </w:tc>
+        <w:tc>
+          <w:tcPr>
+            <w:tcW w:type="dxa" w:w="3175"/>
+            <w:shd w:val="clear" w:color="auto" w:fill="FAF7F2"/>
+          </w:tcPr>
+          <w:p>
+            <w:r/>
+            <w:r>
+              <w:rPr>
+                <w:b w:val="0"/>
+                <w:i w:val="0"/>
+                <w:sz w:val="19"/>
+              </w:rPr>
+              <w:t xml:space="preserve">React 19 vs Tina's React 16–18 peer; npm 12 now blocks dependency install scripts by default; dev-only toolchain advisories; Tina CLI spawns with </w:t>
+            </w:r>
+            <w:r>
+              <w:rPr>
+                <w:rFonts w:ascii="Consolas" w:hAnsi="Consolas" w:eastAsia="Consolas"/>
+                <w:b w:val="0"/>
+                <w:i w:val="0"/>
+                <w:color w:val="8A4224"/>
+                <w:sz w:val="17"/>
+              </w:rPr>
+              <w:t>shell: true</w:t>
+            </w:r>
+            <w:r>
+              <w:rPr>
+                <w:b w:val="0"/>
+                <w:i w:val="0"/>
+                <w:sz w:val="19"/>
+              </w:rPr>
+              <w:t>.</w:t>
+            </w:r>
+          </w:p>
+        </w:tc>
+        <w:tc>
+          <w:tcPr>
+            <w:tcW w:type="dxa" w:w="3345"/>
+            <w:shd w:val="clear" w:color="auto" w:fill="FAF7F2"/>
+          </w:tcPr>
+          <w:p>
+            <w:r/>
+            <w:r>
+              <w:rPr>
+                <w:b w:val="0"/>
+                <w:i w:val="0"/>
+                <w:sz w:val="19"/>
+              </w:rPr>
+              <w:t xml:space="preserve">Reviewed line by line in §19. </w:t>
+            </w:r>
+            <w:r>
+              <w:rPr>
+                <w:rFonts w:ascii="Consolas" w:hAnsi="Consolas" w:eastAsia="Consolas"/>
+                <w:b w:val="0"/>
+                <w:i w:val="0"/>
+                <w:color w:val="8A4224"/>
+                <w:sz w:val="17"/>
+              </w:rPr>
+              <w:t>package.json</w:t>
+            </w:r>
+            <w:r>
+              <w:rPr>
+                <w:b w:val="0"/>
+                <w:i w:val="0"/>
+                <w:sz w:val="19"/>
+              </w:rPr>
+              <w:t xml:space="preserve"> now carries an </w:t>
+            </w:r>
+            <w:r>
+              <w:rPr>
+                <w:rFonts w:ascii="Consolas" w:hAnsi="Consolas" w:eastAsia="Consolas"/>
+                <w:b w:val="0"/>
+                <w:i w:val="0"/>
+                <w:color w:val="8A4224"/>
+                <w:sz w:val="17"/>
+              </w:rPr>
+              <w:t>overrides</w:t>
+            </w:r>
+            <w:r>
+              <w:rPr>
+                <w:b w:val="0"/>
+                <w:i w:val="0"/>
+                <w:sz w:val="19"/>
+              </w:rPr>
+              <w:t xml:space="preserve"> entry (silences ERESOLVE), an </w:t>
+            </w:r>
+            <w:r>
+              <w:rPr>
+                <w:rFonts w:ascii="Consolas" w:hAnsi="Consolas" w:eastAsia="Consolas"/>
+                <w:b w:val="0"/>
+                <w:i w:val="0"/>
+                <w:color w:val="8A4224"/>
+                <w:sz w:val="17"/>
+              </w:rPr>
+              <w:t>allowScripts</w:t>
+            </w:r>
+            <w:r>
+              <w:rPr>
+                <w:b w:val="0"/>
+                <w:i w:val="0"/>
+                <w:sz w:val="19"/>
+              </w:rPr>
+              <w:t xml:space="preserve"> policy, and build tooling moved to devDependencies so </w:t>
+            </w:r>
+            <w:r>
+              <w:rPr>
+                <w:rFonts w:ascii="Consolas" w:hAnsi="Consolas" w:eastAsia="Consolas"/>
+                <w:b w:val="0"/>
+                <w:i w:val="0"/>
+                <w:color w:val="8A4224"/>
+                <w:sz w:val="17"/>
+              </w:rPr>
+              <w:t>npm audit --omit=dev</w:t>
+            </w:r>
+            <w:r>
+              <w:rPr>
+                <w:b w:val="0"/>
+                <w:i w:val="0"/>
+                <w:sz w:val="19"/>
+              </w:rPr>
+              <w:t xml:space="preserve"> reflects what ships.</w:t>
+            </w:r>
+          </w:p>
+        </w:tc>
+      </w:tr>
+      <w:tr>
+        <w:tc>
+          <w:tcPr>
+            <w:tcW w:type="dxa" w:w="510"/>
+          </w:tcPr>
+          <w:p>
+            <w:r/>
+            <w:r>
+              <w:rPr>
+                <w:b w:val="0"/>
+                <w:i w:val="0"/>
+                <w:sz w:val="19"/>
+              </w:rPr>
+              <w:t>F3</w:t>
+            </w:r>
+          </w:p>
+        </w:tc>
+        <w:tc>
+          <w:tcPr>
+            <w:tcW w:type="dxa" w:w="2324"/>
+          </w:tcPr>
+          <w:p>
+            <w:r/>
+            <w:r>
+              <w:rPr>
+                <w:b w:val="0"/>
+                <w:i w:val="0"/>
+                <w:sz w:val="19"/>
+              </w:rPr>
+              <w:t>Hover state of the action-bar buttons ("Review &amp; save") had unreadable text</w:t>
+            </w:r>
+          </w:p>
+        </w:tc>
+        <w:tc>
+          <w:tcPr>
+            <w:tcW w:type="dxa" w:w="3175"/>
+          </w:tcPr>
+          <w:p>
+            <w:r/>
+            <w:r>
+              <w:rPr>
+                <w:b w:val="0"/>
+                <w:i w:val="0"/>
+                <w:sz w:val="19"/>
+              </w:rPr>
+              <w:t>Tailwind utility conflict: variant classes and override classes both set background/text; on hover the cream background won while the text stayed white.</w:t>
+            </w:r>
+          </w:p>
+        </w:tc>
+        <w:tc>
+          <w:tcPr>
+            <w:tcW w:type="dxa" w:w="3345"/>
+          </w:tcPr>
+          <w:p>
+            <w:r/>
+            <w:r>
+              <w:rPr>
+                <w:b w:val="0"/>
+                <w:i w:val="0"/>
+                <w:sz w:val="19"/>
+              </w:rPr>
+              <w:t xml:space="preserve">Introduced </w:t>
+            </w:r>
+            <w:r>
+              <w:rPr>
+                <w:rFonts w:ascii="Consolas" w:hAnsi="Consolas" w:eastAsia="Consolas"/>
+                <w:b w:val="0"/>
+                <w:i w:val="0"/>
+                <w:color w:val="8A4224"/>
+                <w:sz w:val="17"/>
+              </w:rPr>
+              <w:t>accent</w:t>
+            </w:r>
+            <w:r>
+              <w:rPr>
+                <w:b w:val="0"/>
+                <w:i w:val="0"/>
+                <w:sz w:val="19"/>
+              </w:rPr>
+              <w:t xml:space="preserve"> and </w:t>
+            </w:r>
+            <w:r>
+              <w:rPr>
+                <w:rFonts w:ascii="Consolas" w:hAnsi="Consolas" w:eastAsia="Consolas"/>
+                <w:b w:val="0"/>
+                <w:i w:val="0"/>
+                <w:color w:val="8A4224"/>
+                <w:sz w:val="17"/>
+              </w:rPr>
+              <w:t>darkGhost</w:t>
+            </w:r>
+            <w:r>
+              <w:rPr>
+                <w:b w:val="0"/>
+                <w:i w:val="0"/>
+                <w:sz w:val="19"/>
+              </w:rPr>
+              <w:t xml:space="preserve"> button variants with explicit rest/hover/disabled colours; removed all className colour overrides. Decision D14.</w:t>
+            </w:r>
+          </w:p>
+        </w:tc>
+      </w:tr>
+      <w:tr>
+        <w:tc>
+          <w:tcPr>
+            <w:tcW w:type="dxa" w:w="510"/>
+            <w:shd w:val="clear" w:color="auto" w:fill="FAF7F2"/>
+          </w:tcPr>
+          <w:p>
+            <w:r/>
+            <w:r>
+              <w:rPr>
+                <w:b w:val="0"/>
+                <w:i w:val="0"/>
+                <w:sz w:val="19"/>
+              </w:rPr>
+              <w:t>F4</w:t>
+            </w:r>
+          </w:p>
+        </w:tc>
+        <w:tc>
+          <w:tcPr>
+            <w:tcW w:type="dxa" w:w="2324"/>
+            <w:shd w:val="clear" w:color="auto" w:fill="FAF7F2"/>
+          </w:tcPr>
+          <w:p>
+            <w:r/>
+            <w:r>
+              <w:rPr>
+                <w:b w:val="0"/>
+                <w:i w:val="0"/>
+                <w:sz w:val="19"/>
+              </w:rPr>
+              <w:t>A new blog post "did not save to the main site"</w:t>
+            </w:r>
+          </w:p>
+        </w:tc>
+        <w:tc>
+          <w:tcPr>
+            <w:tcW w:type="dxa" w:w="3175"/>
+            <w:shd w:val="clear" w:color="auto" w:fill="FAF7F2"/>
+          </w:tcPr>
+          <w:p>
+            <w:r/>
+            <w:r>
+              <w:rPr>
+                <w:b w:val="0"/>
+                <w:i w:val="0"/>
+                <w:sz w:val="19"/>
+              </w:rPr>
+              <w:t xml:space="preserve">The post *was* saved (file present, validated by CI) – but v1.0 created new posts with </w:t>
+            </w:r>
+            <w:r>
+              <w:rPr>
+                <w:rFonts w:ascii="Consolas" w:hAnsi="Consolas" w:eastAsia="Consolas"/>
+                <w:b w:val="0"/>
+                <w:i w:val="0"/>
+                <w:color w:val="8A4224"/>
+                <w:sz w:val="17"/>
+              </w:rPr>
+              <w:t>draft: true</w:t>
+            </w:r>
+            <w:r>
+              <w:rPr>
+                <w:b w:val="0"/>
+                <w:i w:val="0"/>
+                <w:sz w:val="19"/>
+              </w:rPr>
+              <w:t>, and the site hides drafts. The only signal was a small DRAFT badge. Verified with a headless-browser reproduction that Vite picks up new files immediately and the post appears as soon as Draft is unticked.</w:t>
+            </w:r>
+          </w:p>
+        </w:tc>
+        <w:tc>
+          <w:tcPr>
+            <w:tcW w:type="dxa" w:w="3345"/>
+            <w:shd w:val="clear" w:color="auto" w:fill="FAF7F2"/>
+          </w:tcPr>
+          <w:p>
+            <w:r/>
+            <w:r>
+              <w:rPr>
+                <w:b w:val="0"/>
+                <w:i w:val="0"/>
+                <w:sz w:val="19"/>
+              </w:rPr>
+              <w:t>New posts now default to visible; "Create draft" renamed "Create post"; prominent draft warning + "Publish this post" button in the form; "Draft · hidden from website" badge in the list; draft flag in the review dialog. Decision D13.</w:t>
+            </w:r>
+          </w:p>
+        </w:tc>
+      </w:tr>
+      <w:tr>
+        <w:tc>
+          <w:tcPr>
+            <w:tcW w:type="dxa" w:w="510"/>
+          </w:tcPr>
+          <w:p>
+            <w:r/>
+            <w:r>
+              <w:rPr>
+                <w:b w:val="0"/>
+                <w:i w:val="0"/>
+                <w:sz w:val="19"/>
+              </w:rPr>
+              <w:t>F5</w:t>
+            </w:r>
+          </w:p>
+        </w:tc>
+        <w:tc>
+          <w:tcPr>
+            <w:tcW w:type="dxa" w:w="2324"/>
+          </w:tcPr>
+          <w:p>
+            <w:r/>
+            <w:r>
+              <w:rPr>
+                <w:rFonts w:ascii="Consolas" w:hAnsi="Consolas" w:eastAsia="Consolas"/>
+                <w:b w:val="0"/>
+                <w:i w:val="0"/>
+                <w:color w:val="8A4224"/>
+                <w:sz w:val="17"/>
+              </w:rPr>
+              <w:t>npm test</w:t>
+            </w:r>
+            <w:r>
+              <w:rPr>
+                <w:b w:val="0"/>
+                <w:i w:val="0"/>
+                <w:sz w:val="19"/>
+              </w:rPr>
+              <w:t xml:space="preserve"> failed: "sorts posts newest first" expected </w:t>
+            </w:r>
+            <w:r>
+              <w:rPr>
+                <w:rFonts w:ascii="Consolas" w:hAnsi="Consolas" w:eastAsia="Consolas"/>
+                <w:b w:val="0"/>
+                <w:i w:val="0"/>
+                <w:color w:val="8A4224"/>
+                <w:sz w:val="17"/>
+              </w:rPr>
+              <w:t>importance-of-dough-aging</w:t>
+            </w:r>
+            <w:r>
+              <w:rPr>
+                <w:b w:val="0"/>
+                <w:i w:val="0"/>
+                <w:sz w:val="19"/>
+              </w:rPr>
+              <w:t xml:space="preserve"> but got </w:t>
+            </w:r>
+            <w:r>
+              <w:rPr>
+                <w:rFonts w:ascii="Consolas" w:hAnsi="Consolas" w:eastAsia="Consolas"/>
+                <w:b w:val="0"/>
+                <w:i w:val="0"/>
+                <w:color w:val="8A4224"/>
+                <w:sz w:val="17"/>
+              </w:rPr>
+              <w:t>some-thoughts-o-mine</w:t>
+            </w:r>
+          </w:p>
+        </w:tc>
+        <w:tc>
+          <w:tcPr>
+            <w:tcW w:type="dxa" w:w="3175"/>
+          </w:tcPr>
+          <w:p>
+            <w:r/>
+            <w:r>
+              <w:rPr>
+                <w:b w:val="0"/>
+                <w:i w:val="0"/>
+                <w:sz w:val="19"/>
+              </w:rPr>
+              <w:t>The test hard-coded which post is newest, so any post staff add with a later date broke the suite – a brittle test, not a product bug.</w:t>
+            </w:r>
+          </w:p>
+        </w:tc>
+        <w:tc>
+          <w:tcPr>
+            <w:tcW w:type="dxa" w:w="3345"/>
+          </w:tcPr>
+          <w:p>
+            <w:r/>
+            <w:r>
+              <w:rPr>
+                <w:b w:val="0"/>
+                <w:i w:val="0"/>
+                <w:sz w:val="19"/>
+              </w:rPr>
+              <w:t>Test rewritten to assert the invariants (ids derive from filenames, every date parses, order is descending) regardless of which posts exist. Added tests for the draft warning/publish button and the newest-first editor list (86 tests at v1.1).</w:t>
+            </w:r>
+          </w:p>
+        </w:tc>
+      </w:tr>
+      <w:tr>
+        <w:tc>
+          <w:tcPr>
+            <w:tcW w:type="dxa" w:w="510"/>
+            <w:shd w:val="clear" w:color="auto" w:fill="FAF7F2"/>
+          </w:tcPr>
+          <w:p>
+            <w:r/>
+            <w:r>
+              <w:rPr>
+                <w:b w:val="0"/>
+                <w:i w:val="0"/>
+                <w:sz w:val="19"/>
+              </w:rPr>
+              <w:t>F6</w:t>
+            </w:r>
+          </w:p>
+        </w:tc>
+        <w:tc>
+          <w:tcPr>
+            <w:tcW w:type="dxa" w:w="2324"/>
+            <w:shd w:val="clear" w:color="auto" w:fill="FAF7F2"/>
+          </w:tcPr>
+          <w:p>
+            <w:r/>
+            <w:r>
+              <w:rPr>
+                <w:b w:val="0"/>
+                <w:i w:val="0"/>
+                <w:sz w:val="19"/>
+              </w:rPr>
+              <w:t>Editor listed posts alphabetically while the site shows newest first</w:t>
+            </w:r>
+          </w:p>
+        </w:tc>
+        <w:tc>
+          <w:tcPr>
+            <w:tcW w:type="dxa" w:w="3175"/>
+            <w:shd w:val="clear" w:color="auto" w:fill="FAF7F2"/>
+          </w:tcPr>
+          <w:p>
+            <w:r/>
+            <w:r>
+              <w:rPr>
+                <w:b w:val="0"/>
+                <w:i w:val="0"/>
+                <w:sz w:val="19"/>
+              </w:rPr>
+              <w:t>GitHub backend returned files sorted by name.</w:t>
+            </w:r>
+          </w:p>
+        </w:tc>
+        <w:tc>
+          <w:tcPr>
+            <w:tcW w:type="dxa" w:w="3345"/>
+            <w:shd w:val="clear" w:color="auto" w:fill="FAF7F2"/>
+          </w:tcPr>
+          <w:p>
+            <w:r/>
+            <w:r>
+              <w:rPr>
+                <w:b w:val="0"/>
+                <w:i w:val="0"/>
+                <w:sz w:val="19"/>
+              </w:rPr>
+              <w:t xml:space="preserve">Editor list now sorted by </w:t>
+            </w:r>
+            <w:r>
+              <w:rPr>
+                <w:rFonts w:ascii="Consolas" w:hAnsi="Consolas" w:eastAsia="Consolas"/>
+                <w:b w:val="0"/>
+                <w:i w:val="0"/>
+                <w:color w:val="8A4224"/>
+                <w:sz w:val="17"/>
+              </w:rPr>
+              <w:t>publishedDate</w:t>
+            </w:r>
+            <w:r>
+              <w:rPr>
+                <w:b w:val="0"/>
+                <w:i w:val="0"/>
+                <w:sz w:val="19"/>
+              </w:rPr>
+              <w:t xml:space="preserve"> descending to match the website.</w:t>
+            </w:r>
+          </w:p>
+        </w:tc>
+      </w:tr>
+    </w:tbl>
+    <w:p>
+      <w:pPr>
+        <w:spacing w:after="40"/>
+      </w:pPr>
+    </w:p>
+    <w:p>
+      <w:pPr>
+        <w:jc w:val="center"/>
+      </w:pPr>
+      <w:r>
+        <w:drawing>
+          <wp:inline xmlns:a="http://schemas.openxmlformats.org/drawingml/2006/main" xmlns:pic="http://schemas.openxmlformats.org/drawingml/2006/picture">
+            <wp:extent cx="5400000" cy="1890000"/>
+            <wp:docPr id="11" name="Picture 11"/>
+            <wp:cNvGraphicFramePr>
+              <a:graphicFrameLocks noChangeAspect="1"/>
+            </wp:cNvGraphicFramePr>
+            <a:graphic>
+              <a:graphicData uri="http://schemas.openxmlformats.org/drawingml/2006/picture">
+                <pic:pic>
+                  <pic:nvPicPr>
+                    <pic:cNvPr id="0" name="26_draft_notice.png"/>
+                    <pic:cNvPicPr/>
+                  </pic:nvPicPr>
+                  <pic:blipFill>
+                    <a:blip r:embed="rId19"/>
+                    <a:stretch>
+                      <a:fillRect/>
+                    </a:stretch>
+                  </pic:blipFill>
+                  <pic:spPr>
+                    <a:xfrm>
+                      <a:off x="0" y="0"/>
+                      <a:ext cx="5400000" cy="1890000"/>
+                    </a:xfrm>
+                    <a:prstGeom prst="rect"/>
+                  </pic:spPr>
+                </pic:pic>
+              </a:graphicData>
+            </a:graphic>
+          </wp:inline>
+        </w:drawing>
+      </w:r>
+    </w:p>
+    <w:p>
+      <w:pPr>
+        <w:spacing w:after="200"/>
+        <w:jc w:val="center"/>
+      </w:pPr>
+      <w:r>
+        <w:rPr>
+          <w:b w:val="0"/>
+          <w:i/>
+          <w:color w:val="6E6052"/>
+          <w:sz w:val="18"/>
+        </w:rPr>
+        <w:t>Figure 10 — v1.1: a post with Draft ticked now shows an unmissable notice and a one-click "Publish this post" action.</w:t>
+      </w:r>
+    </w:p>
+    <w:p>
+      <w:pPr>
+        <w:jc w:val="center"/>
+      </w:pPr>
+      <w:r>
+        <w:drawing>
+          <wp:inline xmlns:a="http://schemas.openxmlformats.org/drawingml/2006/main" xmlns:pic="http://schemas.openxmlformats.org/drawingml/2006/picture">
+            <wp:extent cx="5400000" cy="270000"/>
+            <wp:docPr id="12" name="Picture 12"/>
+            <wp:cNvGraphicFramePr>
+              <a:graphicFrameLocks noChangeAspect="1"/>
+            </wp:cNvGraphicFramePr>
+            <a:graphic>
+              <a:graphicData uri="http://schemas.openxmlformats.org/drawingml/2006/picture">
+                <pic:pic>
+                  <pic:nvPicPr>
+                    <pic:cNvPr id="0" name="21_bar_hover_review.png"/>
+                    <pic:cNvPicPr/>
+                  </pic:nvPicPr>
+                  <pic:blipFill>
+                    <a:blip r:embed="rId20"/>
+                    <a:stretch>
+                      <a:fillRect/>
+                    </a:stretch>
+                  </pic:blipFill>
+                  <pic:spPr>
+                    <a:xfrm>
+                      <a:off x="0" y="0"/>
+                      <a:ext cx="5400000" cy="270000"/>
+                    </a:xfrm>
+                    <a:prstGeom prst="rect"/>
+                  </pic:spPr>
+                </pic:pic>
+              </a:graphicData>
+            </a:graphic>
+          </wp:inline>
+        </w:drawing>
+      </w:r>
+    </w:p>
+    <w:p>
+      <w:pPr>
+        <w:spacing w:after="200"/>
+        <w:jc w:val="center"/>
+      </w:pPr>
+      <w:r>
+        <w:rPr>
+          <w:b w:val="0"/>
+          <w:i/>
+          <w:color w:val="6E6052"/>
+          <w:sz w:val="18"/>
+        </w:rPr>
+        <w:t>Figure 11 — v1.1: action bar with the "Review &amp; save" button in its hover state (white on bright terracotta).</w:t>
+      </w:r>
+    </w:p>
+    <w:p>
+      <w:pPr>
+        <w:pStyle w:val="Heading1"/>
+      </w:pPr>
+      <w:r>
+        <w:t>19. npm install notices — review and advice</w:t>
+      </w:r>
+    </w:p>
+    <w:p>
+      <w:pPr>
+        <w:spacing w:after="120"/>
+      </w:pPr>
+      <w:r>
+        <w:rPr>
+          <w:b w:val="0"/>
+          <w:i w:val="0"/>
+        </w:rPr>
+        <w:t xml:space="preserve">Everything below is produced by the development toolchain; none of it affects the published website, whose runtime dependencies are only </w:t>
+      </w:r>
+      <w:r>
+        <w:rPr>
+          <w:rFonts w:ascii="Consolas" w:hAnsi="Consolas" w:eastAsia="Consolas"/>
+          <w:b w:val="0"/>
+          <w:i w:val="0"/>
+          <w:color w:val="8A4224"/>
+          <w:sz w:val="19"/>
+        </w:rPr>
+        <w:t>react</w:t>
+      </w:r>
+      <w:r>
+        <w:rPr>
+          <w:b w:val="0"/>
+          <w:i w:val="0"/>
+        </w:rPr>
+        <w:t xml:space="preserve">, </w:t>
+      </w:r>
+      <w:r>
+        <w:rPr>
+          <w:rFonts w:ascii="Consolas" w:hAnsi="Consolas" w:eastAsia="Consolas"/>
+          <w:b w:val="0"/>
+          <w:i w:val="0"/>
+          <w:color w:val="8A4224"/>
+          <w:sz w:val="19"/>
+        </w:rPr>
+        <w:t>react-dom</w:t>
+      </w:r>
+      <w:r>
+        <w:rPr>
+          <w:b w:val="0"/>
+          <w:i w:val="0"/>
+        </w:rPr>
+        <w:t xml:space="preserve"> and </w:t>
+      </w:r>
+      <w:r>
+        <w:rPr>
+          <w:rFonts w:ascii="Consolas" w:hAnsi="Consolas" w:eastAsia="Consolas"/>
+          <w:b w:val="0"/>
+          <w:i w:val="0"/>
+          <w:color w:val="8A4224"/>
+          <w:sz w:val="19"/>
+        </w:rPr>
+        <w:t>lucide-react</w:t>
+      </w:r>
+      <w:r>
+        <w:rPr>
+          <w:b w:val="0"/>
+          <w:i w:val="0"/>
+        </w:rPr>
+        <w:t xml:space="preserve"> (build tooling was moved to </w:t>
+      </w:r>
+      <w:r>
+        <w:rPr>
+          <w:rFonts w:ascii="Consolas" w:hAnsi="Consolas" w:eastAsia="Consolas"/>
+          <w:b w:val="0"/>
+          <w:i w:val="0"/>
+          <w:color w:val="8A4224"/>
+          <w:sz w:val="19"/>
+        </w:rPr>
+        <w:t>devDependencies</w:t>
+      </w:r>
+      <w:r>
+        <w:rPr>
+          <w:b w:val="0"/>
+          <w:i w:val="0"/>
+        </w:rPr>
+        <w:t xml:space="preserve"> in v1.1).</w:t>
+      </w:r>
+    </w:p>
+    <w:p>
+      <w:pPr>
+        <w:pStyle w:val="Heading2"/>
+      </w:pPr>
+      <w:r>
+        <w:t>19.1 ERESOLVE — react-final-form peer dependency</w:t>
+      </w:r>
+    </w:p>
+    <w:p>
+      <w:pPr>
+        <w:spacing w:after="120"/>
+      </w:pPr>
+      <w:r>
+        <w:rPr>
+          <w:rFonts w:ascii="Consolas" w:hAnsi="Consolas" w:eastAsia="Consolas"/>
+          <w:b w:val="0"/>
+          <w:i w:val="0"/>
+          <w:color w:val="8A4224"/>
+          <w:sz w:val="19"/>
+        </w:rPr>
+        <w:t>tinacms@3.14.1</w:t>
+      </w:r>
+      <w:r>
+        <w:rPr>
+          <w:b w:val="0"/>
+          <w:i w:val="0"/>
+        </w:rPr>
+        <w:t xml:space="preserve"> depends on </w:t>
+      </w:r>
+      <w:r>
+        <w:rPr>
+          <w:rFonts w:ascii="Consolas" w:hAnsi="Consolas" w:eastAsia="Consolas"/>
+          <w:b w:val="0"/>
+          <w:i w:val="0"/>
+          <w:color w:val="8A4224"/>
+          <w:sz w:val="19"/>
+        </w:rPr>
+        <w:t>react-final-form@6.5.9</w:t>
+      </w:r>
+      <w:r>
+        <w:rPr>
+          <w:b w:val="0"/>
+          <w:i w:val="0"/>
+        </w:rPr>
+        <w:t xml:space="preserve">, which declares </w:t>
+      </w:r>
+      <w:r>
+        <w:rPr>
+          <w:rFonts w:ascii="Consolas" w:hAnsi="Consolas" w:eastAsia="Consolas"/>
+          <w:b w:val="0"/>
+          <w:i w:val="0"/>
+          <w:color w:val="8A4224"/>
+          <w:sz w:val="19"/>
+        </w:rPr>
+        <w:t>react@"^16.8.0 || ^17.0.0 || ^18.0.0"</w:t>
+      </w:r>
+      <w:r>
+        <w:rPr>
+          <w:b w:val="0"/>
+          <w:i w:val="0"/>
+        </w:rPr>
+        <w:t xml:space="preserve"> as a peer. The project uses React 19, so npm warns that it is overriding the peer. The Tina admin is built by </w:t>
+      </w:r>
+      <w:r>
+        <w:rPr>
+          <w:rFonts w:ascii="Consolas" w:hAnsi="Consolas" w:eastAsia="Consolas"/>
+          <w:b w:val="0"/>
+          <w:i w:val="0"/>
+          <w:color w:val="8A4224"/>
+          <w:sz w:val="19"/>
+        </w:rPr>
+        <w:t>@tinacms/app</w:t>
+      </w:r>
+      <w:r>
+        <w:rPr>
+          <w:b w:val="0"/>
+          <w:i w:val="0"/>
+        </w:rPr>
+        <w:t xml:space="preserve">, which ships its own React 18 (visible in the lockfile as </w:t>
+      </w:r>
+      <w:r>
+        <w:rPr>
+          <w:rFonts w:ascii="Consolas" w:hAnsi="Consolas" w:eastAsia="Consolas"/>
+          <w:b w:val="0"/>
+          <w:i w:val="0"/>
+          <w:color w:val="8A4224"/>
+          <w:sz w:val="19"/>
+        </w:rPr>
+        <w:t>node_modules/@tinacms/app/node_modules/react@18.3.1</w:t>
+      </w:r>
+      <w:r>
+        <w:rPr>
+          <w:b w:val="0"/>
+          <w:i w:val="0"/>
+        </w:rPr>
+        <w:t>), so the warning is cosmetic — local testing confirmed the admin runs.</w:t>
+      </w:r>
+    </w:p>
+    <w:p>
+      <w:pPr>
+        <w:spacing w:after="120"/>
+      </w:pPr>
+      <w:r>
+        <w:rPr>
+          <w:b/>
+          <w:i w:val="0"/>
+        </w:rPr>
+        <w:t xml:space="preserve">Advice: </w:t>
+      </w:r>
+      <w:r>
+        <w:rPr>
+          <w:b w:val="0"/>
+          <w:i w:val="0"/>
+        </w:rPr>
+        <w:t xml:space="preserve">keep the </w:t>
+      </w:r>
+      <w:r>
+        <w:rPr>
+          <w:rFonts w:ascii="Consolas" w:hAnsi="Consolas" w:eastAsia="Consolas"/>
+          <w:b w:val="0"/>
+          <w:i w:val="0"/>
+          <w:color w:val="8A4224"/>
+          <w:sz w:val="19"/>
+        </w:rPr>
+        <w:t>overrides</w:t>
+      </w:r>
+      <w:r>
+        <w:rPr>
+          <w:b w:val="0"/>
+          <w:i w:val="0"/>
+        </w:rPr>
+        <w:t xml:space="preserve"> entry added to </w:t>
+      </w:r>
+      <w:r>
+        <w:rPr>
+          <w:rFonts w:ascii="Consolas" w:hAnsi="Consolas" w:eastAsia="Consolas"/>
+          <w:b w:val="0"/>
+          <w:i w:val="0"/>
+          <w:color w:val="8A4224"/>
+          <w:sz w:val="19"/>
+        </w:rPr>
+        <w:t>package.json</w:t>
+      </w:r>
+      <w:r>
+        <w:rPr>
+          <w:b w:val="0"/>
+          <w:i w:val="0"/>
+        </w:rPr>
+        <w:t xml:space="preserve"> (</w:t>
+      </w:r>
+      <w:r>
+        <w:rPr>
+          <w:rFonts w:ascii="Consolas" w:hAnsi="Consolas" w:eastAsia="Consolas"/>
+          <w:b w:val="0"/>
+          <w:i w:val="0"/>
+          <w:color w:val="8A4224"/>
+          <w:sz w:val="19"/>
+        </w:rPr>
+        <w:t>react-final-form</w:t>
+      </w:r>
+      <w:r>
+        <w:rPr>
+          <w:b w:val="0"/>
+          <w:i w:val="0"/>
+        </w:rPr>
+        <w:t xml:space="preserve"> → </w:t>
+      </w:r>
+      <w:r>
+        <w:rPr>
+          <w:rFonts w:ascii="Consolas" w:hAnsi="Consolas" w:eastAsia="Consolas"/>
+          <w:b w:val="0"/>
+          <w:i w:val="0"/>
+          <w:color w:val="8A4224"/>
+          <w:sz w:val="19"/>
+        </w:rPr>
+        <w:t>react: $react</w:t>
+      </w:r>
+      <w:r>
+        <w:rPr>
+          <w:b w:val="0"/>
+          <w:i w:val="0"/>
+        </w:rPr>
+        <w:t xml:space="preserve">, </w:t>
+      </w:r>
+      <w:r>
+        <w:rPr>
+          <w:rFonts w:ascii="Consolas" w:hAnsi="Consolas" w:eastAsia="Consolas"/>
+          <w:b w:val="0"/>
+          <w:i w:val="0"/>
+          <w:color w:val="8A4224"/>
+          <w:sz w:val="19"/>
+        </w:rPr>
+        <w:t>react-dom: $react-dom</w:t>
+      </w:r>
+      <w:r>
+        <w:rPr>
+          <w:b w:val="0"/>
+          <w:i w:val="0"/>
+        </w:rPr>
+        <w:t>). It removes the warning without changing what is installed (verified by re-resolving the lockfile). Remove it once Tina publishes a release whose peer range includes React 19.</w:t>
+      </w:r>
+    </w:p>
+    <w:p>
+      <w:pPr>
+        <w:pStyle w:val="Heading2"/>
+      </w:pPr>
+      <w:r>
+        <w:t>19.2 Install scripts blocked (npm ≥ 12)</w:t>
+      </w:r>
+    </w:p>
+    <w:p>
+      <w:pPr>
+        <w:spacing w:after="120"/>
+      </w:pPr>
+      <w:r>
+        <w:rPr>
+          <w:b w:val="0"/>
+          <w:i w:val="0"/>
+        </w:rPr>
+        <w:t xml:space="preserve">npm 12 introduced an allow-list for dependency lifecycle scripts: </w:t>
+      </w:r>
+      <w:r>
+        <w:rPr>
+          <w:rFonts w:ascii="Consolas" w:hAnsi="Consolas" w:eastAsia="Consolas"/>
+          <w:b w:val="0"/>
+          <w:i w:val="0"/>
+          <w:color w:val="8A4224"/>
+          <w:sz w:val="19"/>
+        </w:rPr>
+        <w:t>preinstall</w:t>
+      </w:r>
+      <w:r>
+        <w:rPr>
+          <w:b w:val="0"/>
+          <w:i w:val="0"/>
+        </w:rPr>
+        <w:t>/</w:t>
+      </w:r>
+      <w:r>
+        <w:rPr>
+          <w:rFonts w:ascii="Consolas" w:hAnsi="Consolas" w:eastAsia="Consolas"/>
+          <w:b w:val="0"/>
+          <w:i w:val="0"/>
+          <w:color w:val="8A4224"/>
+          <w:sz w:val="19"/>
+        </w:rPr>
+        <w:t>install</w:t>
+      </w:r>
+      <w:r>
+        <w:rPr>
+          <w:b w:val="0"/>
+          <w:i w:val="0"/>
+        </w:rPr>
+        <w:t>/</w:t>
+      </w:r>
+      <w:r>
+        <w:rPr>
+          <w:rFonts w:ascii="Consolas" w:hAnsi="Consolas" w:eastAsia="Consolas"/>
+          <w:b w:val="0"/>
+          <w:i w:val="0"/>
+          <w:color w:val="8A4224"/>
+          <w:sz w:val="19"/>
+        </w:rPr>
+        <w:t>postinstall</w:t>
+      </w:r>
+      <w:r>
+        <w:rPr>
+          <w:b w:val="0"/>
+          <w:i w:val="0"/>
+        </w:rPr>
+        <w:t xml:space="preserve"> are skipped unless the package is listed in </w:t>
+      </w:r>
+      <w:r>
+        <w:rPr>
+          <w:rFonts w:ascii="Consolas" w:hAnsi="Consolas" w:eastAsia="Consolas"/>
+          <w:b w:val="0"/>
+          <w:i w:val="0"/>
+          <w:color w:val="8A4224"/>
+          <w:sz w:val="19"/>
+        </w:rPr>
+        <w:t>allowScripts</w:t>
+      </w:r>
+      <w:r>
+        <w:rPr>
+          <w:b w:val="0"/>
+          <w:i w:val="0"/>
+        </w:rPr>
+        <w:t xml:space="preserve"> in </w:t>
+      </w:r>
+      <w:r>
+        <w:rPr>
+          <w:rFonts w:ascii="Consolas" w:hAnsi="Consolas" w:eastAsia="Consolas"/>
+          <w:b w:val="0"/>
+          <w:i w:val="0"/>
+          <w:color w:val="8A4224"/>
+          <w:sz w:val="19"/>
+        </w:rPr>
+        <w:t>package.json</w:t>
+      </w:r>
+      <w:r>
+        <w:rPr>
+          <w:b w:val="0"/>
+          <w:i w:val="0"/>
+        </w:rPr>
+        <w:t xml:space="preserve"> (managed with </w:t>
+      </w:r>
+      <w:r>
+        <w:rPr>
+          <w:rFonts w:ascii="Consolas" w:hAnsi="Consolas" w:eastAsia="Consolas"/>
+          <w:b w:val="0"/>
+          <w:i w:val="0"/>
+          <w:color w:val="8A4224"/>
+          <w:sz w:val="19"/>
+        </w:rPr>
+        <w:t>npm install-scripts approve|deny|ls|prune</w:t>
+      </w:r>
+      <w:r>
+        <w:rPr>
+          <w:b w:val="0"/>
+          <w:i w:val="0"/>
+        </w:rPr>
+        <w:t>). Three packages were reported:</w:t>
+      </w:r>
+    </w:p>
+    <w:tbl>
+      <w:tblPr>
+        <w:tblStyle w:val="TableGrid"/>
+        <w:tblW w:type="auto" w:w="0"/>
+        <w:jc w:val="center"/>
+        <w:tblLayout w:type="fixed"/>
+        <w:tblLook w:firstColumn="1" w:firstRow="1" w:lastColumn="0" w:lastRow="0" w:noHBand="0" w:noVBand="1" w:val="04A0"/>
+        <w:tblLayout w:type="fixed"/>
+      </w:tblPr>
+      <w:tblGrid>
+        <w:gridCol w:w="1701"/>
+        <w:gridCol w:w="3175"/>
+        <w:gridCol w:w="2835"/>
+        <w:gridCol w:w="1644"/>
+      </w:tblGrid>
+      <w:tr>
+        <w:tc>
+          <w:tcPr>
+            <w:tcW w:type="dxa" w:w="1701"/>
+            <w:shd w:val="clear" w:color="auto" w:fill="24211E"/>
+          </w:tcPr>
+          <w:p>
+            <w:r/>
+            <w:r>
+              <w:rPr>
+                <w:b/>
+                <w:color w:val="FAF8F5"/>
+                <w:sz w:val="19"/>
+              </w:rPr>
+              <w:t>Package</w:t>
+            </w:r>
+          </w:p>
+        </w:tc>
+        <w:tc>
+          <w:tcPr>
+            <w:tcW w:type="dxa" w:w="3175"/>
+            <w:shd w:val="clear" w:color="auto" w:fill="24211E"/>
+          </w:tcPr>
+          <w:p>
+            <w:r/>
+            <w:r>
+              <w:rPr>
+                <w:b/>
+                <w:color w:val="FAF8F5"/>
+                <w:sz w:val="19"/>
+              </w:rPr>
+              <w:t>What its script does</w:t>
+            </w:r>
+          </w:p>
+        </w:tc>
+        <w:tc>
+          <w:tcPr>
+            <w:tcW w:type="dxa" w:w="2835"/>
+            <w:shd w:val="clear" w:color="auto" w:fill="24211E"/>
+          </w:tcPr>
+          <w:p>
+            <w:r/>
+            <w:r>
+              <w:rPr>
+                <w:b/>
+                <w:color w:val="FAF8F5"/>
+                <w:sz w:val="19"/>
+              </w:rPr>
+              <w:t>Needed here?</w:t>
+            </w:r>
+          </w:p>
+        </w:tc>
+        <w:tc>
+          <w:tcPr>
+            <w:tcW w:type="dxa" w:w="1644"/>
+            <w:shd w:val="clear" w:color="auto" w:fill="24211E"/>
+          </w:tcPr>
+          <w:p>
+            <w:r/>
+            <w:r>
+              <w:rPr>
+                <w:b/>
+                <w:color w:val="FAF8F5"/>
+                <w:sz w:val="19"/>
+              </w:rPr>
+              <w:t>Policy</w:t>
+            </w:r>
+          </w:p>
+        </w:tc>
+      </w:tr>
+      <w:tr>
+        <w:tc>
+          <w:tcPr>
+            <w:tcW w:type="dxa" w:w="1701"/>
+          </w:tcPr>
+          <w:p>
+            <w:r/>
+            <w:r>
+              <w:rPr>
+                <w:rFonts w:ascii="Consolas" w:hAnsi="Consolas" w:eastAsia="Consolas"/>
+                <w:sz w:val="17"/>
+              </w:rPr>
+              <w:t>esbuild@0.28.x</w:t>
+            </w:r>
+          </w:p>
+        </w:tc>
+        <w:tc>
+          <w:tcPr>
+            <w:tcW w:type="dxa" w:w="3175"/>
+          </w:tcPr>
+          <w:p>
+            <w:r/>
+            <w:r>
+              <w:rPr>
+                <w:b w:val="0"/>
+                <w:i w:val="0"/>
+                <w:sz w:val="19"/>
+              </w:rPr>
+              <w:t xml:space="preserve">Checks that the platform binary matches; installs it if the optional </w:t>
+            </w:r>
+            <w:r>
+              <w:rPr>
+                <w:rFonts w:ascii="Consolas" w:hAnsi="Consolas" w:eastAsia="Consolas"/>
+                <w:b w:val="0"/>
+                <w:i w:val="0"/>
+                <w:color w:val="8A4224"/>
+                <w:sz w:val="17"/>
+              </w:rPr>
+              <w:t>@esbuild/&lt;platform&gt;</w:t>
+            </w:r>
+            <w:r>
+              <w:rPr>
+                <w:b w:val="0"/>
+                <w:i w:val="0"/>
+                <w:sz w:val="19"/>
+              </w:rPr>
+              <w:t xml:space="preserve"> package is missing.</w:t>
+            </w:r>
+          </w:p>
+        </w:tc>
+        <w:tc>
+          <w:tcPr>
+            <w:tcW w:type="dxa" w:w="2835"/>
+          </w:tcPr>
+          <w:p>
+            <w:r/>
+            <w:r>
+              <w:rPr>
+                <w:b w:val="0"/>
+                <w:i w:val="0"/>
+                <w:sz w:val="19"/>
+              </w:rPr>
+              <w:t>Usually no — the optional dependency provides the binary — but approving it is the safe default for Vite/Vitest.</w:t>
+            </w:r>
+          </w:p>
+        </w:tc>
+        <w:tc>
+          <w:tcPr>
+            <w:tcW w:type="dxa" w:w="1644"/>
+          </w:tcPr>
+          <w:p>
+            <w:r/>
+            <w:r>
+              <w:rPr>
+                <w:b/>
+                <w:i w:val="0"/>
+                <w:sz w:val="19"/>
+              </w:rPr>
+              <w:t>approved</w:t>
+            </w:r>
+          </w:p>
+        </w:tc>
+      </w:tr>
+      <w:tr>
+        <w:tc>
+          <w:tcPr>
+            <w:tcW w:type="dxa" w:w="1701"/>
+            <w:shd w:val="clear" w:color="auto" w:fill="FAF7F2"/>
+          </w:tcPr>
+          <w:p>
+            <w:r/>
+            <w:r>
+              <w:rPr>
+                <w:rFonts w:ascii="Consolas" w:hAnsi="Consolas" w:eastAsia="Consolas"/>
+                <w:sz w:val="17"/>
+              </w:rPr>
+              <w:t>better-sqlite3@12.x</w:t>
+            </w:r>
+          </w:p>
+        </w:tc>
+        <w:tc>
+          <w:tcPr>
+            <w:tcW w:type="dxa" w:w="3175"/>
+            <w:shd w:val="clear" w:color="auto" w:fill="FAF7F2"/>
+          </w:tcPr>
+          <w:p>
+            <w:r/>
+            <w:r>
+              <w:rPr>
+                <w:b w:val="0"/>
+                <w:i w:val="0"/>
+                <w:sz w:val="19"/>
+              </w:rPr>
+              <w:t>Downloads a prebuilt native binary (or compiles with node-gyp).</w:t>
+            </w:r>
+          </w:p>
+        </w:tc>
+        <w:tc>
+          <w:tcPr>
+            <w:tcW w:type="dxa" w:w="2835"/>
+            <w:shd w:val="clear" w:color="auto" w:fill="FAF7F2"/>
+          </w:tcPr>
+          <w:p>
+            <w:r/>
+            <w:r>
+              <w:rPr>
+                <w:b w:val="0"/>
+                <w:i w:val="0"/>
+                <w:sz w:val="19"/>
+              </w:rPr>
+              <w:t xml:space="preserve">Only if Tina's optional search index is enabled; the module loads lazily, which is why </w:t>
+            </w:r>
+            <w:r>
+              <w:rPr>
+                <w:rFonts w:ascii="Consolas" w:hAnsi="Consolas" w:eastAsia="Consolas"/>
+                <w:b w:val="0"/>
+                <w:i w:val="0"/>
+                <w:color w:val="8A4224"/>
+                <w:sz w:val="17"/>
+              </w:rPr>
+              <w:t>tinacms dev</w:t>
+            </w:r>
+            <w:r>
+              <w:rPr>
+                <w:b w:val="0"/>
+                <w:i w:val="0"/>
+                <w:sz w:val="19"/>
+              </w:rPr>
+              <w:t xml:space="preserve"> ran fine with the script blocked.</w:t>
+            </w:r>
+          </w:p>
+        </w:tc>
+        <w:tc>
+          <w:tcPr>
+            <w:tcW w:type="dxa" w:w="1644"/>
+            <w:shd w:val="clear" w:color="auto" w:fill="FAF7F2"/>
+          </w:tcPr>
+          <w:p>
+            <w:r/>
+            <w:r>
+              <w:rPr>
+                <w:b/>
+                <w:i w:val="0"/>
+                <w:sz w:val="19"/>
+              </w:rPr>
+              <w:t>approved</w:t>
+            </w:r>
+          </w:p>
+        </w:tc>
+      </w:tr>
+      <w:tr>
+        <w:tc>
+          <w:tcPr>
+            <w:tcW w:type="dxa" w:w="1701"/>
+          </w:tcPr>
+          <w:p>
+            <w:r/>
+            <w:r>
+              <w:rPr>
+                <w:rFonts w:ascii="Consolas" w:hAnsi="Consolas" w:eastAsia="Consolas"/>
+                <w:sz w:val="17"/>
+              </w:rPr>
+              <w:t>core-js@3.x</w:t>
+            </w:r>
+          </w:p>
+        </w:tc>
+        <w:tc>
+          <w:tcPr>
+            <w:tcW w:type="dxa" w:w="3175"/>
+          </w:tcPr>
+          <w:p>
+            <w:r/>
+            <w:r>
+              <w:rPr>
+                <w:b w:val="0"/>
+                <w:i w:val="0"/>
+                <w:sz w:val="19"/>
+              </w:rPr>
+              <w:t>Prints a funding/"please sponsor" banner.</w:t>
+            </w:r>
+          </w:p>
+        </w:tc>
+        <w:tc>
+          <w:tcPr>
+            <w:tcW w:type="dxa" w:w="2835"/>
+          </w:tcPr>
+          <w:p>
+            <w:r/>
+            <w:r>
+              <w:rPr>
+                <w:b w:val="0"/>
+                <w:i w:val="0"/>
+                <w:sz w:val="19"/>
+              </w:rPr>
+              <w:t>No.</w:t>
+            </w:r>
+          </w:p>
+        </w:tc>
+        <w:tc>
+          <w:tcPr>
+            <w:tcW w:type="dxa" w:w="1644"/>
+          </w:tcPr>
+          <w:p>
+            <w:r/>
+            <w:r>
+              <w:rPr>
+                <w:b/>
+                <w:i w:val="0"/>
+                <w:sz w:val="19"/>
+              </w:rPr>
+              <w:t>denied</w:t>
+            </w:r>
+          </w:p>
+        </w:tc>
+      </w:tr>
+    </w:tbl>
+    <w:p>
+      <w:pPr>
+        <w:spacing w:after="40"/>
+      </w:pPr>
+    </w:p>
+    <w:p>
+      <w:pPr>
+        <w:spacing w:after="120"/>
+      </w:pPr>
+      <w:r>
+        <w:rPr>
+          <w:b/>
+          <w:i w:val="0"/>
+        </w:rPr>
+        <w:t xml:space="preserve">Advice: </w:t>
+      </w:r>
+      <w:r>
+        <w:rPr>
+          <w:b w:val="0"/>
+          <w:i w:val="0"/>
+        </w:rPr>
+        <w:t xml:space="preserve">the policy is committed in </w:t>
+      </w:r>
+      <w:r>
+        <w:rPr>
+          <w:rFonts w:ascii="Consolas" w:hAnsi="Consolas" w:eastAsia="Consolas"/>
+          <w:b w:val="0"/>
+          <w:i w:val="0"/>
+          <w:color w:val="8A4224"/>
+          <w:sz w:val="19"/>
+        </w:rPr>
+        <w:t>package.json</w:t>
+      </w:r>
+      <w:r>
+        <w:rPr>
+          <w:b w:val="0"/>
+          <w:i w:val="0"/>
+        </w:rPr>
+        <w:t xml:space="preserve"> → </w:t>
+      </w:r>
+      <w:r>
+        <w:rPr>
+          <w:rFonts w:ascii="Consolas" w:hAnsi="Consolas" w:eastAsia="Consolas"/>
+          <w:b w:val="0"/>
+          <w:i w:val="0"/>
+          <w:color w:val="8A4224"/>
+          <w:sz w:val="19"/>
+        </w:rPr>
+        <w:t>allowScripts</w:t>
+      </w:r>
+      <w:r>
+        <w:rPr>
+          <w:b w:val="0"/>
+          <w:i w:val="0"/>
+        </w:rPr>
+        <w:t xml:space="preserve"> using name-only entries so routine version bumps do not re-trigger the warning; older npm versions ignore the field. Run </w:t>
+      </w:r>
+      <w:r>
+        <w:rPr>
+          <w:rFonts w:ascii="Consolas" w:hAnsi="Consolas" w:eastAsia="Consolas"/>
+          <w:b w:val="0"/>
+          <w:i w:val="0"/>
+          <w:color w:val="8A4224"/>
+          <w:sz w:val="19"/>
+        </w:rPr>
+        <w:t>npm install-scripts ls</w:t>
+      </w:r>
+      <w:r>
+        <w:rPr>
+          <w:b w:val="0"/>
+          <w:i w:val="0"/>
+        </w:rPr>
+        <w:t xml:space="preserve"> after dependency upgrades to review any newcomers, and never use </w:t>
+      </w:r>
+      <w:r>
+        <w:rPr>
+          <w:rFonts w:ascii="Consolas" w:hAnsi="Consolas" w:eastAsia="Consolas"/>
+          <w:b w:val="0"/>
+          <w:i w:val="0"/>
+          <w:color w:val="8A4224"/>
+          <w:sz w:val="19"/>
+        </w:rPr>
+        <w:t>--dangerously-allow-all-scripts</w:t>
+      </w:r>
+      <w:r>
+        <w:rPr>
+          <w:b w:val="0"/>
+          <w:i w:val="0"/>
+        </w:rPr>
+        <w:t>.</w:t>
+      </w:r>
+    </w:p>
+    <w:p>
+      <w:pPr>
+        <w:pStyle w:val="Heading2"/>
+      </w:pPr>
+      <w:r>
+        <w:t>19.3 "33 vulnerabilities (2 low, 10 moderate, 21 high)"</w:t>
+      </w:r>
+    </w:p>
+    <w:p>
+      <w:pPr>
+        <w:spacing w:after="120"/>
+      </w:pPr>
+      <w:r>
+        <w:rPr>
+          <w:rFonts w:ascii="Consolas" w:hAnsi="Consolas" w:eastAsia="Consolas"/>
+          <w:b w:val="0"/>
+          <w:i w:val="0"/>
+          <w:color w:val="8A4224"/>
+          <w:sz w:val="19"/>
+        </w:rPr>
+        <w:t>npm audit</w:t>
+      </w:r>
+      <w:r>
+        <w:rPr>
+          <w:b w:val="0"/>
+          <w:i w:val="0"/>
+        </w:rPr>
+        <w:t xml:space="preserve"> evaluates the whole tree, including </w:t>
+      </w:r>
+      <w:r>
+        <w:rPr>
+          <w:rFonts w:ascii="Consolas" w:hAnsi="Consolas" w:eastAsia="Consolas"/>
+          <w:b w:val="0"/>
+          <w:i w:val="0"/>
+          <w:color w:val="8A4224"/>
+          <w:sz w:val="19"/>
+        </w:rPr>
+        <w:t>@tinacms/cli</w:t>
+      </w:r>
+      <w:r>
+        <w:rPr>
+          <w:b w:val="0"/>
+          <w:i w:val="0"/>
+        </w:rPr>
+        <w:t xml:space="preserve">, </w:t>
+      </w:r>
+      <w:r>
+        <w:rPr>
+          <w:rFonts w:ascii="Consolas" w:hAnsi="Consolas" w:eastAsia="Consolas"/>
+          <w:b w:val="0"/>
+          <w:i w:val="0"/>
+          <w:color w:val="8A4224"/>
+          <w:sz w:val="19"/>
+        </w:rPr>
+        <w:t>tinacms</w:t>
+      </w:r>
+      <w:r>
+        <w:rPr>
+          <w:b w:val="0"/>
+          <w:i w:val="0"/>
+        </w:rPr>
+        <w:t xml:space="preserve"> (admin UI), GraphQL tooling, jsdom and Vitest — all </w:t>
+      </w:r>
+      <w:r>
+        <w:rPr>
+          <w:rFonts w:ascii="Consolas" w:hAnsi="Consolas" w:eastAsia="Consolas"/>
+          <w:b w:val="0"/>
+          <w:i w:val="0"/>
+          <w:color w:val="8A4224"/>
+          <w:sz w:val="19"/>
+        </w:rPr>
+        <w:t>devDependencies</w:t>
+      </w:r>
+      <w:r>
+        <w:rPr>
+          <w:b w:val="0"/>
+          <w:i w:val="0"/>
+        </w:rPr>
+        <w:t xml:space="preserve"> that run only on a developer machine or in CI and are never served to visitors. The public bundle was verified to contain no Tina code (bundle growth ≈ 4 KB).</w:t>
+      </w:r>
+    </w:p>
+    <w:p>
+      <w:pPr>
+        <w:spacing w:after="120"/>
+      </w:pPr>
+      <w:r>
+        <w:rPr>
+          <w:b/>
+          <w:i w:val="0"/>
+        </w:rPr>
+        <w:t xml:space="preserve">Advice: </w:t>
+      </w:r>
+      <w:r>
+        <w:rPr>
+          <w:b w:val="0"/>
+          <w:i w:val="0"/>
+        </w:rPr>
+        <w:t xml:space="preserve">(1) run </w:t>
+      </w:r>
+      <w:r>
+        <w:rPr>
+          <w:rFonts w:ascii="Consolas" w:hAnsi="Consolas" w:eastAsia="Consolas"/>
+          <w:b w:val="0"/>
+          <w:i w:val="0"/>
+          <w:color w:val="8A4224"/>
+          <w:sz w:val="19"/>
+        </w:rPr>
+        <w:t>npm audit --omit=dev</w:t>
+      </w:r>
+      <w:r>
+        <w:rPr>
+          <w:b w:val="0"/>
+          <w:i w:val="0"/>
+        </w:rPr>
+        <w:t xml:space="preserve"> to see advisories that affect shipped code — expected to be empty; (2) review the full </w:t>
+      </w:r>
+      <w:r>
+        <w:rPr>
+          <w:rFonts w:ascii="Consolas" w:hAnsi="Consolas" w:eastAsia="Consolas"/>
+          <w:b w:val="0"/>
+          <w:i w:val="0"/>
+          <w:color w:val="8A4224"/>
+          <w:sz w:val="19"/>
+        </w:rPr>
+        <w:t>npm audit</w:t>
+      </w:r>
+      <w:r>
+        <w:rPr>
+          <w:b w:val="0"/>
+          <w:i w:val="0"/>
+        </w:rPr>
+        <w:t xml:space="preserve"> monthly and upgrade </w:t>
+      </w:r>
+      <w:r>
+        <w:rPr>
+          <w:rFonts w:ascii="Consolas" w:hAnsi="Consolas" w:eastAsia="Consolas"/>
+          <w:b w:val="0"/>
+          <w:i w:val="0"/>
+          <w:color w:val="8A4224"/>
+          <w:sz w:val="19"/>
+        </w:rPr>
+        <w:t>tinacms</w:t>
+      </w:r>
+      <w:r>
+        <w:rPr>
+          <w:b w:val="0"/>
+          <w:i w:val="0"/>
+        </w:rPr>
+        <w:t>/</w:t>
+      </w:r>
+      <w:r>
+        <w:rPr>
+          <w:rFonts w:ascii="Consolas" w:hAnsi="Consolas" w:eastAsia="Consolas"/>
+          <w:b w:val="0"/>
+          <w:i w:val="0"/>
+          <w:color w:val="8A4224"/>
+          <w:sz w:val="19"/>
+        </w:rPr>
+        <w:t>@tinacms/cli</w:t>
+      </w:r>
+      <w:r>
+        <w:rPr>
+          <w:b w:val="0"/>
+          <w:i w:val="0"/>
+        </w:rPr>
+        <w:t xml:space="preserve"> together when fixes land (</w:t>
+      </w:r>
+      <w:r>
+        <w:rPr>
+          <w:rFonts w:ascii="Consolas" w:hAnsi="Consolas" w:eastAsia="Consolas"/>
+          <w:b w:val="0"/>
+          <w:i w:val="0"/>
+          <w:color w:val="8A4224"/>
+          <w:sz w:val="19"/>
+        </w:rPr>
+        <w:t>npx tinacms doctor</w:t>
+      </w:r>
+      <w:r>
+        <w:rPr>
+          <w:b w:val="0"/>
+          <w:i w:val="0"/>
+        </w:rPr>
+        <w:t xml:space="preserve"> reports the latest versions); (3) avoid </w:t>
+      </w:r>
+      <w:r>
+        <w:rPr>
+          <w:rFonts w:ascii="Consolas" w:hAnsi="Consolas" w:eastAsia="Consolas"/>
+          <w:b w:val="0"/>
+          <w:i w:val="0"/>
+          <w:color w:val="8A4224"/>
+          <w:sz w:val="19"/>
+        </w:rPr>
+        <w:t>npm audit fix --force</w:t>
+      </w:r>
+      <w:r>
+        <w:rPr>
+          <w:b w:val="0"/>
+          <w:i w:val="0"/>
+        </w:rPr>
+        <w:t xml:space="preserve">, which crosses major versions and can break the Vite 8 / Vitest 5 / Tina 3 combination; (4) CI uses </w:t>
+      </w:r>
+      <w:r>
+        <w:rPr>
+          <w:rFonts w:ascii="Consolas" w:hAnsi="Consolas" w:eastAsia="Consolas"/>
+          <w:b w:val="0"/>
+          <w:i w:val="0"/>
+          <w:color w:val="8A4224"/>
+          <w:sz w:val="19"/>
+        </w:rPr>
+        <w:t>npm ci</w:t>
+      </w:r>
+      <w:r>
+        <w:rPr>
+          <w:b w:val="0"/>
+          <w:i w:val="0"/>
+        </w:rPr>
+        <w:t xml:space="preserve"> with the committed lockfile so the audited tree is exactly what runs.</w:t>
+      </w:r>
+    </w:p>
+    <w:p>
+      <w:pPr>
+        <w:pStyle w:val="Heading2"/>
+      </w:pPr>
+      <w:r>
+        <w:t>19.4 DEP0190 DeprecationWarning during npm run dev</w:t>
+      </w:r>
+    </w:p>
+    <w:p>
+      <w:pPr>
+        <w:spacing w:after="120"/>
+      </w:pPr>
+      <w:r>
+        <w:rPr>
+          <w:b w:val="0"/>
+          <w:i w:val="0"/>
+        </w:rPr>
+        <w:t xml:space="preserve">Node 24 warns when a child process is spawned with </w:t>
+      </w:r>
+      <w:r>
+        <w:rPr>
+          <w:rFonts w:ascii="Consolas" w:hAnsi="Consolas" w:eastAsia="Consolas"/>
+          <w:b w:val="0"/>
+          <w:i w:val="0"/>
+          <w:color w:val="8A4224"/>
+          <w:sz w:val="19"/>
+        </w:rPr>
+        <w:t>shell: true</w:t>
+      </w:r>
+      <w:r>
+        <w:rPr>
+          <w:b w:val="0"/>
+          <w:i w:val="0"/>
+        </w:rPr>
+        <w:t xml:space="preserve"> and an argument array. </w:t>
+      </w:r>
+      <w:r>
+        <w:rPr>
+          <w:rFonts w:ascii="Consolas" w:hAnsi="Consolas" w:eastAsia="Consolas"/>
+          <w:b w:val="0"/>
+          <w:i w:val="0"/>
+          <w:color w:val="8A4224"/>
+          <w:sz w:val="19"/>
+        </w:rPr>
+        <w:t>@tinacms/cli</w:t>
+      </w:r>
+      <w:r>
+        <w:rPr>
+          <w:b w:val="0"/>
+          <w:i w:val="0"/>
+        </w:rPr>
+        <w:t xml:space="preserve"> does this to run the </w:t>
+      </w:r>
+      <w:r>
+        <w:rPr>
+          <w:rFonts w:ascii="Consolas" w:hAnsi="Consolas" w:eastAsia="Consolas"/>
+          <w:b w:val="0"/>
+          <w:i w:val="0"/>
+          <w:color w:val="8A4224"/>
+          <w:sz w:val="19"/>
+        </w:rPr>
+        <w:t>-c "vite …"</w:t>
+      </w:r>
+      <w:r>
+        <w:rPr>
+          <w:b w:val="0"/>
+          <w:i w:val="0"/>
+        </w:rPr>
+        <w:t xml:space="preserve"> sub-command. The arguments are fixed strings from our own </w:t>
+      </w:r>
+      <w:r>
+        <w:rPr>
+          <w:rFonts w:ascii="Consolas" w:hAnsi="Consolas" w:eastAsia="Consolas"/>
+          <w:b w:val="0"/>
+          <w:i w:val="0"/>
+          <w:color w:val="8A4224"/>
+          <w:sz w:val="19"/>
+        </w:rPr>
+        <w:t>package.json</w:t>
+      </w:r>
+      <w:r>
+        <w:rPr>
+          <w:b w:val="0"/>
+          <w:i w:val="0"/>
+        </w:rPr>
+        <w:t>, so there is no injection risk; the warning is informational and tracked upstream.</w:t>
+      </w:r>
+    </w:p>
+    <w:p>
+      <w:pPr>
+        <w:spacing w:after="120"/>
+      </w:pPr>
+      <w:r>
+        <w:rPr>
+          <w:b/>
+          <w:i w:val="0"/>
+        </w:rPr>
+        <w:t xml:space="preserve">Advice: </w:t>
+      </w:r>
+      <w:r>
+        <w:rPr>
+          <w:b w:val="0"/>
+          <w:i w:val="0"/>
+        </w:rPr>
+        <w:t xml:space="preserve">ignore it, or add </w:t>
+      </w:r>
+      <w:r>
+        <w:rPr>
+          <w:rFonts w:ascii="Consolas" w:hAnsi="Consolas" w:eastAsia="Consolas"/>
+          <w:b w:val="0"/>
+          <w:i w:val="0"/>
+          <w:color w:val="8A4224"/>
+          <w:sz w:val="19"/>
+        </w:rPr>
+        <w:t>node-options=--no-deprecation</w:t>
+      </w:r>
+      <w:r>
+        <w:rPr>
+          <w:b w:val="0"/>
+          <w:i w:val="0"/>
+        </w:rPr>
+        <w:t xml:space="preserve"> to a local (untracked) </w:t>
+      </w:r>
+      <w:r>
+        <w:rPr>
+          <w:rFonts w:ascii="Consolas" w:hAnsi="Consolas" w:eastAsia="Consolas"/>
+          <w:b w:val="0"/>
+          <w:i w:val="0"/>
+          <w:color w:val="8A4224"/>
+          <w:sz w:val="19"/>
+        </w:rPr>
+        <w:t>.npmrc</w:t>
+      </w:r>
+      <w:r>
+        <w:rPr>
+          <w:b w:val="0"/>
+          <w:i w:val="0"/>
+        </w:rPr>
+        <w:t xml:space="preserve"> if the noise is distracting. Do not set </w:t>
+      </w:r>
+      <w:r>
+        <w:rPr>
+          <w:rFonts w:ascii="Consolas" w:hAnsi="Consolas" w:eastAsia="Consolas"/>
+          <w:b w:val="0"/>
+          <w:i w:val="0"/>
+          <w:color w:val="8A4224"/>
+          <w:sz w:val="19"/>
+        </w:rPr>
+        <w:t>NODE_OPTIONS</w:t>
+      </w:r>
+      <w:r>
+        <w:rPr>
+          <w:b w:val="0"/>
+          <w:i w:val="0"/>
+        </w:rPr>
+        <w:t xml:space="preserve"> in the npm scripts — it is not portable to Windows shells.</w:t>
+      </w:r>
+    </w:p>
+    <w:p>
+      <w:pPr>
+        <w:pStyle w:val="Heading2"/>
+      </w:pPr>
+      <w:r>
+        <w:t>19.5 Windows notes</w:t>
+      </w:r>
+    </w:p>
+    <w:p>
+      <w:pPr>
+        <w:pStyle w:val="ListBullet"/>
+        <w:spacing w:after="40"/>
+      </w:pPr>
+      <w:r>
+        <w:rPr>
+          <w:rFonts w:ascii="Consolas" w:hAnsi="Consolas" w:eastAsia="Consolas"/>
+          <w:b w:val="0"/>
+          <w:i w:val="0"/>
+          <w:color w:val="8A4224"/>
+          <w:sz w:val="19"/>
+        </w:rPr>
+        <w:t>npm run clean</w:t>
+      </w:r>
+      <w:r>
+        <w:rPr>
+          <w:b w:val="0"/>
+          <w:i w:val="0"/>
+        </w:rPr>
+        <w:t xml:space="preserve"> no longer relies on </w:t>
+      </w:r>
+      <w:r>
+        <w:rPr>
+          <w:rFonts w:ascii="Consolas" w:hAnsi="Consolas" w:eastAsia="Consolas"/>
+          <w:b w:val="0"/>
+          <w:i w:val="0"/>
+          <w:color w:val="8A4224"/>
+          <w:sz w:val="19"/>
+        </w:rPr>
+        <w:t>rm -rf</w:t>
+      </w:r>
+      <w:r>
+        <w:rPr>
+          <w:b w:val="0"/>
+          <w:i w:val="0"/>
+        </w:rPr>
+        <w:t xml:space="preserve">; it uses Node's </w:t>
+      </w:r>
+      <w:r>
+        <w:rPr>
+          <w:rFonts w:ascii="Consolas" w:hAnsi="Consolas" w:eastAsia="Consolas"/>
+          <w:b w:val="0"/>
+          <w:i w:val="0"/>
+          <w:color w:val="8A4224"/>
+          <w:sz w:val="19"/>
+        </w:rPr>
+        <w:t>fs.rmSync</w:t>
+      </w:r>
+      <w:r>
+        <w:rPr>
+          <w:b w:val="0"/>
+          <w:i w:val="0"/>
+        </w:rPr>
+        <w:t xml:space="preserve"> so it works in PowerShell.</w:t>
+      </w:r>
+    </w:p>
+    <w:p>
+      <w:pPr>
+        <w:pStyle w:val="ListBullet"/>
+        <w:spacing w:after="40"/>
+      </w:pPr>
+      <w:r>
+        <w:rPr>
+          <w:b w:val="0"/>
+          <w:i w:val="0"/>
+        </w:rPr>
+        <w:t>All other scripts are shell-neutral. Line endings: git is expected to normalise to LF; the JSON the editor commits always uses LF.</w:t>
+      </w:r>
+    </w:p>
+    <w:p>
+      <w:pPr>
+        <w:pStyle w:val="Heading1"/>
+      </w:pPr>
+      <w:r>
+        <w:t>20. Revision 1.2 — production feedback: workflow runtimes, collapsible layout, passcode sign-in</w:t>
+      </w:r>
+    </w:p>
+    <w:p>
+      <w:pPr>
+        <w:spacing w:after="120"/>
+      </w:pPr>
+      <w:r>
+        <w:rPr>
+          <w:b w:val="0"/>
+          <w:i w:val="0"/>
+        </w:rPr>
+        <w:t>The owner deployed to GitHub Pages, confirmed the v1.1 fixes, ran the complete flow in production (PR #2 "Content update: Dough Announcement, Daily Menu" with the staff note in the PR body), and raised the items below.</w:t>
+      </w:r>
+    </w:p>
+    <w:tbl>
+      <w:tblPr>
+        <w:tblStyle w:val="TableGrid"/>
+        <w:tblW w:type="auto" w:w="0"/>
+        <w:jc w:val="center"/>
+        <w:tblLayout w:type="fixed"/>
+        <w:tblLook w:firstColumn="1" w:firstRow="1" w:lastColumn="0" w:lastRow="0" w:noHBand="0" w:noVBand="1" w:val="04A0"/>
+        <w:tblLayout w:type="fixed"/>
+      </w:tblPr>
+      <w:tblGrid>
+        <w:gridCol w:w="510"/>
+        <w:gridCol w:w="2438"/>
+        <w:gridCol w:w="2948"/>
+        <w:gridCol w:w="3458"/>
+      </w:tblGrid>
+      <w:tr>
+        <w:tc>
+          <w:tcPr>
+            <w:tcW w:type="dxa" w:w="510"/>
+            <w:shd w:val="clear" w:color="auto" w:fill="24211E"/>
+          </w:tcPr>
+          <w:p>
+            <w:r/>
+            <w:r>
+              <w:rPr>
+                <w:b/>
+                <w:color w:val="FAF8F5"/>
+                <w:sz w:val="19"/>
+              </w:rPr>
+              <w:t>#</w:t>
+            </w:r>
+          </w:p>
+        </w:tc>
+        <w:tc>
+          <w:tcPr>
+            <w:tcW w:type="dxa" w:w="2438"/>
+            <w:shd w:val="clear" w:color="auto" w:fill="24211E"/>
+          </w:tcPr>
+          <w:p>
+            <w:r/>
+            <w:r>
+              <w:rPr>
+                <w:b/>
+                <w:color w:val="FAF8F5"/>
+                <w:sz w:val="19"/>
+              </w:rPr>
+              <w:t>Request / finding</w:t>
+            </w:r>
+          </w:p>
+        </w:tc>
+        <w:tc>
+          <w:tcPr>
+            <w:tcW w:type="dxa" w:w="2948"/>
+            <w:shd w:val="clear" w:color="auto" w:fill="24211E"/>
+          </w:tcPr>
+          <w:p>
+            <w:r/>
+            <w:r>
+              <w:rPr>
+                <w:b/>
+                <w:color w:val="FAF8F5"/>
+                <w:sz w:val="19"/>
+              </w:rPr>
+              <w:t>Analysis</w:t>
+            </w:r>
+          </w:p>
+        </w:tc>
+        <w:tc>
+          <w:tcPr>
+            <w:tcW w:type="dxa" w:w="3458"/>
+            <w:shd w:val="clear" w:color="auto" w:fill="24211E"/>
+          </w:tcPr>
+          <w:p>
+            <w:r/>
+            <w:r>
+              <w:rPr>
+                <w:b/>
+                <w:color w:val="FAF8F5"/>
+                <w:sz w:val="19"/>
+              </w:rPr>
+              <w:t>Resolution</w:t>
+            </w:r>
+          </w:p>
+        </w:tc>
+      </w:tr>
+      <w:tr>
+        <w:tc>
+          <w:tcPr>
+            <w:tcW w:type="dxa" w:w="510"/>
+          </w:tcPr>
+          <w:p>
+            <w:r/>
+            <w:r>
+              <w:rPr>
+                <w:b w:val="0"/>
+                <w:i w:val="0"/>
+                <w:sz w:val="19"/>
+              </w:rPr>
+              <w:t>F7</w:t>
+            </w:r>
+          </w:p>
+        </w:tc>
+        <w:tc>
+          <w:tcPr>
+            <w:tcW w:type="dxa" w:w="2438"/>
+          </w:tcPr>
+          <w:p>
+            <w:r/>
+            <w:r>
+              <w:rPr>
+                <w:b w:val="0"/>
+                <w:i w:val="0"/>
+                <w:sz w:val="19"/>
+              </w:rPr>
+              <w:t>Workflow annotations: "Node.js 20 is deprecated … actions/checkout@v4, configure-pages@v5, setup-node@v4, upload-artifact@v4, deploy-pages@v4 are being forced to run on Node.js 24"</w:t>
+            </w:r>
+          </w:p>
+        </w:tc>
+        <w:tc>
+          <w:tcPr>
+            <w:tcW w:type="dxa" w:w="2948"/>
+          </w:tcPr>
+          <w:p>
+            <w:r/>
+            <w:r>
+              <w:rPr>
+                <w:b w:val="0"/>
+                <w:i w:val="0"/>
+                <w:sz w:val="19"/>
+              </w:rPr>
+              <w:t>GitHub retired the Node 20 action runtime; v4/v5 pins of the official actions target Node 20 and are now run on Node 24 with a warning. The runs still succeed.</w:t>
+            </w:r>
+          </w:p>
+        </w:tc>
+        <w:tc>
+          <w:tcPr>
+            <w:tcW w:type="dxa" w:w="3458"/>
+          </w:tcPr>
+          <w:p>
+            <w:r/>
+            <w:r>
+              <w:rPr>
+                <w:rFonts w:ascii="Consolas" w:hAnsi="Consolas" w:eastAsia="Consolas"/>
+                <w:b w:val="0"/>
+                <w:i w:val="0"/>
+                <w:color w:val="8A4224"/>
+                <w:sz w:val="17"/>
+              </w:rPr>
+              <w:t>actions/checkout@v5</w:t>
+            </w:r>
+            <w:r>
+              <w:rPr>
+                <w:b w:val="0"/>
+                <w:i w:val="0"/>
+                <w:sz w:val="19"/>
+              </w:rPr>
+              <w:t xml:space="preserve">, </w:t>
+            </w:r>
+            <w:r>
+              <w:rPr>
+                <w:rFonts w:ascii="Consolas" w:hAnsi="Consolas" w:eastAsia="Consolas"/>
+                <w:b w:val="0"/>
+                <w:i w:val="0"/>
+                <w:color w:val="8A4224"/>
+                <w:sz w:val="17"/>
+              </w:rPr>
+              <w:t>actions/setup-node@v5</w:t>
+            </w:r>
+            <w:r>
+              <w:rPr>
+                <w:b w:val="0"/>
+                <w:i w:val="0"/>
+                <w:sz w:val="19"/>
+              </w:rPr>
+              <w:t xml:space="preserve">, </w:t>
+            </w:r>
+            <w:r>
+              <w:rPr>
+                <w:rFonts w:ascii="Consolas" w:hAnsi="Consolas" w:eastAsia="Consolas"/>
+                <w:b w:val="0"/>
+                <w:i w:val="0"/>
+                <w:color w:val="8A4224"/>
+                <w:sz w:val="17"/>
+              </w:rPr>
+              <w:t>actions/upload-pages-artifact@v4</w:t>
+            </w:r>
+            <w:r>
+              <w:rPr>
+                <w:b w:val="0"/>
+                <w:i w:val="0"/>
+                <w:sz w:val="19"/>
+              </w:rPr>
+              <w:t xml:space="preserve">; </w:t>
+            </w:r>
+            <w:r>
+              <w:rPr>
+                <w:rFonts w:ascii="Consolas" w:hAnsi="Consolas" w:eastAsia="Consolas"/>
+                <w:b w:val="0"/>
+                <w:i w:val="0"/>
+                <w:color w:val="8A4224"/>
+                <w:sz w:val="17"/>
+              </w:rPr>
+              <w:t>configure-pages</w:t>
+            </w:r>
+            <w:r>
+              <w:rPr>
+                <w:b w:val="0"/>
+                <w:i w:val="0"/>
+                <w:sz w:val="19"/>
+              </w:rPr>
+              <w:t xml:space="preserve"> removed (Pages is already enabled and the site computes its own base path); jobs run on Node 24; </w:t>
+            </w:r>
+            <w:r>
+              <w:rPr>
+                <w:rFonts w:ascii="Consolas" w:hAnsi="Consolas" w:eastAsia="Consolas"/>
+                <w:b w:val="0"/>
+                <w:i w:val="0"/>
+                <w:color w:val="8A4224"/>
+                <w:sz w:val="17"/>
+              </w:rPr>
+              <w:t>engines.node &gt;= 22</w:t>
+            </w:r>
+            <w:r>
+              <w:rPr>
+                <w:b w:val="0"/>
+                <w:i w:val="0"/>
+                <w:sz w:val="19"/>
+              </w:rPr>
+              <w:t xml:space="preserve">. </w:t>
+            </w:r>
+            <w:r>
+              <w:rPr>
+                <w:rFonts w:ascii="Consolas" w:hAnsi="Consolas" w:eastAsia="Consolas"/>
+                <w:b w:val="0"/>
+                <w:i w:val="0"/>
+                <w:color w:val="8A4224"/>
+                <w:sz w:val="17"/>
+              </w:rPr>
+              <w:t>.github/dependabot.yml</w:t>
+            </w:r>
+            <w:r>
+              <w:rPr>
+                <w:b w:val="0"/>
+                <w:i w:val="0"/>
+                <w:sz w:val="19"/>
+              </w:rPr>
+              <w:t xml:space="preserve"> added so future action majors (incl. </w:t>
+            </w:r>
+            <w:r>
+              <w:rPr>
+                <w:rFonts w:ascii="Consolas" w:hAnsi="Consolas" w:eastAsia="Consolas"/>
+                <w:b w:val="0"/>
+                <w:i w:val="0"/>
+                <w:color w:val="8A4224"/>
+                <w:sz w:val="17"/>
+              </w:rPr>
+              <w:t>deploy-pages</w:t>
+            </w:r>
+            <w:r>
+              <w:rPr>
+                <w:b w:val="0"/>
+                <w:i w:val="0"/>
+                <w:sz w:val="19"/>
+              </w:rPr>
+              <w:t>) arrive as PRs.</w:t>
+            </w:r>
+          </w:p>
+        </w:tc>
+      </w:tr>
+      <w:tr>
+        <w:tc>
+          <w:tcPr>
+            <w:tcW w:type="dxa" w:w="510"/>
+            <w:shd w:val="clear" w:color="auto" w:fill="FAF7F2"/>
+          </w:tcPr>
+          <w:p>
+            <w:r/>
+            <w:r>
+              <w:rPr>
+                <w:b w:val="0"/>
+                <w:i w:val="0"/>
+                <w:sz w:val="19"/>
+              </w:rPr>
+              <w:t>F8</w:t>
+            </w:r>
+          </w:p>
+        </w:tc>
+        <w:tc>
+          <w:tcPr>
+            <w:tcW w:type="dxa" w:w="2438"/>
+            <w:shd w:val="clear" w:color="auto" w:fill="FAF7F2"/>
+          </w:tcPr>
+          <w:p>
+            <w:r/>
+            <w:r>
+              <w:rPr>
+                <w:b w:val="0"/>
+                <w:i w:val="0"/>
+                <w:sz w:val="19"/>
+              </w:rPr>
+              <w:t>Local-mode instructions should suggest a page refresh</w:t>
+            </w:r>
+          </w:p>
+        </w:tc>
+        <w:tc>
+          <w:tcPr>
+            <w:tcW w:type="dxa" w:w="2948"/>
+            <w:shd w:val="clear" w:color="auto" w:fill="FAF7F2"/>
+          </w:tcPr>
+          <w:p>
+            <w:r/>
+            <w:r>
+              <w:rPr>
+                <w:b w:val="0"/>
+                <w:i w:val="0"/>
+                <w:sz w:val="19"/>
+              </w:rPr>
+              <w:t>Vite hot-reloads the website tab, but staff may have the site open in a tab that was not focused or in a different browser.</w:t>
+            </w:r>
+          </w:p>
+        </w:tc>
+        <w:tc>
+          <w:tcPr>
+            <w:tcW w:type="dxa" w:w="3458"/>
+            <w:shd w:val="clear" w:color="auto" w:fill="FAF7F2"/>
+          </w:tcPr>
+          <w:p>
+            <w:r/>
+            <w:r>
+              <w:rPr>
+                <w:b w:val="0"/>
+                <w:i w:val="0"/>
+                <w:sz w:val="19"/>
+              </w:rPr>
+              <w:t>Review dialog and "Saved locally" panel now say to refresh (F5) if the change is not visible, and the panel links to the website in a new tab.</w:t>
+            </w:r>
+          </w:p>
+        </w:tc>
+      </w:tr>
+      <w:tr>
+        <w:tc>
+          <w:tcPr>
+            <w:tcW w:type="dxa" w:w="510"/>
+          </w:tcPr>
+          <w:p>
+            <w:r/>
+            <w:r>
+              <w:rPr>
+                <w:b w:val="0"/>
+                <w:i w:val="0"/>
+                <w:sz w:val="19"/>
+              </w:rPr>
+              <w:t>F9</w:t>
+            </w:r>
+          </w:p>
+        </w:tc>
+        <w:tc>
+          <w:tcPr>
+            <w:tcW w:type="dxa" w:w="2438"/>
+          </w:tcPr>
+          <w:p>
+            <w:r/>
+            <w:r>
+              <w:rPr>
+                <w:b w:val="0"/>
+                <w:i w:val="0"/>
+                <w:sz w:val="19"/>
+              </w:rPr>
+              <w:t>Present the edit screens with some sections collapsed to clarify context and reduce scrolling</w:t>
+            </w:r>
+          </w:p>
+        </w:tc>
+        <w:tc>
+          <w:tcPr>
+            <w:tcW w:type="dxa" w:w="2948"/>
+          </w:tcPr>
+          <w:p>
+            <w:r/>
+            <w:r>
+              <w:rPr>
+                <w:b w:val="0"/>
+                <w:i w:val="0"/>
+                <w:sz w:val="19"/>
+              </w:rPr>
+              <w:t>Every field and every list item was expanded; the menu alone was several screens long.</w:t>
+            </w:r>
+          </w:p>
+        </w:tc>
+        <w:tc>
+          <w:tcPr>
+            <w:tcW w:type="dxa" w:w="3458"/>
+          </w:tcPr>
+          <w:p>
+            <w:r/>
+            <w:r>
+              <w:rPr>
+                <w:b w:val="0"/>
+                <w:i w:val="0"/>
+                <w:sz w:val="19"/>
+              </w:rPr>
+              <w:t>Layout map with collapsible, summarised groups; list items collapsed with previews; Expand/Collapse all; error-forced open. Decision D16.</w:t>
+            </w:r>
+          </w:p>
+        </w:tc>
+      </w:tr>
+      <w:tr>
+        <w:tc>
+          <w:tcPr>
+            <w:tcW w:type="dxa" w:w="510"/>
+            <w:shd w:val="clear" w:color="auto" w:fill="FAF7F2"/>
+          </w:tcPr>
+          <w:p>
+            <w:r/>
+            <w:r>
+              <w:rPr>
+                <w:b w:val="0"/>
+                <w:i w:val="0"/>
+                <w:sz w:val="19"/>
+              </w:rPr>
+              <w:t>F10</w:t>
+            </w:r>
+          </w:p>
+        </w:tc>
+        <w:tc>
+          <w:tcPr>
+            <w:tcW w:type="dxa" w:w="2438"/>
+            <w:shd w:val="clear" w:color="auto" w:fill="FAF7F2"/>
+          </w:tcPr>
+          <w:p>
+            <w:r/>
+            <w:r>
+              <w:rPr>
+                <w:b w:val="0"/>
+                <w:i w:val="0"/>
+                <w:sz w:val="19"/>
+              </w:rPr>
+              <w:t>Suggest creating a "passcode" on the GitHub login so staff do not have to find and paste the token each time — or push back on accepted Tina usage</w:t>
+            </w:r>
+          </w:p>
+        </w:tc>
+        <w:tc>
+          <w:tcPr>
+            <w:tcW w:type="dxa" w:w="2948"/>
+            <w:shd w:val="clear" w:color="auto" w:fill="FAF7F2"/>
+          </w:tcPr>
+          <w:p>
+            <w:r/>
+            <w:r>
+              <w:rPr>
+                <w:b w:val="0"/>
+                <w:i w:val="0"/>
+                <w:sz w:val="19"/>
+              </w:rPr>
+              <w:t>Accepted Tina usage (TinaCloud login or self-hosted OAuth) needs a server; a static site cannot keep a session secret. A device-local passcode-encrypted vault gives the same day-to-day experience with no server.</w:t>
+            </w:r>
+          </w:p>
+        </w:tc>
+        <w:tc>
+          <w:tcPr>
+            <w:tcW w:type="dxa" w:w="3458"/>
+            <w:shd w:val="clear" w:color="auto" w:fill="FAF7F2"/>
+          </w:tcPr>
+          <w:p>
+            <w:r/>
+            <w:r>
+              <w:rPr>
+                <w:b w:val="0"/>
+                <w:i w:val="0"/>
+                <w:sz w:val="19"/>
+              </w:rPr>
+              <w:t>"Remember me on this device with a passcode" (default on) + passcode unlock screen + "Forget this device"; wrong-passcode lockout. Decision D17 documents the trade-off and the recommended end state (Q1).</w:t>
+            </w:r>
+          </w:p>
+        </w:tc>
+      </w:tr>
+      <w:tr>
+        <w:tc>
+          <w:tcPr>
+            <w:tcW w:type="dxa" w:w="510"/>
+          </w:tcPr>
+          <w:p>
+            <w:r/>
+            <w:r>
+              <w:rPr>
+                <w:b w:val="0"/>
+                <w:i w:val="0"/>
+                <w:sz w:val="19"/>
+              </w:rPr>
+              <w:t>—</w:t>
+            </w:r>
+          </w:p>
+        </w:tc>
+        <w:tc>
+          <w:tcPr>
+            <w:tcW w:type="dxa" w:w="2438"/>
+          </w:tcPr>
+          <w:p>
+            <w:r/>
+            <w:r>
+              <w:rPr>
+                <w:b w:val="0"/>
+                <w:i w:val="0"/>
+                <w:sz w:val="19"/>
+              </w:rPr>
+              <w:t>Confirmed by the owner</w:t>
+            </w:r>
+          </w:p>
+        </w:tc>
+        <w:tc>
+          <w:tcPr>
+            <w:tcW w:type="dxa" w:w="2948"/>
+          </w:tcPr>
+          <w:p>
+            <w:r/>
+            <w:r>
+              <w:rPr>
+                <w:b w:val="0"/>
+                <w:i w:val="0"/>
+                <w:sz w:val="19"/>
+              </w:rPr>
+              <w:t xml:space="preserve">npm warnings resolved, button contrast, hours button removal, blog-post test, </w:t>
+            </w:r>
+            <w:r>
+              <w:rPr>
+                <w:rFonts w:ascii="Consolas" w:hAnsi="Consolas" w:eastAsia="Consolas"/>
+                <w:b w:val="0"/>
+                <w:i w:val="0"/>
+                <w:color w:val="8A4224"/>
+                <w:sz w:val="17"/>
+              </w:rPr>
+              <w:t>.github</w:t>
+            </w:r>
+            <w:r>
+              <w:rPr>
+                <w:b w:val="0"/>
+                <w:i w:val="0"/>
+                <w:sz w:val="19"/>
+              </w:rPr>
+              <w:t xml:space="preserve"> at repo root, Vitest report in the job summary, PR body quality.</w:t>
+            </w:r>
+          </w:p>
+        </w:tc>
+        <w:tc>
+          <w:tcPr>
+            <w:tcW w:type="dxa" w:w="3458"/>
+          </w:tcPr>
+          <w:p>
+            <w:r/>
+            <w:r>
+              <w:rPr>
+                <w:b w:val="0"/>
+                <w:i w:val="0"/>
+                <w:sz w:val="19"/>
+              </w:rPr>
+              <w:t>No change.</w:t>
+            </w:r>
+          </w:p>
+        </w:tc>
+      </w:tr>
+    </w:tbl>
+    <w:p>
+      <w:pPr>
+        <w:spacing w:after="40"/>
+      </w:pPr>
+    </w:p>
+    <w:p>
+      <w:pPr>
+        <w:jc w:val="center"/>
+      </w:pPr>
+      <w:r>
+        <w:drawing>
+          <wp:inline xmlns:a="http://schemas.openxmlformats.org/drawingml/2006/main" xmlns:pic="http://schemas.openxmlformats.org/drawingml/2006/picture">
+            <wp:extent cx="5400000" cy="3600000"/>
+            <wp:docPr id="13" name="Picture 13"/>
+            <wp:cNvGraphicFramePr>
+              <a:graphicFrameLocks noChangeAspect="1"/>
+            </wp:cNvGraphicFramePr>
+            <a:graphic>
+              <a:graphicData uri="http://schemas.openxmlformats.org/drawingml/2006/picture">
+                <pic:pic>
+                  <pic:nvPicPr>
+                    <pic:cNvPr id="0" name="30_menu_collapsed.png"/>
+                    <pic:cNvPicPr/>
+                  </pic:nvPicPr>
+                  <pic:blipFill>
+                    <a:blip r:embed="rId21"/>
+                    <a:stretch>
+                      <a:fillRect/>
+                    </a:stretch>
+                  </pic:blipFill>
+                  <pic:spPr>
+                    <a:xfrm>
+                      <a:off x="0" y="0"/>
+                      <a:ext cx="5400000" cy="3600000"/>
+                    </a:xfrm>
+                    <a:prstGeom prst="rect"/>
+                  </pic:spPr>
+                </pic:pic>
+              </a:graphicData>
+            </a:graphic>
+          </wp:inline>
+        </w:drawing>
+      </w:r>
+    </w:p>
+    <w:p>
+      <w:pPr>
+        <w:spacing w:after="200"/>
+        <w:jc w:val="center"/>
+      </w:pPr>
+      <w:r>
+        <w:rPr>
+          <w:b w:val="0"/>
+          <w:i/>
+          <w:color w:val="6E6052"/>
+          <w:sz w:val="18"/>
+        </w:rPr>
+        <w:t>Figure 12 — v1.2: the Daily Menu opens with the heading group summarised and every category collapsed to one line (Expand all available).</w:t>
+      </w:r>
+    </w:p>
+    <w:p>
+      <w:pPr>
+        <w:jc w:val="center"/>
+      </w:pPr>
+      <w:r>
+        <w:drawing>
+          <wp:inline xmlns:a="http://schemas.openxmlformats.org/drawingml/2006/main" xmlns:pic="http://schemas.openxmlformats.org/drawingml/2006/picture">
+            <wp:extent cx="5400000" cy="3600000"/>
+            <wp:docPr id="14" name="Picture 14"/>
+            <wp:cNvGraphicFramePr>
+              <a:graphicFrameLocks noChangeAspect="1"/>
+            </wp:cNvGraphicFramePr>
+            <a:graphic>
+              <a:graphicData uri="http://schemas.openxmlformats.org/drawingml/2006/picture">
+                <pic:pic>
+                  <pic:nvPicPr>
+                    <pic:cNvPr id="0" name="32_post_collapsed.png"/>
+                    <pic:cNvPicPr/>
+                  </pic:nvPicPr>
+                  <pic:blipFill>
+                    <a:blip r:embed="rId22"/>
+                    <a:stretch>
+                      <a:fillRect/>
+                    </a:stretch>
+                  </pic:blipFill>
+                  <pic:spPr>
+                    <a:xfrm>
+                      <a:off x="0" y="0"/>
+                      <a:ext cx="5400000" cy="3600000"/>
+                    </a:xfrm>
+                    <a:prstGeom prst="rect"/>
+                  </pic:spPr>
+                </pic:pic>
+              </a:graphicData>
+            </a:graphic>
+          </wp:inline>
+        </w:drawing>
+      </w:r>
+    </w:p>
+    <w:p>
+      <w:pPr>
+        <w:spacing w:after="200"/>
+        <w:jc w:val="center"/>
+      </w:pPr>
+      <w:r>
+        <w:rPr>
+          <w:b w:val="0"/>
+          <w:i/>
+          <w:color w:val="6E6052"/>
+          <w:sz w:val="18"/>
+        </w:rPr>
+        <w:t>Figure 13 — v1.2: a blog post opens on "Title &amp; summary"; author/date/illustration and key takeaways are folded with summaries.</w:t>
+      </w:r>
+    </w:p>
+    <w:p>
+      <w:pPr>
+        <w:jc w:val="center"/>
+      </w:pPr>
+      <w:r>
+        <w:drawing>
+          <wp:inline xmlns:a="http://schemas.openxmlformats.org/drawingml/2006/main" xmlns:pic="http://schemas.openxmlformats.org/drawingml/2006/picture">
+            <wp:extent cx="4680000" cy="3120000"/>
+            <wp:docPr id="15" name="Picture 15"/>
+            <wp:cNvGraphicFramePr>
+              <a:graphicFrameLocks noChangeAspect="1"/>
+            </wp:cNvGraphicFramePr>
+            <a:graphic>
+              <a:graphicData uri="http://schemas.openxmlformats.org/drawingml/2006/picture">
+                <pic:pic>
+                  <pic:nvPicPr>
+                    <pic:cNvPr id="0" name="33_unlock.png"/>
+                    <pic:cNvPicPr/>
+                  </pic:nvPicPr>
+                  <pic:blipFill>
+                    <a:blip r:embed="rId23"/>
+                    <a:stretch>
+                      <a:fillRect/>
+                    </a:stretch>
+                  </pic:blipFill>
+                  <pic:spPr>
+                    <a:xfrm>
+                      <a:off x="0" y="0"/>
+                      <a:ext cx="4680000" cy="3120000"/>
+                    </a:xfrm>
+                    <a:prstGeom prst="rect"/>
+                  </pic:spPr>
+                </pic:pic>
+              </a:graphicData>
+            </a:graphic>
+          </wp:inline>
+        </w:drawing>
+      </w:r>
+    </w:p>
+    <w:p>
+      <w:pPr>
+        <w:spacing w:after="200"/>
+        <w:jc w:val="center"/>
+      </w:pPr>
+      <w:r>
+        <w:rPr>
+          <w:b w:val="0"/>
+          <w:i/>
+          <w:color w:val="6E6052"/>
+          <w:sz w:val="18"/>
+        </w:rPr>
+        <w:t>Figure 14 — v1.2: return visit on a remembered device — passcode only, with "Use a different token" and "Forget this device".</w:t>
+      </w:r>
+    </w:p>
+    <w:p>
+      <w:pPr>
+        <w:pStyle w:val="Heading2"/>
+      </w:pPr>
+      <w:r>
+        <w:t>20.1 Passcode vault — data flow</w:t>
+      </w:r>
+    </w:p>
+    <w:p>
+      <w:pPr>
+        <w:spacing w:after="160"/>
+        <w:ind w:left="340"/>
+        <w:shd w:val="clear" w:color="auto" w:fill="F5EDE3"/>
+      </w:pPr>
+      <w:r>
+        <w:rPr>
+          <w:rFonts w:ascii="Consolas" w:hAnsi="Consolas" w:eastAsia="Consolas"/>
+          <w:sz w:val="17"/>
+        </w:rPr>
+        <w:t>first sign-in:   token ──▶ GitHub /user + collaborator check ──ok──▶ sessionStorage (tab)</w:t>
+        <w:br/>
+        <w:t xml:space="preserve">                 passcode + random salt ──PBKDF2-SHA-256 ×600k──▶ AES-256-GCM key</w:t>
+        <w:br/>
+        <w:t xml:space="preserve">                 encrypt(token, key, random IV) ──▶ localStorage vault { users: { &lt;login&gt;: { salt, iv, ciphertext, failures } } }</w:t>
+        <w:br/>
+        <w:t>next visit:      pick name (if several) ──▶ passcode ──derive key──▶ decrypt ──▶ token ──▶ GitHub verification again ──▶ editor</w:t>
+        <w:br/>
+        <w:t>wrong passcode:  failures+1 for that login (5 ⇒ that entry erased)   forget @name / forget everyone: entries erased</w:t>
+        <w:br/>
+        <w:t>idle 30 min:     tab session cleared ──▶ back to the passcode screen (vault untouched)</w:t>
+      </w:r>
+    </w:p>
+    <w:p>
+      <w:pPr>
+        <w:spacing w:after="120"/>
+      </w:pPr>
+      <w:r>
+        <w:rPr>
+          <w:b w:val="0"/>
+          <w:i w:val="0"/>
+        </w:rPr>
+        <w:t>What is NOT stored: the passcode, the plaintext token (outside the tab session), or any GitHub password. What an attacker with the device would need: the passcode (or an offline brute force against 600k-iteration PBKDF2), and even then only a fine-grained token limited to this repository's contents and pull requests, which expires and can be revoked by the owner in GitHub → Settings → Collaborators / by the staff member under Developer settings.</w:t>
+      </w:r>
+    </w:p>
+    <w:p>
+      <w:pPr>
+        <w:pStyle w:val="Heading1"/>
+      </w:pPr>
+      <w:r>
+        <w:t>21. Revision 1.3 — remaining workflow warnings, shared devices, batching edits, document review</w:t>
+      </w:r>
+    </w:p>
+    <w:p>
+      <w:pPr>
+        <w:spacing w:after="120"/>
+      </w:pPr>
+      <w:r>
+        <w:rPr>
+          <w:b w:val="0"/>
+          <w:i w:val="0"/>
+        </w:rPr>
+        <w:t>All npm tests pass on the owner's machine and the Dependabot action bumps were merged. Four items remained.</w:t>
+      </w:r>
+    </w:p>
+    <w:p>
+      <w:pPr>
+        <w:pStyle w:val="Heading2"/>
+      </w:pPr>
+      <w:r>
+        <w:t>21.1 Why two "Node.js 20 is deprecated" warnings survived the Dependabot bumps</w:t>
+      </w:r>
+    </w:p>
+    <w:p>
+      <w:pPr>
+        <w:spacing w:after="120"/>
+      </w:pPr>
+      <w:r>
+        <w:rPr>
+          <w:b w:val="0"/>
+          <w:i w:val="0"/>
+        </w:rPr>
+        <w:t>The run summary now names two actions, and neither is one we pin directly:</w:t>
+      </w:r>
+    </w:p>
+    <w:tbl>
+      <w:tblPr>
+        <w:tblStyle w:val="TableGrid"/>
+        <w:tblW w:type="auto" w:w="0"/>
+        <w:jc w:val="center"/>
+        <w:tblLayout w:type="fixed"/>
+        <w:tblLook w:firstColumn="1" w:firstRow="1" w:lastColumn="0" w:lastRow="0" w:noHBand="0" w:noVBand="1" w:val="04A0"/>
+        <w:tblLayout w:type="fixed"/>
+      </w:tblPr>
+      <w:tblGrid>
+        <w:gridCol w:w="794"/>
+        <w:gridCol w:w="2268"/>
+        <w:gridCol w:w="3175"/>
+        <w:gridCol w:w="3118"/>
+      </w:tblGrid>
+      <w:tr>
+        <w:tc>
+          <w:tcPr>
+            <w:tcW w:type="dxa" w:w="794"/>
+            <w:shd w:val="clear" w:color="auto" w:fill="24211E"/>
+          </w:tcPr>
+          <w:p>
+            <w:r/>
+            <w:r>
+              <w:rPr>
+                <w:b/>
+                <w:color w:val="FAF8F5"/>
+                <w:sz w:val="19"/>
+              </w:rPr>
+              <w:t>Job</w:t>
+            </w:r>
+          </w:p>
+        </w:tc>
+        <w:tc>
+          <w:tcPr>
+            <w:tcW w:type="dxa" w:w="2268"/>
+            <w:shd w:val="clear" w:color="auto" w:fill="24211E"/>
+          </w:tcPr>
+          <w:p>
+            <w:r/>
+            <w:r>
+              <w:rPr>
+                <w:b/>
+                <w:color w:val="FAF8F5"/>
+                <w:sz w:val="19"/>
+              </w:rPr>
+              <w:t>Action named in the warning</w:t>
+            </w:r>
+          </w:p>
+        </w:tc>
+        <w:tc>
+          <w:tcPr>
+            <w:tcW w:type="dxa" w:w="3175"/>
+            <w:shd w:val="clear" w:color="auto" w:fill="24211E"/>
+          </w:tcPr>
+          <w:p>
+            <w:r/>
+            <w:r>
+              <w:rPr>
+                <w:b/>
+                <w:color w:val="FAF8F5"/>
+                <w:sz w:val="19"/>
+              </w:rPr>
+              <w:t>Where it comes from</w:t>
+            </w:r>
+          </w:p>
+        </w:tc>
+        <w:tc>
+          <w:tcPr>
+            <w:tcW w:type="dxa" w:w="3118"/>
+            <w:shd w:val="clear" w:color="auto" w:fill="24211E"/>
+          </w:tcPr>
+          <w:p>
+            <w:r/>
+            <w:r>
+              <w:rPr>
+                <w:b/>
+                <w:color w:val="FAF8F5"/>
+                <w:sz w:val="19"/>
+              </w:rPr>
+              <w:t>Fix</w:t>
+            </w:r>
+          </w:p>
+        </w:tc>
+      </w:tr>
+      <w:tr>
+        <w:tc>
+          <w:tcPr>
+            <w:tcW w:type="dxa" w:w="794"/>
+          </w:tcPr>
+          <w:p>
+            <w:r/>
+            <w:r>
+              <w:rPr>
+                <w:b w:val="0"/>
+                <w:i w:val="0"/>
+                <w:sz w:val="19"/>
+              </w:rPr>
+              <w:t>build</w:t>
+            </w:r>
+          </w:p>
+        </w:tc>
+        <w:tc>
+          <w:tcPr>
+            <w:tcW w:type="dxa" w:w="2268"/>
+          </w:tcPr>
+          <w:p>
+            <w:r/>
+            <w:r>
+              <w:rPr>
+                <w:rFonts w:ascii="Consolas" w:hAnsi="Consolas" w:eastAsia="Consolas"/>
+                <w:sz w:val="17"/>
+              </w:rPr>
+              <w:t>actions/upload-artifact@ea165f8d…</w:t>
+            </w:r>
+          </w:p>
+        </w:tc>
+        <w:tc>
+          <w:tcPr>
+            <w:tcW w:type="dxa" w:w="3175"/>
+          </w:tcPr>
+          <w:p>
+            <w:r/>
+            <w:r>
+              <w:rPr>
+                <w:rFonts w:ascii="Consolas" w:hAnsi="Consolas" w:eastAsia="Consolas"/>
+                <w:b w:val="0"/>
+                <w:i w:val="0"/>
+                <w:color w:val="8A4224"/>
+                <w:sz w:val="17"/>
+              </w:rPr>
+              <w:t>actions/upload-pages-artifact@v4</w:t>
+            </w:r>
+            <w:r>
+              <w:rPr>
+                <w:b w:val="0"/>
+                <w:i w:val="0"/>
+                <w:sz w:val="19"/>
+              </w:rPr>
+              <w:t xml:space="preserve"> is a composite action that calls </w:t>
+            </w:r>
+            <w:r>
+              <w:rPr>
+                <w:rFonts w:ascii="Consolas" w:hAnsi="Consolas" w:eastAsia="Consolas"/>
+                <w:b w:val="0"/>
+                <w:i w:val="0"/>
+                <w:color w:val="8A4224"/>
+                <w:sz w:val="17"/>
+              </w:rPr>
+              <w:t>actions/upload-artifact</w:t>
+            </w:r>
+            <w:r>
+              <w:rPr>
+                <w:b w:val="0"/>
+                <w:i w:val="0"/>
+                <w:sz w:val="19"/>
+              </w:rPr>
+              <w:t xml:space="preserve"> pinned to a Node 20 commit SHA. Dependabot cannot change a pin inside someone else's action.</w:t>
+            </w:r>
+          </w:p>
+        </w:tc>
+        <w:tc>
+          <w:tcPr>
+            <w:tcW w:type="dxa" w:w="3118"/>
+          </w:tcPr>
+          <w:p>
+            <w:r/>
+            <w:r>
+              <w:rPr>
+                <w:b w:val="0"/>
+                <w:i w:val="0"/>
+                <w:sz w:val="19"/>
+              </w:rPr>
+              <w:t xml:space="preserve">Replaced the wrapper with its two steps: </w:t>
+            </w:r>
+            <w:r>
+              <w:rPr>
+                <w:rFonts w:ascii="Consolas" w:hAnsi="Consolas" w:eastAsia="Consolas"/>
+                <w:b w:val="0"/>
+                <w:i w:val="0"/>
+                <w:color w:val="8A4224"/>
+                <w:sz w:val="17"/>
+              </w:rPr>
+              <w:t>tar</w:t>
+            </w:r>
+            <w:r>
+              <w:rPr>
+                <w:b w:val="0"/>
+                <w:i w:val="0"/>
+                <w:sz w:val="19"/>
+              </w:rPr>
+              <w:t xml:space="preserve"> the </w:t>
+            </w:r>
+            <w:r>
+              <w:rPr>
+                <w:rFonts w:ascii="Consolas" w:hAnsi="Consolas" w:eastAsia="Consolas"/>
+                <w:b w:val="0"/>
+                <w:i w:val="0"/>
+                <w:color w:val="8A4224"/>
+                <w:sz w:val="17"/>
+              </w:rPr>
+              <w:t>dist/</w:t>
+            </w:r>
+            <w:r>
+              <w:rPr>
+                <w:b w:val="0"/>
+                <w:i w:val="0"/>
+                <w:sz w:val="19"/>
+              </w:rPr>
+              <w:t xml:space="preserve"> folder exactly as the wrapper does and upload it with a current </w:t>
+            </w:r>
+            <w:r>
+              <w:rPr>
+                <w:rFonts w:ascii="Consolas" w:hAnsi="Consolas" w:eastAsia="Consolas"/>
+                <w:b w:val="0"/>
+                <w:i w:val="0"/>
+                <w:color w:val="8A4224"/>
+                <w:sz w:val="17"/>
+              </w:rPr>
+              <w:t>actions/upload-artifact@v5</w:t>
+            </w:r>
+            <w:r>
+              <w:rPr>
+                <w:b w:val="0"/>
+                <w:i w:val="0"/>
+                <w:sz w:val="19"/>
+              </w:rPr>
+              <w:t xml:space="preserve"> under the artifact name </w:t>
+            </w:r>
+            <w:r>
+              <w:rPr>
+                <w:rFonts w:ascii="Consolas" w:hAnsi="Consolas" w:eastAsia="Consolas"/>
+                <w:b w:val="0"/>
+                <w:i w:val="0"/>
+                <w:color w:val="8A4224"/>
+                <w:sz w:val="17"/>
+              </w:rPr>
+              <w:t>github-pages</w:t>
+            </w:r>
+            <w:r>
+              <w:rPr>
+                <w:b w:val="0"/>
+                <w:i w:val="0"/>
+                <w:sz w:val="19"/>
+              </w:rPr>
+              <w:t xml:space="preserve"> that </w:t>
+            </w:r>
+            <w:r>
+              <w:rPr>
+                <w:rFonts w:ascii="Consolas" w:hAnsi="Consolas" w:eastAsia="Consolas"/>
+                <w:b w:val="0"/>
+                <w:i w:val="0"/>
+                <w:color w:val="8A4224"/>
+                <w:sz w:val="17"/>
+              </w:rPr>
+              <w:t>deploy-pages</w:t>
+            </w:r>
+            <w:r>
+              <w:rPr>
+                <w:b w:val="0"/>
+                <w:i w:val="0"/>
+                <w:sz w:val="19"/>
+              </w:rPr>
+              <w:t xml:space="preserve"> expects. Same artifact, no Node 20 code path.</w:t>
+            </w:r>
+          </w:p>
+        </w:tc>
+      </w:tr>
+      <w:tr>
+        <w:tc>
+          <w:tcPr>
+            <w:tcW w:type="dxa" w:w="794"/>
+            <w:shd w:val="clear" w:color="auto" w:fill="FAF7F2"/>
+          </w:tcPr>
+          <w:p>
+            <w:r/>
+            <w:r>
+              <w:rPr>
+                <w:b w:val="0"/>
+                <w:i w:val="0"/>
+                <w:sz w:val="19"/>
+              </w:rPr>
+              <w:t>deploy</w:t>
+            </w:r>
+          </w:p>
+        </w:tc>
+        <w:tc>
+          <w:tcPr>
+            <w:tcW w:type="dxa" w:w="2268"/>
+            <w:shd w:val="clear" w:color="auto" w:fill="FAF7F2"/>
+          </w:tcPr>
+          <w:p>
+            <w:r/>
+            <w:r>
+              <w:rPr>
+                <w:rFonts w:ascii="Consolas" w:hAnsi="Consolas" w:eastAsia="Consolas"/>
+                <w:sz w:val="17"/>
+              </w:rPr>
+              <w:t>actions/deploy-pages@v4</w:t>
+            </w:r>
+          </w:p>
+        </w:tc>
+        <w:tc>
+          <w:tcPr>
+            <w:tcW w:type="dxa" w:w="3175"/>
+            <w:shd w:val="clear" w:color="auto" w:fill="FAF7F2"/>
+          </w:tcPr>
+          <w:p>
+            <w:r/>
+            <w:r>
+              <w:rPr>
+                <w:b w:val="0"/>
+                <w:i w:val="0"/>
+                <w:sz w:val="19"/>
+              </w:rPr>
+              <w:t>GitHub's own deployment action has not published a Node 24 major (which is why Dependabot left it at v4).</w:t>
+            </w:r>
+          </w:p>
+        </w:tc>
+        <w:tc>
+          <w:tcPr>
+            <w:tcW w:type="dxa" w:w="3118"/>
+            <w:shd w:val="clear" w:color="auto" w:fill="FAF7F2"/>
+          </w:tcPr>
+          <w:p>
+            <w:r/>
+            <w:r>
+              <w:rPr>
+                <w:b w:val="0"/>
+                <w:i w:val="0"/>
+                <w:sz w:val="19"/>
+              </w:rPr>
+              <w:t xml:space="preserve">The deploy job now sets </w:t>
+            </w:r>
+            <w:r>
+              <w:rPr>
+                <w:rFonts w:ascii="Consolas" w:hAnsi="Consolas" w:eastAsia="Consolas"/>
+                <w:b w:val="0"/>
+                <w:i w:val="0"/>
+                <w:color w:val="8A4224"/>
+                <w:sz w:val="17"/>
+              </w:rPr>
+              <w:t>FORCE_JAVASCRIPT_ACTIONS_TO_NODE24: true</w:t>
+            </w:r>
+            <w:r>
+              <w:rPr>
+                <w:b w:val="0"/>
+                <w:i w:val="0"/>
+                <w:sz w:val="19"/>
+              </w:rPr>
+              <w:t>, the documented opt-in that runs Node 20 actions on Node 24 — what the runner already does, now stated explicitly. Dependabot will open a PR the day a v5 appears.</w:t>
+            </w:r>
+          </w:p>
+        </w:tc>
+      </w:tr>
+    </w:tbl>
+    <w:p>
+      <w:pPr>
+        <w:spacing w:after="40"/>
+      </w:pPr>
+    </w:p>
+    <w:p>
+      <w:pPr>
+        <w:spacing w:after="120"/>
+      </w:pPr>
+      <w:r>
+        <w:rPr>
+          <w:b w:val="0"/>
+          <w:i w:val="0"/>
+        </w:rPr>
+        <w:t xml:space="preserve">If GitHub keeps emitting the notice for </w:t>
+      </w:r>
+      <w:r>
+        <w:rPr>
+          <w:rFonts w:ascii="Consolas" w:hAnsi="Consolas" w:eastAsia="Consolas"/>
+          <w:b w:val="0"/>
+          <w:i w:val="0"/>
+          <w:color w:val="8A4224"/>
+          <w:sz w:val="19"/>
+        </w:rPr>
+        <w:t>deploy-pages</w:t>
+      </w:r>
+      <w:r>
+        <w:rPr>
+          <w:b w:val="0"/>
+          <w:i w:val="0"/>
+        </w:rPr>
+        <w:t xml:space="preserve"> despite the opt-in, the only way to make it disappear is to stop using that action. The ready alternative is "deploy from a branch": a workflow step that pushes </w:t>
+      </w:r>
+      <w:r>
+        <w:rPr>
+          <w:rFonts w:ascii="Consolas" w:hAnsi="Consolas" w:eastAsia="Consolas"/>
+          <w:b w:val="0"/>
+          <w:i w:val="0"/>
+          <w:color w:val="8A4224"/>
+          <w:sz w:val="19"/>
+        </w:rPr>
+        <w:t>dist/</w:t>
+      </w:r>
+      <w:r>
+        <w:rPr>
+          <w:b w:val="0"/>
+          <w:i w:val="0"/>
+        </w:rPr>
+        <w:t xml:space="preserve"> to a </w:t>
+      </w:r>
+      <w:r>
+        <w:rPr>
+          <w:rFonts w:ascii="Consolas" w:hAnsi="Consolas" w:eastAsia="Consolas"/>
+          <w:b w:val="0"/>
+          <w:i w:val="0"/>
+          <w:color w:val="8A4224"/>
+          <w:sz w:val="19"/>
+        </w:rPr>
+        <w:t>gh-pages</w:t>
+      </w:r>
+      <w:r>
+        <w:rPr>
+          <w:b w:val="0"/>
+          <w:i w:val="0"/>
+        </w:rPr>
+        <w:t xml:space="preserve"> branch with plain git (no JavaScript actions involved) and Pages set to "Source: Deploy from a branch → gh-pages". It trades the deployment environment/URL bookkeeping of </w:t>
+      </w:r>
+      <w:r>
+        <w:rPr>
+          <w:rFonts w:ascii="Consolas" w:hAnsi="Consolas" w:eastAsia="Consolas"/>
+          <w:b w:val="0"/>
+          <w:i w:val="0"/>
+          <w:color w:val="8A4224"/>
+          <w:sz w:val="19"/>
+        </w:rPr>
+        <w:t>deploy-pages</w:t>
+      </w:r>
+      <w:r>
+        <w:rPr>
+          <w:b w:val="0"/>
+          <w:i w:val="0"/>
+        </w:rPr>
+        <w:t xml:space="preserve"> for a build-artifact branch in the repository; it is documented here as the fallback rather than applied, because the current deployment works and the warning is informational.</w:t>
+      </w:r>
+    </w:p>
+    <w:p>
+      <w:pPr>
+        <w:spacing w:after="160"/>
+        <w:ind w:left="340"/>
+        <w:shd w:val="clear" w:color="auto" w:fill="F5EDE3"/>
+      </w:pPr>
+      <w:r>
+        <w:rPr>
+          <w:rFonts w:ascii="Consolas" w:hAnsi="Consolas" w:eastAsia="Consolas"/>
+          <w:sz w:val="17"/>
+        </w:rPr>
+        <w:t># fallback only – replaces the deploy job</w:t>
+        <w:br/>
+        <w:t>- name: Publish to gh-pages branch</w:t>
+        <w:br/>
+        <w:t xml:space="preserve">  run: |</w:t>
+        <w:br/>
+        <w:t xml:space="preserve">    git config user.name github-actions &amp;&amp; git config user.email github-actions@github.com</w:t>
+        <w:br/>
+        <w:t xml:space="preserve">    git --work-tree dist checkout --orphan gh-pages &amp;&amp; git --work-tree dist add --all</w:t>
+        <w:br/>
+        <w:t xml:space="preserve">    git --work-tree dist commit -m "Deploy ${GITHUB_SHA}" &amp;&amp; git push --force origin gh-pages</w:t>
+      </w:r>
+    </w:p>
+    <w:p>
+      <w:pPr>
+        <w:spacing w:after="120"/>
+      </w:pPr>
+      <w:r>
+        <w:rPr>
+          <w:b w:val="0"/>
+          <w:i w:val="0"/>
+        </w:rPr>
+        <w:t xml:space="preserve">The third annotation ("ubuntu-latest will migrate to Ubuntu 26") is informational; the workflows do not depend on the image version. Pinning </w:t>
+      </w:r>
+      <w:r>
+        <w:rPr>
+          <w:rFonts w:ascii="Consolas" w:hAnsi="Consolas" w:eastAsia="Consolas"/>
+          <w:b w:val="0"/>
+          <w:i w:val="0"/>
+          <w:color w:val="8A4224"/>
+          <w:sz w:val="19"/>
+        </w:rPr>
+        <w:t>ubuntu-24.04</w:t>
+      </w:r>
+      <w:r>
+        <w:rPr>
+          <w:b w:val="0"/>
+          <w:i w:val="0"/>
+        </w:rPr>
+        <w:t xml:space="preserve"> would silence it at the cost of a manual bump when that image is retired, so </w:t>
+      </w:r>
+      <w:r>
+        <w:rPr>
+          <w:rFonts w:ascii="Consolas" w:hAnsi="Consolas" w:eastAsia="Consolas"/>
+          <w:b w:val="0"/>
+          <w:i w:val="0"/>
+          <w:color w:val="8A4224"/>
+          <w:sz w:val="19"/>
+        </w:rPr>
+        <w:t>ubuntu-latest</w:t>
+      </w:r>
+      <w:r>
+        <w:rPr>
+          <w:b w:val="0"/>
+          <w:i w:val="0"/>
+        </w:rPr>
+        <w:t xml:space="preserve"> is kept.</w:t>
+      </w:r>
+    </w:p>
+    <w:p>
+      <w:pPr>
+        <w:pStyle w:val="Heading2"/>
+      </w:pPr>
+      <w:r>
+        <w:t>21.2 Shared laptops and the passcode</w:t>
+      </w:r>
+    </w:p>
+    <w:p>
+      <w:pPr>
+        <w:spacing w:after="120"/>
+      </w:pPr>
+      <w:r>
+        <w:rPr>
+          <w:b w:val="0"/>
+          <w:i w:val="0"/>
+        </w:rPr>
+        <w:t>Question raised: how does the passcode work if staff share a laptop or terminal — do they need separate machines? Answer: no. The vault is now per person:</w:t>
+      </w:r>
+    </w:p>
+    <w:p>
+      <w:pPr>
+        <w:pStyle w:val="ListBullet"/>
+        <w:spacing w:after="40"/>
+      </w:pPr>
+      <w:r>
+        <w:rPr>
+          <w:b w:val="0"/>
+          <w:i w:val="0"/>
+        </w:rPr>
+        <w:t>The first time, each person pastes their own GitHub token and chooses their own passcode. The device then remembers everyone (up to eight people) under their GitHub names.</w:t>
+      </w:r>
+    </w:p>
+    <w:p>
+      <w:pPr>
+        <w:pStyle w:val="ListBullet"/>
+        <w:spacing w:after="40"/>
+      </w:pPr>
+      <w:r>
+        <w:rPr>
+          <w:b w:val="0"/>
+          <w:i w:val="0"/>
+        </w:rPr>
+        <w:t>On later visits the screen asks "Who is editing?" — pick your name, type your passcode. Wrong-passcode counting, "Forget @name" and the 5-strike wipe are per person; "Forget everyone" clears the device.</w:t>
+      </w:r>
+    </w:p>
+    <w:p>
+      <w:pPr>
+        <w:pStyle w:val="ListBullet"/>
+        <w:spacing w:after="40"/>
+      </w:pPr>
+      <w:r>
+        <w:rPr>
+          <w:b w:val="0"/>
+          <w:i w:val="0"/>
+        </w:rPr>
+        <w:t>The editing session belongs to the tab: closing the tab, "Sign out", or 30 minutes without mouse/keyboard activity (warning shown after 29) returns to the passcode screen and discards unsaved edits. This stops the next person at the counter from submitting under the previous name.</w:t>
+      </w:r>
+    </w:p>
+    <w:p>
+      <w:pPr>
+        <w:pStyle w:val="ListBullet"/>
+        <w:spacing w:after="40"/>
+      </w:pPr>
+      <w:r>
+        <w:rPr>
+          <w:b w:val="0"/>
+          <w:i w:val="0"/>
+        </w:rPr>
+        <w:t>Separate browser profiles (or separate machines) remain the stronger option where accountability matters, because GitHub attributes every PR to the token's owner; the per-person vault is designed so that a shared counter laptop still works correctly without it.</w:t>
+      </w:r>
+    </w:p>
+    <w:p>
+      <w:pPr>
+        <w:pStyle w:val="ListBullet"/>
+        <w:spacing w:after="40"/>
+      </w:pPr>
+      <w:r>
+        <w:rPr>
+          <w:b w:val="0"/>
+          <w:i w:val="0"/>
+        </w:rPr>
+        <w:t>What the passcode does not do: it is not a GitHub credential and never leaves the device; it only unlocks the locally encrypted token. GitHub still performs the collaborator check on every unlock.</w:t>
+      </w:r>
+    </w:p>
+    <w:p>
+      <w:pPr>
+        <w:jc w:val="center"/>
+      </w:pPr>
+      <w:r>
+        <w:drawing>
+          <wp:inline xmlns:a="http://schemas.openxmlformats.org/drawingml/2006/main" xmlns:pic="http://schemas.openxmlformats.org/drawingml/2006/picture">
+            <wp:extent cx="4680000" cy="3120000"/>
+            <wp:docPr id="16" name="Picture 16"/>
+            <wp:cNvGraphicFramePr>
+              <a:graphicFrameLocks noChangeAspect="1"/>
+            </wp:cNvGraphicFramePr>
+            <a:graphic>
+              <a:graphicData uri="http://schemas.openxmlformats.org/drawingml/2006/picture">
+                <pic:pic>
+                  <pic:nvPicPr>
+                    <pic:cNvPr id="0" name="34_who_is_editing.png"/>
+                    <pic:cNvPicPr/>
+                  </pic:nvPicPr>
+                  <pic:blipFill>
+                    <a:blip r:embed="rId24"/>
+                    <a:stretch>
+                      <a:fillRect/>
+                    </a:stretch>
+                  </pic:blipFill>
+                  <pic:spPr>
+                    <a:xfrm>
+                      <a:off x="0" y="0"/>
+                      <a:ext cx="4680000" cy="3120000"/>
+                    </a:xfrm>
+                    <a:prstGeom prst="rect"/>
+                  </pic:spPr>
+                </pic:pic>
+              </a:graphicData>
+            </a:graphic>
+          </wp:inline>
+        </w:drawing>
+      </w:r>
+    </w:p>
+    <w:p>
+      <w:pPr>
+        <w:spacing w:after="200"/>
+        <w:jc w:val="center"/>
+      </w:pPr>
+      <w:r>
+        <w:rPr>
+          <w:b w:val="0"/>
+          <w:i/>
+          <w:color w:val="6E6052"/>
+          <w:sz w:val="18"/>
+        </w:rPr>
+        <w:t>Figure 15 — v1.3: a shared device remembers several people; each picks their name and enters their own passcode.</w:t>
+      </w:r>
+    </w:p>
+    <w:p>
+      <w:pPr>
+        <w:pStyle w:val="Heading2"/>
+      </w:pPr>
+      <w:r>
+        <w:t>21.3 Batching several edits into one Pull Request ("Back to editing")</w:t>
+      </w:r>
+    </w:p>
+    <w:p>
+      <w:pPr>
+        <w:spacing w:after="120"/>
+      </w:pPr>
+      <w:r>
+        <w:rPr>
+          <w:b w:val="0"/>
+          <w:i w:val="0"/>
+        </w:rPr>
+        <w:t>The review dialog's "Back to editing" button returns to the editor with every change so far intact, so staff can edit the announcement, then the menu, then the hours, and only then open a single Pull Request that lists all of it. The dialog now says so explicitly. Guidance added to the staff guide:</w:t>
+      </w:r>
+    </w:p>
+    <w:tbl>
+      <w:tblPr>
+        <w:tblStyle w:val="TableGrid"/>
+        <w:tblW w:type="auto" w:w="0"/>
+        <w:jc w:val="center"/>
+        <w:tblLayout w:type="fixed"/>
+        <w:tblLook w:firstColumn="1" w:firstRow="1" w:lastColumn="0" w:lastRow="0" w:noHBand="0" w:noVBand="1" w:val="04A0"/>
+        <w:tblLayout w:type="fixed"/>
+      </w:tblPr>
+      <w:tblGrid>
+        <w:gridCol w:w="4677"/>
+        <w:gridCol w:w="4677"/>
+      </w:tblGrid>
+      <w:tr>
+        <w:tc>
+          <w:tcPr>
+            <w:tcW w:type="dxa" w:w="4677"/>
+            <w:shd w:val="clear" w:color="auto" w:fill="24211E"/>
+          </w:tcPr>
+          <w:p>
+            <w:r/>
+            <w:r>
+              <w:rPr>
+                <w:b/>
+                <w:color w:val="FAF8F5"/>
+                <w:sz w:val="19"/>
+              </w:rPr>
+              <w:t>One Pull Request for several edits</w:t>
+            </w:r>
+          </w:p>
+        </w:tc>
+        <w:tc>
+          <w:tcPr>
+            <w:tcW w:type="dxa" w:w="4677"/>
+            <w:shd w:val="clear" w:color="auto" w:fill="24211E"/>
+          </w:tcPr>
+          <w:p>
+            <w:r/>
+            <w:r>
+              <w:rPr>
+                <w:b/>
+                <w:color w:val="FAF8F5"/>
+                <w:sz w:val="19"/>
+              </w:rPr>
+              <w:t>One Pull Request per edit</w:t>
+            </w:r>
+          </w:p>
+        </w:tc>
+      </w:tr>
+      <w:tr>
+        <w:tc>
+          <w:tcPr>
+            <w:tcW w:type="dxa" w:w="4677"/>
+          </w:tcPr>
+          <w:p>
+            <w:r/>
+            <w:r>
+              <w:rPr>
+                <w:b w:val="0"/>
+                <w:i w:val="0"/>
+                <w:sz w:val="19"/>
+              </w:rPr>
+              <w:t>+ One approval, one deployment; related changes (new dish + new price + banner) go live together and can never be half-published.</w:t>
+            </w:r>
+          </w:p>
+        </w:tc>
+        <w:tc>
+          <w:tcPr>
+            <w:tcW w:type="dxa" w:w="4677"/>
+          </w:tcPr>
+          <w:p>
+            <w:r/>
+            <w:r>
+              <w:rPr>
+                <w:b w:val="0"/>
+                <w:i w:val="0"/>
+                <w:sz w:val="19"/>
+              </w:rPr>
+              <w:t>+ Each change is reviewed on its own merits; a problem with one does not hold up the others.</w:t>
+            </w:r>
+          </w:p>
+        </w:tc>
+      </w:tr>
+      <w:tr>
+        <w:tc>
+          <w:tcPr>
+            <w:tcW w:type="dxa" w:w="4677"/>
+            <w:shd w:val="clear" w:color="auto" w:fill="FAF7F2"/>
+          </w:tcPr>
+          <w:p>
+            <w:r/>
+            <w:r>
+              <w:rPr>
+                <w:b w:val="0"/>
+                <w:i w:val="0"/>
+                <w:sz w:val="19"/>
+              </w:rPr>
+              <w:t>+ Less noise for the owner; the PR body still lists every field that changed.</w:t>
+            </w:r>
+          </w:p>
+        </w:tc>
+        <w:tc>
+          <w:tcPr>
+            <w:tcW w:type="dxa" w:w="4677"/>
+            <w:shd w:val="clear" w:color="auto" w:fill="FAF7F2"/>
+          </w:tcPr>
+          <w:p>
+            <w:r/>
+            <w:r>
+              <w:rPr>
+                <w:b w:val="0"/>
+                <w:i w:val="0"/>
+                <w:sz w:val="19"/>
+              </w:rPr>
+              <w:t>+ Smaller, quicker reviews; easy to revert one thing.</w:t>
+            </w:r>
+          </w:p>
+        </w:tc>
+      </w:tr>
+      <w:tr>
+        <w:tc>
+          <w:tcPr>
+            <w:tcW w:type="dxa" w:w="4677"/>
+          </w:tcPr>
+          <w:p>
+            <w:r/>
+            <w:r>
+              <w:rPr>
+                <w:b w:val="0"/>
+                <w:i w:val="0"/>
+                <w:sz w:val="19"/>
+              </w:rPr>
+              <w:t xml:space="preserve">− If the owner rejects one item, nothing in the batch is published until it is fixed (the editor loads from </w:t>
+            </w:r>
+            <w:r>
+              <w:rPr>
+                <w:rFonts w:ascii="Consolas" w:hAnsi="Consolas" w:eastAsia="Consolas"/>
+                <w:b w:val="0"/>
+                <w:i w:val="0"/>
+                <w:color w:val="8A4224"/>
+                <w:sz w:val="17"/>
+              </w:rPr>
+              <w:t>main</w:t>
+            </w:r>
+            <w:r>
+              <w:rPr>
+                <w:b w:val="0"/>
+                <w:i w:val="0"/>
+                <w:sz w:val="19"/>
+              </w:rPr>
+              <w:t>, so the rejected batch has to be redone).</w:t>
+            </w:r>
+          </w:p>
+        </w:tc>
+        <w:tc>
+          <w:tcPr>
+            <w:tcW w:type="dxa" w:w="4677"/>
+          </w:tcPr>
+          <w:p>
+            <w:r/>
+            <w:r>
+              <w:rPr>
+                <w:b w:val="0"/>
+                <w:i w:val="0"/>
+                <w:sz w:val="19"/>
+              </w:rPr>
+              <w:t>− More notifications and more deployments; two PRs that touch the same file may conflict (the second is refused at submit with "changed on main" once the first merges, and must be reloaded).</w:t>
+            </w:r>
+          </w:p>
+        </w:tc>
+      </w:tr>
+      <w:tr>
+        <w:tc>
+          <w:tcPr>
+            <w:tcW w:type="dxa" w:w="4677"/>
+            <w:shd w:val="clear" w:color="auto" w:fill="FAF7F2"/>
+          </w:tcPr>
+          <w:p>
+            <w:r/>
+            <w:r>
+              <w:rPr>
+                <w:b w:val="0"/>
+                <w:i w:val="0"/>
+                <w:sz w:val="19"/>
+              </w:rPr>
+              <w:t>− Unsaved edits sit in the browser until submitted — a closed tab or the inactivity lock loses them.</w:t>
+            </w:r>
+          </w:p>
+        </w:tc>
+        <w:tc>
+          <w:tcPr>
+            <w:tcW w:type="dxa" w:w="4677"/>
+            <w:shd w:val="clear" w:color="auto" w:fill="FAF7F2"/>
+          </w:tcPr>
+          <w:p>
+            <w:r/>
+            <w:r>
+              <w:rPr>
+                <w:b w:val="0"/>
+                <w:i w:val="0"/>
+                <w:sz w:val="19"/>
+              </w:rPr>
+              <w:t>− Related changes can go live minutes apart.</w:t>
+            </w:r>
+          </w:p>
+        </w:tc>
+      </w:tr>
+    </w:tbl>
+    <w:p>
+      <w:pPr>
+        <w:spacing w:after="40"/>
+      </w:pPr>
+    </w:p>
+    <w:p>
+      <w:pPr>
+        <w:spacing w:after="120"/>
+      </w:pPr>
+      <w:r>
+        <w:rPr>
+          <w:b w:val="0"/>
+          <w:i w:val="0"/>
+        </w:rPr>
+        <w:t>Rule of thumb given to staff: batch changes that belong together (tonight's menu), submit separately when they do not (a blog post and a price correction).</w:t>
+      </w:r>
+    </w:p>
+    <w:p>
+      <w:pPr>
+        <w:pStyle w:val="Heading2"/>
+      </w:pPr>
+      <w:r>
+        <w:t>21.4 Document review</w:t>
+      </w:r>
+    </w:p>
+    <w:p>
+      <w:pPr>
+        <w:pStyle w:val="ListBullet"/>
+        <w:spacing w:after="40"/>
+      </w:pPr>
+      <w:r>
+        <w:rPr>
+          <w:b w:val="0"/>
+          <w:i w:val="0"/>
+        </w:rPr>
+        <w:t>Fixed the fragment "The only thing staff change." and a stale test count; decisions re-ordered (D15 before D16/D17); code formatting in decision headings; §8.1 and §13 updated for the passcode vault; a note that belonged to v1.2 removed from the v1.1 table.</w:t>
+      </w:r>
+    </w:p>
+    <w:p>
+      <w:pPr>
+        <w:pStyle w:val="ListBullet"/>
+        <w:spacing w:after="40"/>
+      </w:pPr>
+      <w:r>
+        <w:rPr>
+          <w:b w:val="0"/>
+          <w:i w:val="0"/>
+        </w:rPr>
+        <w:t>Removed forced page breaks that produced an empty page after Figure 4 and near-empty pages before the revision sections; sections now flow.</w:t>
       </w:r>
     </w:p>
     <w:sectPr>
